--- a/docs/acrme_plain_english_walkthrough.docx
+++ b/docs/acrme_plain_english_walkthrough.docx
@@ -1107,7 +1107,7 @@
         <w:t xml:space="preserve"> </w:t>
       </w:r>
       <w:r>
-        <w:t xml:space="preserve">v2.2 §6, ADR-001):</w:t>
+        <w:t xml:space="preserve">v2.2 Section 6, ADR-001):</w:t>
       </w:r>
     </w:p>
     <w:tbl>
@@ -2160,7 +2160,7 @@
         <w:t xml:space="preserve"> </w:t>
       </w:r>
       <w:r>
-        <w:t xml:space="preserve">hardcoded. The team can adjust them if priorities change (see §6 for the weight-sum validation</w:t>
+        <w:t xml:space="preserve">hardcoded. The team can adjust them if priorities change (see Section 6 for the weight-sum validation</w:t>
       </w:r>
       <w:r>
         <w:t xml:space="preserve"> </w:t>
@@ -6754,7 +6754,7 @@
         <w:pStyle w:val="BodyText"/>
       </w:pPr>
       <w:r>
-        <w:t xml:space="preserve">See §6 of the Calculation Logic Reference and §8.2 of the Technical Design Document for the</w:t>
+        <w:t xml:space="preserve">See Section 6 of the Calculation Logic Reference and Section 8.2 of the Technical Design Document for the</w:t>
       </w:r>
       <w:r>
         <w:t xml:space="preserve"> </w:t>

--- a/docs/acrme_plain_english_walkthrough.docx
+++ b/docs/acrme_plain_english_walkthrough.docx
@@ -2,7 +2,7 @@
 <file path=word/document.xml><?xml version="1.0" encoding="utf-8"?>
 <w:document xmlns:w="http://schemas.openxmlformats.org/wordprocessingml/2006/main" xmlns:m="http://schemas.openxmlformats.org/officeDocument/2006/math" xmlns:r="http://schemas.openxmlformats.org/officeDocument/2006/relationships" xmlns:o="urn:schemas-microsoft-com:office:office" xmlns:v="urn:schemas-microsoft-com:vml" xmlns:w10="urn:schemas-microsoft-com:office:word" xmlns:a="http://schemas.openxmlformats.org/drawingml/2006/main" xmlns:pic="http://schemas.openxmlformats.org/drawingml/2006/picture" xmlns:wp="http://schemas.openxmlformats.org/drawingml/2006/wordprocessingDrawing">
   <w:body>
-    <w:bookmarkStart w:id="81" w:name="Xd2574ea027b0a220e9963f5fb01075e47dd758e"/>
+    <w:bookmarkStart w:id="93" w:name="Xd2574ea027b0a220e9963f5fb01075e47dd758e"/>
     <w:p>
       <w:pPr>
         <w:pStyle w:val="Heading1"/>
@@ -9297,7 +9297,7 @@
     </w:p>
     <w:bookmarkEnd w:id="61"/>
     <w:bookmarkEnd w:id="62"/>
-    <w:bookmarkStart w:id="72" w:name="domain-3-capacity-management"/>
+    <w:bookmarkStart w:id="75" w:name="domain-3-capacity-management"/>
     <w:p>
       <w:pPr>
         <w:pStyle w:val="Heading2"/>
@@ -9714,13 +9714,13 @@
       </w:r>
     </w:p>
     <w:bookmarkEnd w:id="65"/>
-    <w:bookmarkStart w:id="66" w:name="X69a3aabd2c0ff0fdc4760b0e75d826549b1b16a"/>
+    <w:bookmarkStart w:id="68" w:name="Xa42339aa577234b8b4260da5547b8e077a60aed"/>
     <w:p>
       <w:pPr>
         <w:pStyle w:val="Heading3"/>
       </w:pPr>
       <w:r>
-        <w:t xml:space="preserve">5.4 The Auto-Increase Trigger — When ACRME Raises a Capacity Request</w:t>
+        <w:t xml:space="preserve">5.4 Auto-Increase Thresholds — Configurable Trigger Points</w:t>
       </w:r>
     </w:p>
     <w:p>
@@ -9728,13 +9728,55 @@
         <w:pStyle w:val="FirstParagraph"/>
       </w:pPr>
       <w:r>
-        <w:t xml:space="preserve">ACRME does not wait for a deficit to appear before acting. It watches utilisation in real time and</w:t>
-      </w:r>
-      <w:r>
-        <w:t xml:space="preserve"> </w:t>
-      </w:r>
-      <w:r>
-        <w:t xml:space="preserve">triggers a capacity increase request when utilisation hits a threshold:</w:t>
+        <w:t xml:space="preserve">Before explaining when ACRME raises capacity requests, it’s important to understand that the trigger</w:t>
+      </w:r>
+      <w:r>
+        <w:t xml:space="preserve"> </w:t>
+      </w:r>
+      <w:r>
+        <w:t xml:space="preserve">points are</w:t>
+      </w:r>
+      <w:r>
+        <w:t xml:space="preserve"> </w:t>
+      </w:r>
+      <w:r>
+        <w:rPr>
+          <w:bCs/>
+          <w:b/>
+        </w:rPr>
+        <w:t xml:space="preserve">configurable policy values</w:t>
+      </w:r>
+      <w:r>
+        <w:t xml:space="preserve">, not hardcoded constants.</w:t>
+      </w:r>
+    </w:p>
+    <w:bookmarkStart w:id="66" w:name="X9913b7e94affeedf02a308aa26e761d807dc10b"/>
+    <w:p>
+      <w:pPr>
+        <w:pStyle w:val="Heading4"/>
+      </w:pPr>
+      <w:r>
+        <w:t xml:space="preserve">5.4.1 The Three Auto-Increase Threshold Parameters</w:t>
+      </w:r>
+    </w:p>
+    <w:p>
+      <w:pPr>
+        <w:pStyle w:val="FirstParagraph"/>
+      </w:pPr>
+      <w:r>
+        <w:t xml:space="preserve">ACRME uses three configurable thresholds stored in</w:t>
+      </w:r>
+      <w:r>
+        <w:t xml:space="preserve"> </w:t>
+      </w:r>
+      <w:r>
+        <w:rPr>
+          <w:rStyle w:val="VerbatimChar"/>
+        </w:rPr>
+        <w:t xml:space="preserve">PlacementPolicy</w:t>
+      </w:r>
+      <w:r>
+        <w:t xml:space="preserve">:</w:t>
       </w:r>
     </w:p>
     <w:tbl>
@@ -9760,31 +9802,31 @@
               <w:jc w:val="left"/>
             </w:pPr>
             <w:r>
-              <w:t xml:space="preserve">Environment</w:t>
-            </w:r>
-          </w:p>
-        </w:tc>
-        <w:tc>
-          <w:tcPr/>
-          <w:p>
-            <w:pPr>
-              <w:pStyle w:val="Compact"/>
-              <w:jc w:val="left"/>
-            </w:pPr>
-            <w:r>
-              <w:t xml:space="preserve">Utilisation threshold</w:t>
-            </w:r>
-          </w:p>
-        </w:tc>
-        <w:tc>
-          <w:tcPr/>
-          <w:p>
-            <w:pPr>
-              <w:pStyle w:val="Compact"/>
-              <w:jc w:val="left"/>
-            </w:pPr>
-            <w:r>
-              <w:t xml:space="preserve">Meaning</w:t>
+              <w:t xml:space="preserve">Parameter Name</w:t>
+            </w:r>
+          </w:p>
+        </w:tc>
+        <w:tc>
+          <w:tcPr/>
+          <w:p>
+            <w:pPr>
+              <w:pStyle w:val="Compact"/>
+              <w:jc w:val="left"/>
+            </w:pPr>
+            <w:r>
+              <w:t xml:space="preserve">Default Value</w:t>
+            </w:r>
+          </w:p>
+        </w:tc>
+        <w:tc>
+          <w:tcPr/>
+          <w:p>
+            <w:pPr>
+              <w:pStyle w:val="Compact"/>
+              <w:jc w:val="left"/>
+            </w:pPr>
+            <w:r>
+              <w:t xml:space="preserve">What it measures</w:t>
             </w:r>
           </w:p>
         </w:tc>
@@ -9798,31 +9840,44 @@
               <w:jc w:val="left"/>
             </w:pPr>
             <w:r>
-              <w:t xml:space="preserve">Prod</w:t>
-            </w:r>
-          </w:p>
-        </w:tc>
-        <w:tc>
-          <w:tcPr/>
-          <w:p>
-            <w:pPr>
-              <w:pStyle w:val="Compact"/>
-              <w:jc w:val="left"/>
-            </w:pPr>
-            <w:r>
-              <w:t xml:space="preserve">20%</w:t>
-            </w:r>
-          </w:p>
-        </w:tc>
-        <w:tc>
-          <w:tcPr/>
-          <w:p>
-            <w:pPr>
-              <w:pStyle w:val="Compact"/>
-              <w:jc w:val="left"/>
-            </w:pPr>
-            <w:r>
-              <w:t xml:space="preserve">Trigger when 20% of reserved Prod capacity is consumed</w:t>
+              <w:rPr>
+                <w:rStyle w:val="VerbatimChar"/>
+              </w:rPr>
+              <w:t xml:space="preserve">prod_autoincrease_threshold</w:t>
+            </w:r>
+          </w:p>
+        </w:tc>
+        <w:tc>
+          <w:tcPr/>
+          <w:p>
+            <w:pPr>
+              <w:pStyle w:val="Compact"/>
+              <w:jc w:val="left"/>
+            </w:pPr>
+            <w:r>
+              <w:rPr>
+                <w:bCs/>
+                <w:b/>
+              </w:rPr>
+              <w:t xml:space="preserve">0.20</w:t>
+            </w:r>
+            <w:r>
+              <w:t xml:space="preserve"> </w:t>
+            </w:r>
+            <w:r>
+              <w:t xml:space="preserve">(20%)</w:t>
+            </w:r>
+          </w:p>
+        </w:tc>
+        <w:tc>
+          <w:tcPr/>
+          <w:p>
+            <w:pPr>
+              <w:pStyle w:val="Compact"/>
+              <w:jc w:val="left"/>
+            </w:pPr>
+            <w:r>
+              <w:t xml:space="preserve">Remaining headroom % — triggers when Prod capacity has only 20% free slots left (80% utilized)</w:t>
             </w:r>
           </w:p>
         </w:tc>
@@ -9836,31 +9891,44 @@
               <w:jc w:val="left"/>
             </w:pPr>
             <w:r>
-              <w:t xml:space="preserve">NonProd</w:t>
-            </w:r>
-          </w:p>
-        </w:tc>
-        <w:tc>
-          <w:tcPr/>
-          <w:p>
-            <w:pPr>
-              <w:pStyle w:val="Compact"/>
-              <w:jc w:val="left"/>
-            </w:pPr>
-            <w:r>
-              <w:t xml:space="preserve">20%</w:t>
-            </w:r>
-          </w:p>
-        </w:tc>
-        <w:tc>
-          <w:tcPr/>
-          <w:p>
-            <w:pPr>
-              <w:pStyle w:val="Compact"/>
-              <w:jc w:val="left"/>
-            </w:pPr>
-            <w:r>
-              <w:t xml:space="preserve">Trigger when 20% of reserved NonProd capacity is consumed</w:t>
+              <w:rPr>
+                <w:rStyle w:val="VerbatimChar"/>
+              </w:rPr>
+              <w:t xml:space="preserve">nonprod_autoincrease_threshold</w:t>
+            </w:r>
+          </w:p>
+        </w:tc>
+        <w:tc>
+          <w:tcPr/>
+          <w:p>
+            <w:pPr>
+              <w:pStyle w:val="Compact"/>
+              <w:jc w:val="left"/>
+            </w:pPr>
+            <w:r>
+              <w:rPr>
+                <w:bCs/>
+                <w:b/>
+              </w:rPr>
+              <w:t xml:space="preserve">0.20</w:t>
+            </w:r>
+            <w:r>
+              <w:t xml:space="preserve"> </w:t>
+            </w:r>
+            <w:r>
+              <w:t xml:space="preserve">(20%)</w:t>
+            </w:r>
+          </w:p>
+        </w:tc>
+        <w:tc>
+          <w:tcPr/>
+          <w:p>
+            <w:pPr>
+              <w:pStyle w:val="Compact"/>
+              <w:jc w:val="left"/>
+            </w:pPr>
+            <w:r>
+              <w:t xml:space="preserve">Remaining headroom % — triggers when NonProd capacity has only 20% free slots left (80% utilized)</w:t>
             </w:r>
           </w:p>
         </w:tc>
@@ -9874,31 +9942,44 @@
               <w:jc w:val="left"/>
             </w:pPr>
             <w:r>
-              <w:t xml:space="preserve">DR</w:t>
-            </w:r>
-          </w:p>
-        </w:tc>
-        <w:tc>
-          <w:tcPr/>
-          <w:p>
-            <w:pPr>
-              <w:pStyle w:val="Compact"/>
-              <w:jc w:val="left"/>
-            </w:pPr>
-            <w:r>
-              <w:t xml:space="preserve">35%</w:t>
-            </w:r>
-          </w:p>
-        </w:tc>
-        <w:tc>
-          <w:tcPr/>
-          <w:p>
-            <w:pPr>
-              <w:pStyle w:val="Compact"/>
-              <w:jc w:val="left"/>
-            </w:pPr>
-            <w:r>
-              <w:t xml:space="preserve">Trigger when 35% of reserved DR capacity is consumed (DR bootstrap can run leaner)</w:t>
+              <w:rPr>
+                <w:rStyle w:val="VerbatimChar"/>
+              </w:rPr>
+              <w:t xml:space="preserve">dr_autoincrease_threshold</w:t>
+            </w:r>
+          </w:p>
+        </w:tc>
+        <w:tc>
+          <w:tcPr/>
+          <w:p>
+            <w:pPr>
+              <w:pStyle w:val="Compact"/>
+              <w:jc w:val="left"/>
+            </w:pPr>
+            <w:r>
+              <w:rPr>
+                <w:bCs/>
+                <w:b/>
+              </w:rPr>
+              <w:t xml:space="preserve">0.35</w:t>
+            </w:r>
+            <w:r>
+              <w:t xml:space="preserve"> </w:t>
+            </w:r>
+            <w:r>
+              <w:t xml:space="preserve">(35%)</w:t>
+            </w:r>
+          </w:p>
+        </w:tc>
+        <w:tc>
+          <w:tcPr/>
+          <w:p>
+            <w:pPr>
+              <w:pStyle w:val="Compact"/>
+              <w:jc w:val="left"/>
+            </w:pPr>
+            <w:r>
+              <w:t xml:space="preserve">Remaining headroom % — triggers when DR capacity has only 35% free slots left (65% utilized)</w:t>
             </w:r>
           </w:p>
         </w:tc>
@@ -9913,19 +9994,56 @@
           <w:bCs/>
           <w:b/>
         </w:rPr>
-        <w:t xml:space="preserve">Debounce cooldown:</w:t>
-      </w:r>
-      <w:r>
-        <w:t xml:space="preserve"> </w:t>
-      </w:r>
-      <w:r>
-        <w:t xml:space="preserve">after any trigger fires, the engine waits 30 minutes before it can fire again</w:t>
-      </w:r>
-      <w:r>
-        <w:t xml:space="preserve"> </w:t>
-      </w:r>
-      <w:r>
-        <w:t xml:space="preserve">for the same region + CRG type. This prevents repeated requests from a transient spike.</w:t>
+        <w:t xml:space="preserve">Key point:</w:t>
+      </w:r>
+      <w:r>
+        <w:t xml:space="preserve"> </w:t>
+      </w:r>
+      <w:r>
+        <w:t xml:space="preserve">These represent</w:t>
+      </w:r>
+      <w:r>
+        <w:t xml:space="preserve"> </w:t>
+      </w:r>
+      <w:r>
+        <w:rPr>
+          <w:bCs/>
+          <w:b/>
+        </w:rPr>
+        <w:t xml:space="preserve">remaining headroom</w:t>
+      </w:r>
+      <w:r>
+        <w:t xml:space="preserve">, not consumption. A threshold of 0.20 means</w:t>
+      </w:r>
+      <w:r>
+        <w:t xml:space="preserve"> </w:t>
+      </w:r>
+      <w:r>
+        <w:t xml:space="preserve">“</w:t>
+      </w:r>
+      <w:r>
+        <w:t xml:space="preserve">trigger when only 20% headroom remains,</w:t>
+      </w:r>
+      <w:r>
+        <w:t xml:space="preserve">”</w:t>
+      </w:r>
+      <w:r>
+        <w:t xml:space="preserve"> </w:t>
+      </w:r>
+      <w:r>
+        <w:t xml:space="preserve">which is the same as</w:t>
+      </w:r>
+      <w:r>
+        <w:t xml:space="preserve"> </w:t>
+      </w:r>
+      <w:r>
+        <w:t xml:space="preserve">“</w:t>
+      </w:r>
+      <w:r>
+        <w:t xml:space="preserve">trigger when 80% is consumed.</w:t>
+      </w:r>
+      <w:r>
+        <w:t xml:space="preserve">”</w:t>
       </w:r>
     </w:p>
     <w:p>
@@ -9937,35 +10055,626 @@
           <w:bCs/>
           <w:b/>
         </w:rPr>
-        <w:t xml:space="preserve">Why the DR threshold is higher (35% vs 20%):</w:t>
-      </w:r>
-      <w:r>
-        <w:t xml:space="preserve"> </w:t>
-      </w:r>
-      <w:r>
-        <w:t xml:space="preserve">DR reservations are intentionally sized lean — the</w:t>
-      </w:r>
-      <w:r>
-        <w:t xml:space="preserve"> </w:t>
-      </w:r>
-      <w:r>
-        <w:t xml:space="preserve">min-bootstrap model means DR starts small and scales on demand. A higher threshold accepts more risk</w:t>
-      </w:r>
-      <w:r>
-        <w:t xml:space="preserve"> </w:t>
-      </w:r>
-      <w:r>
-        <w:t xml:space="preserve">in exchange for lower cost during steady state.</w:t>
+        <w:t xml:space="preserve">Why they’re configurable:</w:t>
+      </w:r>
+      <w:r>
+        <w:t xml:space="preserve"> </w:t>
+      </w:r>
+      <w:r>
+        <w:t xml:space="preserve">-</w:t>
+      </w:r>
+      <w:r>
+        <w:t xml:space="preserve"> </w:t>
+      </w:r>
+      <w:r>
+        <w:rPr>
+          <w:bCs/>
+          <w:b/>
+        </w:rPr>
+        <w:t xml:space="preserve">Workload-specific risk tolerance</w:t>
+      </w:r>
+      <w:r>
+        <w:t xml:space="preserve"> </w:t>
+      </w:r>
+      <w:r>
+        <w:t xml:space="preserve">— high-growth products may want a 0.30 threshold for earlier warning</w:t>
+      </w:r>
+      <w:r>
+        <w:t xml:space="preserve"> </w:t>
+      </w:r>
+      <w:r>
+        <w:t xml:space="preserve">-</w:t>
+      </w:r>
+      <w:r>
+        <w:t xml:space="preserve"> </w:t>
+      </w:r>
+      <w:r>
+        <w:rPr>
+          <w:bCs/>
+          <w:b/>
+        </w:rPr>
+        <w:t xml:space="preserve">Cost vs risk trade-off</w:t>
+      </w:r>
+      <w:r>
+        <w:t xml:space="preserve"> </w:t>
+      </w:r>
+      <w:r>
+        <w:t xml:space="preserve">— lower thresholds (e.g., 0.10) run fuller but increase capacity exhaustion risk</w:t>
+      </w:r>
+      <w:r>
+        <w:t xml:space="preserve"> </w:t>
+      </w:r>
+      <w:r>
+        <w:t xml:space="preserve">-</w:t>
+      </w:r>
+      <w:r>
+        <w:t xml:space="preserve"> </w:t>
+      </w:r>
+      <w:r>
+        <w:rPr>
+          <w:bCs/>
+          <w:b/>
+        </w:rPr>
+        <w:t xml:space="preserve">Per-environment tuning</w:t>
+      </w:r>
+      <w:r>
+        <w:t xml:space="preserve"> </w:t>
+      </w:r>
+      <w:r>
+        <w:t xml:space="preserve">— DR can tolerate tighter thresholds because it’s a bootstrap model</w:t>
+      </w:r>
+      <w:r>
+        <w:t xml:space="preserve"> </w:t>
+      </w:r>
+      <w:r>
+        <w:t xml:space="preserve">-</w:t>
+      </w:r>
+      <w:r>
+        <w:t xml:space="preserve"> </w:t>
+      </w:r>
+      <w:r>
+        <w:rPr>
+          <w:bCs/>
+          <w:b/>
+        </w:rPr>
+        <w:t xml:space="preserve">Regional variation</w:t>
+      </w:r>
+      <w:r>
+        <w:t xml:space="preserve"> </w:t>
+      </w:r>
+      <w:r>
+        <w:t xml:space="preserve">— regions with slow Azure provisioning times may warrant higher thresholds</w:t>
+      </w:r>
+    </w:p>
+    <w:p>
+      <w:pPr>
+        <w:pStyle w:val="BodyText"/>
+      </w:pPr>
+      <w:r>
+        <w:rPr>
+          <w:bCs/>
+          <w:b/>
+        </w:rPr>
+        <w:t xml:space="preserve">Configurability scope:</w:t>
+      </w:r>
+      <w:r>
+        <w:t xml:space="preserve"> </w:t>
+      </w:r>
+      <w:r>
+        <w:t xml:space="preserve">Like all PlacementPolicy parameters, these can be overridden per</w:t>
+      </w:r>
+      <w:r>
+        <w:t xml:space="preserve"> </w:t>
+      </w:r>
+      <w:r>
+        <w:t xml:space="preserve">product/region/environment/SKU without code changes.</w:t>
       </w:r>
     </w:p>
     <w:bookmarkEnd w:id="66"/>
-    <w:bookmarkStart w:id="67" w:name="the-forecast-formula-proactive-growth"/>
+    <w:bookmarkStart w:id="67" w:name="Xcac919ca78427e9a92e4e87b803e42acb82bc09"/>
+    <w:p>
+      <w:pPr>
+        <w:pStyle w:val="Heading4"/>
+      </w:pPr>
+      <w:r>
+        <w:t xml:space="preserve">5.4.2 How Auto-Increase Thresholds Relate to Reconciliation Logic</w:t>
+      </w:r>
+    </w:p>
+    <w:p>
+      <w:pPr>
+        <w:pStyle w:val="FirstParagraph"/>
+      </w:pPr>
+      <w:r>
+        <w:t xml:space="preserve">The capacity reconciliation engine operates on a</w:t>
+      </w:r>
+      <w:r>
+        <w:t xml:space="preserve"> </w:t>
+      </w:r>
+      <w:r>
+        <w:rPr>
+          <w:bCs/>
+          <w:b/>
+        </w:rPr>
+        <w:t xml:space="preserve">continuous watch loop</w:t>
+      </w:r>
+      <w:r>
+        <w:t xml:space="preserve">:</w:t>
+      </w:r>
+    </w:p>
+    <w:p>
+      <w:pPr>
+        <w:pStyle w:val="SourceCode"/>
+      </w:pPr>
+      <w:r>
+        <w:rPr>
+          <w:rStyle w:val="VerbatimChar"/>
+        </w:rPr>
+        <w:t xml:space="preserve">Every reconciliation_interval_seconds (configurable):</w:t>
+      </w:r>
+      <w:r>
+        <w:br/>
+      </w:r>
+      <w:r>
+        <w:rPr>
+          <w:rStyle w:val="VerbatimChar"/>
+        </w:rPr>
+        <w:t xml:space="preserve">  1. Read current state (allocated VMs, reserved capacity)</w:t>
+      </w:r>
+      <w:r>
+        <w:br/>
+      </w:r>
+      <w:r>
+        <w:rPr>
+          <w:rStyle w:val="VerbatimChar"/>
+        </w:rPr>
+        <w:t xml:space="preserve">  2. Calculate headroom: free_slots = reserved - allocated</w:t>
+      </w:r>
+      <w:r>
+        <w:br/>
+      </w:r>
+      <w:r>
+        <w:rPr>
+          <w:rStyle w:val="VerbatimChar"/>
+        </w:rPr>
+        <w:t xml:space="preserve">  3. Calculate headroom ratio: headroom_ratio = free_slots / reserved</w:t>
+      </w:r>
+      <w:r>
+        <w:br/>
+      </w:r>
+      <w:r>
+        <w:rPr>
+          <w:rStyle w:val="VerbatimChar"/>
+        </w:rPr>
+        <w:t xml:space="preserve">  4. Check threshold: if headroom_ratio &lt; threshold, trigger auto-increase</w:t>
+      </w:r>
+      <w:r>
+        <w:br/>
+      </w:r>
+      <w:r>
+        <w:rPr>
+          <w:rStyle w:val="VerbatimChar"/>
+        </w:rPr>
+        <w:t xml:space="preserve">  5. Apply debounce: if triggered, wait 30 min cooldown before next trigger</w:t>
+      </w:r>
+    </w:p>
+    <w:p>
+      <w:pPr>
+        <w:pStyle w:val="FirstParagraph"/>
+      </w:pPr>
+      <w:r>
+        <w:rPr>
+          <w:bCs/>
+          <w:b/>
+        </w:rPr>
+        <w:t xml:space="preserve">Example: Prod CRG with 100 reserved slots</w:t>
+      </w:r>
+    </w:p>
+    <w:p>
+      <w:pPr>
+        <w:pStyle w:val="SourceCode"/>
+      </w:pPr>
+      <w:r>
+        <w:rPr>
+          <w:rStyle w:val="VerbatimChar"/>
+        </w:rPr>
+        <w:t xml:space="preserve">Allocated VMs: 78</w:t>
+      </w:r>
+      <w:r>
+        <w:br/>
+      </w:r>
+      <w:r>
+        <w:rPr>
+          <w:rStyle w:val="VerbatimChar"/>
+        </w:rPr>
+        <w:t xml:space="preserve">Free slots: 100 - 78 = 22</w:t>
+      </w:r>
+      <w:r>
+        <w:br/>
+      </w:r>
+      <w:r>
+        <w:rPr>
+          <w:rStyle w:val="VerbatimChar"/>
+        </w:rPr>
+        <w:t xml:space="preserve">Headroom ratio: 22 / 100 = 0.22 (22%)</w:t>
+      </w:r>
+      <w:r>
+        <w:br/>
+      </w:r>
+      <w:r>
+        <w:br/>
+      </w:r>
+      <w:r>
+        <w:rPr>
+          <w:rStyle w:val="VerbatimChar"/>
+        </w:rPr>
+        <w:t xml:space="preserve">Threshold check:</w:t>
+      </w:r>
+      <w:r>
+        <w:br/>
+      </w:r>
+      <w:r>
+        <w:rPr>
+          <w:rStyle w:val="VerbatimChar"/>
+        </w:rPr>
+        <w:t xml:space="preserve">  prod_autoincrease_threshold = 0.20</w:t>
+      </w:r>
+      <w:r>
+        <w:br/>
+      </w:r>
+      <w:r>
+        <w:rPr>
+          <w:rStyle w:val="VerbatimChar"/>
+        </w:rPr>
+        <w:t xml:space="preserve">  0.22 &gt; 0.20 → No trigger (still 2% above threshold)</w:t>
+      </w:r>
+      <w:r>
+        <w:br/>
+      </w:r>
+      <w:r>
+        <w:br/>
+      </w:r>
+      <w:r>
+        <w:rPr>
+          <w:rStyle w:val="VerbatimChar"/>
+        </w:rPr>
+        <w:t xml:space="preserve">Next cycle, allocated grows to 82:</w:t>
+      </w:r>
+      <w:r>
+        <w:br/>
+      </w:r>
+      <w:r>
+        <w:rPr>
+          <w:rStyle w:val="VerbatimChar"/>
+        </w:rPr>
+        <w:t xml:space="preserve">  Free slots: 100 - 82 = 18</w:t>
+      </w:r>
+      <w:r>
+        <w:br/>
+      </w:r>
+      <w:r>
+        <w:rPr>
+          <w:rStyle w:val="VerbatimChar"/>
+        </w:rPr>
+        <w:t xml:space="preserve">  Headroom ratio: 18 / 100 = 0.18 (18%)</w:t>
+      </w:r>
+      <w:r>
+        <w:br/>
+      </w:r>
+      <w:r>
+        <w:rPr>
+          <w:rStyle w:val="VerbatimChar"/>
+        </w:rPr>
+        <w:t xml:space="preserve">  0.18 &lt; 0.20 → TRIGGER auto-increase request</w:t>
+      </w:r>
+      <w:r>
+        <w:br/>
+      </w:r>
+      <w:r>
+        <w:br/>
+      </w:r>
+      <w:r>
+        <w:rPr>
+          <w:rStyle w:val="VerbatimChar"/>
+        </w:rPr>
+        <w:t xml:space="preserve">Debounce: Next trigger for this (region + Prod CRG) cannot fire for 30 min</w:t>
+      </w:r>
+    </w:p>
+    <w:p>
+      <w:pPr>
+        <w:pStyle w:val="FirstParagraph"/>
+      </w:pPr>
+      <w:r>
+        <w:rPr>
+          <w:bCs/>
+          <w:b/>
+        </w:rPr>
+        <w:t xml:space="preserve">Interaction with the reconciliation floor (Section 5.2):</w:t>
+      </w:r>
+      <w:r>
+        <w:t xml:space="preserve"> </w:t>
+      </w:r>
+      <w:r>
+        <w:t xml:space="preserve">- The</w:t>
+      </w:r>
+      <w:r>
+        <w:t xml:space="preserve"> </w:t>
+      </w:r>
+      <w:r>
+        <w:rPr>
+          <w:bCs/>
+          <w:b/>
+        </w:rPr>
+        <w:t xml:space="preserve">reconciliation floor</w:t>
+      </w:r>
+      <w:r>
+        <w:t xml:space="preserve"> </w:t>
+      </w:r>
+      <w:r>
+        <w:t xml:space="preserve">(</w:t>
+      </w:r>
+      <w:r>
+        <w:rPr>
+          <w:rStyle w:val="VerbatimChar"/>
+        </w:rPr>
+        <w:t xml:space="preserve">Allocated + Buffer</w:t>
+      </w:r>
+      <w:r>
+        <w:t xml:space="preserve">) is the</w:t>
+      </w:r>
+      <w:r>
+        <w:t xml:space="preserve"> </w:t>
+      </w:r>
+      <w:r>
+        <w:rPr>
+          <w:bCs/>
+          <w:b/>
+        </w:rPr>
+        <w:t xml:space="preserve">minimum</w:t>
+      </w:r>
+      <w:r>
+        <w:t xml:space="preserve"> </w:t>
+      </w:r>
+      <w:r>
+        <w:t xml:space="preserve">the CRG must always reserve</w:t>
+      </w:r>
+      <w:r>
+        <w:t xml:space="preserve"> </w:t>
+      </w:r>
+      <w:r>
+        <w:t xml:space="preserve">- The</w:t>
+      </w:r>
+      <w:r>
+        <w:t xml:space="preserve"> </w:t>
+      </w:r>
+      <w:r>
+        <w:rPr>
+          <w:bCs/>
+          <w:b/>
+        </w:rPr>
+        <w:t xml:space="preserve">auto-increase threshold</w:t>
+      </w:r>
+      <w:r>
+        <w:t xml:space="preserve"> </w:t>
+      </w:r>
+      <w:r>
+        <w:t xml:space="preserve">is the</w:t>
+      </w:r>
+      <w:r>
+        <w:t xml:space="preserve"> </w:t>
+      </w:r>
+      <w:r>
+        <w:rPr>
+          <w:bCs/>
+          <w:b/>
+        </w:rPr>
+        <w:t xml:space="preserve">early warning</w:t>
+      </w:r>
+      <w:r>
+        <w:t xml:space="preserve"> </w:t>
+      </w:r>
+      <w:r>
+        <w:t xml:space="preserve">that triggers proactive expansion</w:t>
+      </w:r>
+      <w:r>
+        <w:t xml:space="preserve"> </w:t>
+      </w:r>
+      <w:r>
+        <w:t xml:space="preserve">- Both work together: the floor prevents deficits, the threshold prevents getting close to deficits</w:t>
+      </w:r>
+    </w:p>
+    <w:p>
+      <w:pPr>
+        <w:pStyle w:val="BodyText"/>
+      </w:pPr>
+      <w:r>
+        <w:rPr>
+          <w:bCs/>
+          <w:b/>
+        </w:rPr>
+        <w:t xml:space="preserve">Why DR has a higher threshold (0.35 vs 0.20):</w:t>
+      </w:r>
+    </w:p>
+    <w:p>
+      <w:pPr>
+        <w:pStyle w:val="BodyText"/>
+      </w:pPr>
+      <w:r>
+        <w:t xml:space="preserve">DR reservations are intentionally sized lean under the minimal-bootstrap model (ENV-005). A higher</w:t>
+      </w:r>
+      <w:r>
+        <w:t xml:space="preserve"> </w:t>
+      </w:r>
+      <w:r>
+        <w:t xml:space="preserve">threshold (35% remaining = 65% utilized) allows DR to run fuller before triggering an increase. This</w:t>
+      </w:r>
+      <w:r>
+        <w:t xml:space="preserve"> </w:t>
+      </w:r>
+      <w:r>
+        <w:t xml:space="preserve">trades slightly higher risk for lower steady-state cost, which is acceptable because:</w:t>
+      </w:r>
+      <w:r>
+        <w:t xml:space="preserve"> </w:t>
+      </w:r>
+      <w:r>
+        <w:t xml:space="preserve">- DR capacity is</w:t>
+      </w:r>
+      <w:r>
+        <w:t xml:space="preserve"> </w:t>
+      </w:r>
+      <w:r>
+        <w:rPr>
+          <w:bCs/>
+          <w:b/>
+        </w:rPr>
+        <w:t xml:space="preserve">standby/inactive</w:t>
+      </w:r>
+      <w:r>
+        <w:t xml:space="preserve"> </w:t>
+      </w:r>
+      <w:r>
+        <w:t xml:space="preserve">until a declared event</w:t>
+      </w:r>
+      <w:r>
+        <w:t xml:space="preserve"> </w:t>
+      </w:r>
+      <w:r>
+        <w:t xml:space="preserve">- During a DR event, staged acquisition (DR-006) allocates available capacity + CVAL sacrifice + pooled quota</w:t>
+      </w:r>
+      <w:r>
+        <w:t xml:space="preserve"> </w:t>
+      </w:r>
+      <w:r>
+        <w:t xml:space="preserve">- The 35% headroom is sufficient for control-plane bootstrap and initial recovery orchestration</w:t>
+      </w:r>
+    </w:p>
+    <w:p>
+      <w:pPr>
+        <w:pStyle w:val="BodyText"/>
+      </w:pPr>
+      <w:r>
+        <w:rPr>
+          <w:bCs/>
+          <w:b/>
+        </w:rPr>
+        <w:t xml:space="preserve">Tuning guidance:</w:t>
+      </w:r>
+      <w:r>
+        <w:t xml:space="preserve"> </w:t>
+      </w:r>
+      <w:r>
+        <w:t xml:space="preserve">-</w:t>
+      </w:r>
+      <w:r>
+        <w:t xml:space="preserve"> </w:t>
+      </w:r>
+      <w:r>
+        <w:rPr>
+          <w:bCs/>
+          <w:b/>
+        </w:rPr>
+        <w:t xml:space="preserve">Increase threshold (e.g., 0.20 → 0.30)</w:t>
+      </w:r>
+      <w:r>
+        <w:t xml:space="preserve"> </w:t>
+      </w:r>
+      <w:r>
+        <w:t xml:space="preserve">if you want</w:t>
+      </w:r>
+      <w:r>
+        <w:t xml:space="preserve"> </w:t>
+      </w:r>
+      <w:r>
+        <w:rPr>
+          <w:bCs/>
+          <w:b/>
+        </w:rPr>
+        <w:t xml:space="preserve">earlier warnings</w:t>
+      </w:r>
+      <w:r>
+        <w:t xml:space="preserve"> </w:t>
+      </w:r>
+      <w:r>
+        <w:t xml:space="preserve">and more safety margin</w:t>
+      </w:r>
+      <w:r>
+        <w:t xml:space="preserve"> </w:t>
+      </w:r>
+      <w:r>
+        <w:t xml:space="preserve">-</w:t>
+      </w:r>
+      <w:r>
+        <w:t xml:space="preserve"> </w:t>
+      </w:r>
+      <w:r>
+        <w:rPr>
+          <w:bCs/>
+          <w:b/>
+        </w:rPr>
+        <w:t xml:space="preserve">Decrease threshold (e.g., 0.20 → 0.15)</w:t>
+      </w:r>
+      <w:r>
+        <w:t xml:space="preserve"> </w:t>
+      </w:r>
+      <w:r>
+        <w:t xml:space="preserve">if you want to</w:t>
+      </w:r>
+      <w:r>
+        <w:t xml:space="preserve"> </w:t>
+      </w:r>
+      <w:r>
+        <w:rPr>
+          <w:bCs/>
+          <w:b/>
+        </w:rPr>
+        <w:t xml:space="preserve">run fuller</w:t>
+      </w:r>
+      <w:r>
+        <w:t xml:space="preserve"> </w:t>
+      </w:r>
+      <w:r>
+        <w:t xml:space="preserve">and tolerate tighter headroom</w:t>
+      </w:r>
+      <w:r>
+        <w:t xml:space="preserve"> </w:t>
+      </w:r>
+      <w:r>
+        <w:t xml:space="preserve">-</w:t>
+      </w:r>
+      <w:r>
+        <w:t xml:space="preserve"> </w:t>
+      </w:r>
+      <w:r>
+        <w:rPr>
+          <w:bCs/>
+          <w:b/>
+        </w:rPr>
+        <w:t xml:space="preserve">Monitor</w:t>
+      </w:r>
+      <w:r>
+        <w:t xml:space="preserve"> </w:t>
+      </w:r>
+      <w:r>
+        <w:t xml:space="preserve">the frequency of auto-increase triggers — too frequent = threshold too low; never triggering = threshold too high</w:t>
+      </w:r>
+    </w:p>
+    <w:p>
+      <w:pPr>
+        <w:pStyle w:val="BodyText"/>
+      </w:pPr>
+      <w:r>
+        <w:t xml:space="preserve">See Section 8 for the complete Configurable Parameters Reference.</w:t>
+      </w:r>
+    </w:p>
+    <w:bookmarkEnd w:id="67"/>
+    <w:bookmarkEnd w:id="68"/>
+    <w:bookmarkStart w:id="69" w:name="X69a3aabd2c0ff0fdc4760b0e75d826549b1b16a"/>
     <w:p>
       <w:pPr>
         <w:pStyle w:val="Heading3"/>
       </w:pPr>
       <w:r>
-        <w:t xml:space="preserve">5.5 The Forecast Formula — Proactive Growth</w:t>
+        <w:t xml:space="preserve">5.5 The Auto-Increase Trigger — When ACRME Raises a Capacity Request</w:t>
       </w:r>
     </w:p>
     <w:p>
@@ -9973,1793 +10682,13 @@
         <w:pStyle w:val="FirstParagraph"/>
       </w:pPr>
       <w:r>
-        <w:t xml:space="preserve">Alongside the continuous reconciliation floor, ACRME uses an advisory forecast for longer-horizon</w:t>
-      </w:r>
-      <w:r>
-        <w:t xml:space="preserve"> </w:t>
-      </w:r>
-      <w:r>
-        <w:t xml:space="preserve">sizing:</w:t>
-      </w:r>
-    </w:p>
-    <w:p>
-      <w:pPr>
-        <w:pStyle w:val="SourceCode"/>
-      </w:pPr>
-      <w:r>
-        <w:rPr>
-          <w:rStyle w:val="VerbatimChar"/>
-        </w:rPr>
-        <w:t xml:space="preserve">Forecast_Quantity = ceil( Forecast_Peak × (1 + Growth_Buffer) + DR_Buffer )</w:t>
-      </w:r>
-    </w:p>
-    <w:p>
-      <w:pPr>
-        <w:numPr>
-          <w:ilvl w:val="0"/>
-          <w:numId w:val="1011"/>
-        </w:numPr>
-        <w:pStyle w:val="Compact"/>
-      </w:pPr>
-      <w:r>
-        <w:rPr>
-          <w:bCs/>
-          <w:b/>
-        </w:rPr>
-        <w:t xml:space="preserve">Forecast_Peak</w:t>
-      </w:r>
-      <w:r>
-        <w:t xml:space="preserve"> </w:t>
-      </w:r>
-      <w:r>
-        <w:t xml:space="preserve">is the predicted peak VM demand over the chosen horizon (30, 60, or 90 days).</w:t>
-      </w:r>
-    </w:p>
-    <w:p>
-      <w:pPr>
-        <w:numPr>
-          <w:ilvl w:val="0"/>
-          <w:numId w:val="1011"/>
-        </w:numPr>
-        <w:pStyle w:val="Compact"/>
-      </w:pPr>
-      <w:r>
-        <w:rPr>
-          <w:bCs/>
-          <w:b/>
-        </w:rPr>
-        <w:t xml:space="preserve">Growth_Buffer</w:t>
-      </w:r>
-      <w:r>
-        <w:t xml:space="preserve"> </w:t>
-      </w:r>
-      <w:r>
-        <w:t xml:space="preserve">is a policy percentage for forecast uncertainty.</w:t>
-      </w:r>
-    </w:p>
-    <w:p>
-      <w:pPr>
-        <w:numPr>
-          <w:ilvl w:val="0"/>
-          <w:numId w:val="1011"/>
-        </w:numPr>
-        <w:pStyle w:val="Compact"/>
-      </w:pPr>
-      <w:r>
-        <w:rPr>
-          <w:bCs/>
-          <w:b/>
-        </w:rPr>
-        <w:t xml:space="preserve">DR_Buffer</w:t>
-      </w:r>
-      <w:r>
-        <w:t xml:space="preserve"> </w:t>
-      </w:r>
-      <w:r>
-        <w:t xml:space="preserve">is the extra units required by DR recovery policy.</w:t>
-      </w:r>
-    </w:p>
-    <w:p>
-      <w:pPr>
-        <w:pStyle w:val="FirstParagraph"/>
-      </w:pPr>
-      <w:r>
-        <w:t xml:space="preserve">This is advisory — recommendations from the forecast are reviewed before acting. The horizon and</w:t>
-      </w:r>
-      <w:r>
-        <w:t xml:space="preserve"> </w:t>
-      </w:r>
-      <w:r>
-        <w:t xml:space="preserve">buffer values are stored in PlacementPolicy, not hard-coded.</w:t>
-      </w:r>
-    </w:p>
-    <w:p>
-      <w:pPr>
-        <w:pStyle w:val="BodyText"/>
-      </w:pPr>
-      <w:r>
-        <w:rPr>
-          <w:bCs/>
-          <w:b/>
-        </w:rPr>
-        <w:t xml:space="preserve">Lead-time alerting:</w:t>
-      </w:r>
-      <w:r>
-        <w:t xml:space="preserve"> </w:t>
-      </w:r>
-      <w:r>
-        <w:t xml:space="preserve">when forecast demand is projected to reach 80% of the quota limit within 14</w:t>
-      </w:r>
-      <w:r>
-        <w:t xml:space="preserve"> </w:t>
-      </w:r>
-      <w:r>
-        <w:t xml:space="preserve">days, the engine emits</w:t>
-      </w:r>
-      <w:r>
-        <w:t xml:space="preserve"> </w:t>
-      </w:r>
-      <w:r>
-        <w:rPr>
-          <w:rStyle w:val="VerbatimChar"/>
-        </w:rPr>
-        <w:t xml:space="preserve">ForecastApproachingQuotaLimit</w:t>
-      </w:r>
-      <w:r>
-        <w:t xml:space="preserve">. This gives the platform team 14 days to</w:t>
-      </w:r>
-      <w:r>
-        <w:t xml:space="preserve"> </w:t>
-      </w:r>
-      <w:r>
-        <w:t xml:space="preserve">request a quota increase from Microsoft before the deployment pipeline hits a wall.</w:t>
-      </w:r>
-    </w:p>
-    <w:bookmarkEnd w:id="67"/>
-    <w:bookmarkStart w:id="68" w:name="dr-sizing-why-max-not-sum-scenario-17"/>
-    <w:p>
-      <w:pPr>
-        <w:pStyle w:val="Heading3"/>
-      </w:pPr>
-      <w:r>
-        <w:t xml:space="preserve">5.6 DR Sizing — Why Max, Not Sum (Scenario 17)</w:t>
-      </w:r>
-    </w:p>
-    <w:p>
-      <w:pPr>
-        <w:pStyle w:val="FirstParagraph"/>
-      </w:pPr>
-      <w:r>
-        <w:t xml:space="preserve">This is the biggest cost-driver decision in ACRME. Before v2.1, DR standby was sized as a</w:t>
-      </w:r>
-      <w:r>
-        <w:t xml:space="preserve"> </w:t>
-      </w:r>
-      <w:r>
-        <w:rPr>
-          <w:bCs/>
-          <w:b/>
-        </w:rPr>
-        <w:t xml:space="preserve">percentage of production capacity</w:t>
-      </w:r>
-      <w:r>
-        <w:t xml:space="preserve"> </w:t>
-      </w:r>
-      <w:r>
-        <w:t xml:space="preserve">(30–40%). This was found to over-provision by $1.5M–$5M/year</w:t>
-      </w:r>
-      <w:r>
-        <w:t xml:space="preserve"> </w:t>
-      </w:r>
-      <w:r>
-        <w:t xml:space="preserve">at platform scale.</w:t>
-      </w:r>
-    </w:p>
-    <w:p>
-      <w:pPr>
-        <w:pStyle w:val="BodyText"/>
-      </w:pPr>
-      <w:r>
-        <w:t xml:space="preserve">The replacement formula is:</w:t>
-      </w:r>
-    </w:p>
-    <w:p>
-      <w:pPr>
-        <w:pStyle w:val="SourceCode"/>
-      </w:pPr>
-      <w:r>
-        <w:rPr>
-          <w:rStyle w:val="VerbatimChar"/>
-        </w:rPr>
-        <w:t xml:space="preserve">Destination_DR_Requirement(destination_region) =</w:t>
-      </w:r>
-      <w:r>
-        <w:br/>
-      </w:r>
-      <w:r>
-        <w:rPr>
-          <w:rStyle w:val="VerbatimChar"/>
-        </w:rPr>
-        <w:t xml:space="preserve">    MAX over all source regions that send DR customers to this destination (</w:t>
-      </w:r>
-      <w:r>
-        <w:br/>
-      </w:r>
-      <w:r>
-        <w:rPr>
-          <w:rStyle w:val="VerbatimChar"/>
-        </w:rPr>
-        <w:t xml:space="preserve">        the quantity of VMs/vCPUs from that source that must failover here</w:t>
-      </w:r>
-      <w:r>
-        <w:br/>
-      </w:r>
-      <w:r>
-        <w:rPr>
-          <w:rStyle w:val="VerbatimChar"/>
-        </w:rPr>
-        <w:t xml:space="preserve">    )</w:t>
-      </w:r>
-    </w:p>
-    <w:p>
-      <w:pPr>
-        <w:pStyle w:val="FirstParagraph"/>
-      </w:pPr>
-      <w:r>
-        <w:rPr>
-          <w:bCs/>
-          <w:b/>
-        </w:rPr>
-        <w:t xml:space="preserve">Why MAX and not SUM?</w:t>
-      </w:r>
-      <w:r>
-        <w:t xml:space="preserve"> </w:t>
-      </w:r>
-      <w:r>
-        <w:t xml:space="preserve">The design assumes</w:t>
-      </w:r>
-      <w:r>
-        <w:t xml:space="preserve"> </w:t>
-      </w:r>
-      <w:r>
-        <w:rPr>
-          <w:bCs/>
-          <w:b/>
-        </w:rPr>
-        <w:t xml:space="preserve">only one production region fails at a time</w:t>
-      </w:r>
-      <w:r>
-        <w:t xml:space="preserve"> </w:t>
-      </w:r>
-      <w:r>
-        <w:t xml:space="preserve">(the</w:t>
-      </w:r>
-      <w:r>
-        <w:t xml:space="preserve"> </w:t>
-      </w:r>
-      <w:r>
-        <w:t xml:space="preserve">single-failure assumption, DR-001). Because failures are mutually exclusive, the destination never</w:t>
-      </w:r>
-      <w:r>
-        <w:t xml:space="preserve"> </w:t>
-      </w:r>
-      <w:r>
-        <w:t xml:space="preserve">needs to host simultaneous failovers from multiple sources. It only ever absorbs the</w:t>
-      </w:r>
-      <w:r>
-        <w:t xml:space="preserve"> </w:t>
-      </w:r>
-      <w:r>
-        <w:rPr>
-          <w:iCs/>
-          <w:i/>
-        </w:rPr>
-        <w:t xml:space="preserve">largest</w:t>
-      </w:r>
-      <w:r>
-        <w:t xml:space="preserve"> </w:t>
-      </w:r>
-      <w:r>
-        <w:t xml:space="preserve">one.</w:t>
-      </w:r>
-    </w:p>
-    <w:p>
-      <w:pPr>
-        <w:pStyle w:val="BodyText"/>
-      </w:pPr>
-      <w:r>
-        <w:rPr>
-          <w:bCs/>
-          <w:b/>
-        </w:rPr>
-        <w:t xml:space="preserve">Example from Requirements Appendix D:</w:t>
-      </w:r>
-    </w:p>
-    <w:p>
-      <w:pPr>
-        <w:pStyle w:val="SourceCode"/>
-      </w:pPr>
-      <w:r>
-        <w:rPr>
-          <w:rStyle w:val="VerbatimChar"/>
-        </w:rPr>
-        <w:t xml:space="preserve">Sweden Central hosts DR standby for:</w:t>
-      </w:r>
-      <w:r>
-        <w:br/>
-      </w:r>
-      <w:r>
-        <w:rPr>
-          <w:rStyle w:val="VerbatimChar"/>
-        </w:rPr>
-        <w:t xml:space="preserve">  → Switzerland North customers: 120 cores</w:t>
-      </w:r>
-      <w:r>
-        <w:br/>
-      </w:r>
-      <w:r>
-        <w:rPr>
-          <w:rStyle w:val="VerbatimChar"/>
-        </w:rPr>
-        <w:t xml:space="preserve">  → (hypothetically) a third EU region: 80 cores</w:t>
-      </w:r>
-      <w:r>
-        <w:br/>
-      </w:r>
-      <w:r>
-        <w:br/>
-      </w:r>
-      <w:r>
-        <w:rPr>
-          <w:rStyle w:val="VerbatimChar"/>
-        </w:rPr>
-        <w:t xml:space="preserve">SUM sizing (old): 120 + 80 = 200 cores required</w:t>
-      </w:r>
-      <w:r>
-        <w:br/>
-      </w:r>
-      <w:r>
-        <w:rPr>
-          <w:rStyle w:val="VerbatimChar"/>
-        </w:rPr>
-        <w:t xml:space="preserve">MAX sizing (new): max(120, 80) = 120 cores required</w:t>
-      </w:r>
-      <w:r>
-        <w:br/>
-      </w:r>
-      <w:r>
-        <w:rPr>
-          <w:rStyle w:val="VerbatimChar"/>
-        </w:rPr>
-        <w:t xml:space="preserve">Saving: 80 cores (40%) removed with no loss of protection</w:t>
-      </w:r>
-    </w:p>
-    <w:p>
-      <w:pPr>
-        <w:pStyle w:val="FirstParagraph"/>
-      </w:pPr>
-      <w:r>
-        <w:t xml:space="preserve">If the single-failure assumption is ever violated (two regions fail simultaneously), the standby is</w:t>
-      </w:r>
-      <w:r>
-        <w:t xml:space="preserve"> </w:t>
-      </w:r>
-      <w:r>
-        <w:t xml:space="preserve">overcommitted. The Overcommit_Ratio quantifies this exposure and is required input for the POC-011</w:t>
-      </w:r>
-      <w:r>
-        <w:t xml:space="preserve"> </w:t>
-      </w:r>
-      <w:r>
-        <w:t xml:space="preserve">risk sign-off that gates production reliance on max-not-sum.</w:t>
-      </w:r>
-    </w:p>
-    <w:p>
-      <w:pPr>
-        <w:pStyle w:val="BodyText"/>
-      </w:pPr>
-      <w:r>
-        <w:t xml:space="preserve">A</w:t>
-      </w:r>
-      <w:r>
-        <w:t xml:space="preserve"> </w:t>
-      </w:r>
-      <w:r>
-        <w:rPr>
-          <w:bCs/>
-          <w:b/>
-        </w:rPr>
-        <w:t xml:space="preserve">SUM override (C-11)</w:t>
-      </w:r>
-      <w:r>
-        <w:t xml:space="preserve"> </w:t>
-      </w:r>
-      <w:r>
-        <w:t xml:space="preserve">is available per-scope in PlacementPolicy for customers or geographies</w:t>
-      </w:r>
-      <w:r>
-        <w:t xml:space="preserve"> </w:t>
-      </w:r>
-      <w:r>
-        <w:t xml:space="preserve">that contractually require protection against concurrent regional failures.</w:t>
-      </w:r>
-    </w:p>
-    <w:bookmarkEnd w:id="68"/>
-    <w:bookmarkStart w:id="69" w:name="Xb58b311a3f565675b10537ca4ba80a866e4b7c9"/>
-    <w:p>
-      <w:pPr>
-        <w:pStyle w:val="Heading3"/>
-      </w:pPr>
-      <w:r>
-        <w:t xml:space="preserve">5.7 Happy Path — Steady-State Capacity Management</w:t>
-      </w:r>
-    </w:p>
-    <w:p>
-      <w:pPr>
-        <w:pStyle w:val="FirstParagraph"/>
-      </w:pPr>
-      <w:r>
-        <w:t xml:space="preserve">All conditions normal for West US 3, Prod CRG, E16ads_v5:</w:t>
-      </w:r>
-    </w:p>
-    <w:p>
-      <w:pPr>
-        <w:pStyle w:val="SourceCode"/>
-      </w:pPr>
-      <w:r>
-        <w:rPr>
-          <w:rStyle w:val="VerbatimChar"/>
-        </w:rPr>
-        <w:t xml:space="preserve">Allocated VM Count     = 3  (the 3 production VMs are running)</w:t>
-      </w:r>
-      <w:r>
-        <w:br/>
-      </w:r>
-      <w:r>
-        <w:rPr>
-          <w:rStyle w:val="VerbatimChar"/>
-        </w:rPr>
-        <w:t xml:space="preserve">Configured Buffer      = 2  (policy: always keep 2 extra slots ready)</w:t>
-      </w:r>
-      <w:r>
-        <w:br/>
-      </w:r>
-      <w:r>
-        <w:rPr>
-          <w:rStyle w:val="VerbatimChar"/>
-        </w:rPr>
-        <w:t xml:space="preserve">Target Reserved        = 5</w:t>
-      </w:r>
-      <w:r>
-        <w:br/>
-      </w:r>
-      <w:r>
-        <w:br/>
-      </w:r>
-      <w:r>
-        <w:rPr>
-          <w:rStyle w:val="VerbatimChar"/>
-        </w:rPr>
-        <w:t xml:space="preserve">Reserved Quantity      = 5</w:t>
-      </w:r>
-      <w:r>
-        <w:br/>
-      </w:r>
-      <w:r>
-        <w:rPr>
-          <w:rStyle w:val="VerbatimChar"/>
-        </w:rPr>
-        <w:t xml:space="preserve">Reservation Headroom   = 5 − 3 = 2</w:t>
-      </w:r>
-      <w:r>
-        <w:br/>
-      </w:r>
-      <w:r>
-        <w:rPr>
-          <w:rStyle w:val="VerbatimChar"/>
-        </w:rPr>
-        <w:t xml:space="preserve">Reservation Deficit    = max(0, 5 − 5) = 0</w:t>
-      </w:r>
-      <w:r>
-        <w:br/>
-      </w:r>
-      <w:r>
-        <w:br/>
-      </w:r>
-      <w:r>
-        <w:rPr>
-          <w:rStyle w:val="VerbatimChar"/>
-        </w:rPr>
-        <w:t xml:space="preserve">Utilisation = 3 / 5 = 60%</w:t>
-      </w:r>
-      <w:r>
-        <w:br/>
-      </w:r>
-      <w:r>
-        <w:rPr>
-          <w:rStyle w:val="VerbatimChar"/>
-        </w:rPr>
-        <w:t xml:space="preserve">20% threshold not breached (utilisation is above threshold in the wrong direction — this</w:t>
-      </w:r>
-      <w:r>
-        <w:br/>
-      </w:r>
-      <w:r>
-        <w:rPr>
-          <w:rStyle w:val="VerbatimChar"/>
-        </w:rPr>
-        <w:t xml:space="preserve">  would actually be concerning, but the threshold fires when utilisation hits the threshold</w:t>
-      </w:r>
-      <w:r>
-        <w:br/>
-      </w:r>
-      <w:r>
-        <w:rPr>
-          <w:rStyle w:val="VerbatimChar"/>
-        </w:rPr>
-        <w:t xml:space="preserve">  from below, meaning the CRG is filling up)</w:t>
-      </w:r>
-    </w:p>
-    <w:p>
-      <w:pPr>
-        <w:pStyle w:val="FirstParagraph"/>
-      </w:pPr>
-      <w:r>
-        <w:t xml:space="preserve">Wait — clarifying the threshold direction: the auto-increase trigger fires when utilisation of the</w:t>
-      </w:r>
-      <w:r>
-        <w:t xml:space="preserve"> </w:t>
-      </w:r>
-      <w:r>
-        <w:t xml:space="preserve">CRG</w:t>
-      </w:r>
-      <w:r>
-        <w:t xml:space="preserve"> </w:t>
-      </w:r>
-      <w:r>
-        <w:rPr>
-          <w:bCs/>
-          <w:b/>
-        </w:rPr>
-        <w:t xml:space="preserve">exceeds</w:t>
-      </w:r>
-      <w:r>
-        <w:t xml:space="preserve"> </w:t>
-      </w:r>
-      <w:r>
-        <w:t xml:space="preserve">the threshold, i.e., the CRG is getting full. At 60% utilisation on a Prod CRG</w:t>
-      </w:r>
-      <w:r>
-        <w:t xml:space="preserve"> </w:t>
-      </w:r>
-      <w:r>
-        <w:t xml:space="preserve">(threshold 20%), the CRG is already well above threshold — the engine would have already raised a</w:t>
-      </w:r>
-      <w:r>
-        <w:t xml:space="preserve"> </w:t>
-      </w:r>
-      <w:r>
-        <w:t xml:space="preserve">capacity increase request earlier, when utilisation first hit 20%.</w:t>
-      </w:r>
-    </w:p>
-    <w:p>
-      <w:pPr>
-        <w:pStyle w:val="BodyText"/>
-      </w:pPr>
-      <w:r>
-        <w:t xml:space="preserve">Revised happy path:</w:t>
-      </w:r>
-    </w:p>
-    <w:p>
-      <w:pPr>
-        <w:pStyle w:val="SourceCode"/>
-      </w:pPr>
-      <w:r>
-        <w:rPr>
-          <w:rStyle w:val="VerbatimChar"/>
-        </w:rPr>
-        <w:t xml:space="preserve">Allocated VM Count     = 1 of 5 reserved slots used (20% utilisation)</w:t>
-      </w:r>
-      <w:r>
-        <w:br/>
-      </w:r>
-      <w:r>
-        <w:rPr>
-          <w:rStyle w:val="VerbatimChar"/>
-        </w:rPr>
-        <w:t xml:space="preserve">Utilisation = 1 / 5 = 20%</w:t>
-      </w:r>
-      <w:r>
-        <w:br/>
-      </w:r>
-      <w:r>
-        <w:rPr>
-          <w:rStyle w:val="VerbatimChar"/>
-        </w:rPr>
-        <w:t xml:space="preserve">Threshold   = 20%  → trigger fires → CapacityIncreaseRequest raised</w:t>
-      </w:r>
-    </w:p>
-    <w:p>
-      <w:pPr>
-        <w:pStyle w:val="FirstParagraph"/>
-      </w:pPr>
-      <w:r>
-        <w:t xml:space="preserve">The request is raised, debounce cooldown starts (30 min), operator approval obtained (Phase 1),</w:t>
-      </w:r>
-      <w:r>
-        <w:t xml:space="preserve"> </w:t>
-      </w:r>
-      <w:r>
-        <w:t xml:space="preserve">new CRG quantity updated.</w:t>
-      </w:r>
-    </w:p>
-    <w:bookmarkEnd w:id="69"/>
-    <w:bookmarkStart w:id="70" w:name="X44d29a550540cd2ab39dc2745913c1932cf37d7"/>
-    <w:p>
-      <w:pPr>
-        <w:pStyle w:val="Heading3"/>
-      </w:pPr>
-      <w:r>
-        <w:t xml:space="preserve">5.8 Sad Path — Azure Cannot Supply the Requested Capacity</w:t>
-      </w:r>
-    </w:p>
-    <w:p>
-      <w:pPr>
-        <w:pStyle w:val="FirstParagraph"/>
-      </w:pPr>
-      <w:r>
-        <w:t xml:space="preserve">After ACRME raises a capacity increase request and submits it to Azure, Azure responds that it</w:t>
-      </w:r>
-      <w:r>
-        <w:t xml:space="preserve"> </w:t>
-      </w:r>
-      <w:r>
-        <w:t xml:space="preserve">cannot supply the requested SKU/zone at this time:</w:t>
-      </w:r>
-    </w:p>
-    <w:p>
-      <w:pPr>
-        <w:pStyle w:val="SourceCode"/>
-      </w:pPr>
-      <w:r>
-        <w:rPr>
-          <w:rStyle w:val="VerbatimChar"/>
-        </w:rPr>
-        <w:t xml:space="preserve">Azure response: CAPACITY_UNAVAILABLE for E16ads_v5 in West US 3, Zone 2</w:t>
-      </w:r>
-      <w:r>
-        <w:br/>
-      </w:r>
-      <w:r>
-        <w:rPr>
-          <w:rStyle w:val="VerbatimChar"/>
-        </w:rPr>
-        <w:t xml:space="preserve">ACRME action:</w:t>
-      </w:r>
-      <w:r>
-        <w:br/>
-      </w:r>
-      <w:r>
-        <w:rPr>
-          <w:rStyle w:val="VerbatimChar"/>
-        </w:rPr>
-        <w:t xml:space="preserve">  1. Hold current CRG quantity (do not reduce below current level).</w:t>
-      </w:r>
-      <w:r>
-        <w:br/>
-      </w:r>
-      <w:r>
-        <w:rPr>
-          <w:rStyle w:val="VerbatimChar"/>
-        </w:rPr>
-        <w:t xml:space="preserve">  2. Raise alert: "Capacity unavailable — reservation increase failed for West US 3 / E16ads_v5 / Zone 2".</w:t>
-      </w:r>
-      <w:r>
-        <w:br/>
-      </w:r>
-      <w:r>
-        <w:rPr>
-          <w:rStyle w:val="VerbatimChar"/>
-        </w:rPr>
-        <w:t xml:space="preserve">  3. Expose buffer deficit in the observability dashboard.</w:t>
-      </w:r>
-      <w:r>
-        <w:br/>
-      </w:r>
-      <w:r>
-        <w:rPr>
-          <w:rStyle w:val="VerbatimChar"/>
-        </w:rPr>
-        <w:t xml:space="preserve">  4. Do NOT delete or reduce the reservation object (CAP-009/010).</w:t>
-      </w:r>
-      <w:r>
-        <w:br/>
-      </w:r>
-      <w:r>
-        <w:rPr>
-          <w:rStyle w:val="VerbatimChar"/>
-        </w:rPr>
-        <w:t xml:space="preserve">  5. Retry according to the reconciliation cadence (target 6-minute cycle).</w:t>
-      </w:r>
-      <w:r>
-        <w:br/>
-      </w:r>
-      <w:r>
-        <w:rPr>
-          <w:rStyle w:val="VerbatimChar"/>
-        </w:rPr>
-        <w:t xml:space="preserve">  6. Escalate to emergency transfer tiers if the deficit is critical and a DR event is active.</w:t>
-      </w:r>
-    </w:p>
-    <w:p>
-      <w:pPr>
-        <w:pStyle w:val="FirstParagraph"/>
-      </w:pPr>
-      <w:r>
-        <w:t xml:space="preserve">The deployment readiness gate (Scenario 19) returns</w:t>
-      </w:r>
-      <w:r>
-        <w:t xml:space="preserve"> </w:t>
-      </w:r>
-      <w:r>
-        <w:rPr>
-          <w:rStyle w:val="VerbatimChar"/>
-        </w:rPr>
-        <w:t xml:space="preserve">CAPACITY_UNAVAILABLE</w:t>
-      </w:r>
-      <w:r>
-        <w:t xml:space="preserve"> </w:t>
-      </w:r>
-      <w:r>
-        <w:t xml:space="preserve">for any new deployment</w:t>
-      </w:r>
-      <w:r>
-        <w:t xml:space="preserve"> </w:t>
-      </w:r>
-      <w:r>
-        <w:t xml:space="preserve">request that depends on this CRG until the situation resolves.</w:t>
-      </w:r>
-    </w:p>
-    <w:bookmarkEnd w:id="70"/>
-    <w:bookmarkStart w:id="71" w:name="standby-activation-during-dr-scenario-18"/>
-    <w:p>
-      <w:pPr>
-        <w:pStyle w:val="Heading3"/>
-      </w:pPr>
-      <w:r>
-        <w:t xml:space="preserve">5.9 Standby Activation During DR (Scenario 18)</w:t>
-      </w:r>
-    </w:p>
-    <w:p>
-      <w:pPr>
-        <w:pStyle w:val="FirstParagraph"/>
-      </w:pPr>
-      <w:r>
-        <w:t xml:space="preserve">When a DR event is declared and the engine enters</w:t>
-      </w:r>
-      <w:r>
-        <w:t xml:space="preserve"> </w:t>
-      </w:r>
-      <w:r>
-        <w:rPr>
-          <w:rStyle w:val="VerbatimChar"/>
-        </w:rPr>
-        <w:t xml:space="preserve">DR_EVENT_ACTIVE</w:t>
-      </w:r>
-      <w:r>
-        <w:t xml:space="preserve">:</w:t>
-      </w:r>
-    </w:p>
-    <w:p>
-      <w:pPr>
-        <w:numPr>
-          <w:ilvl w:val="0"/>
-          <w:numId w:val="1012"/>
-        </w:numPr>
-        <w:pStyle w:val="Compact"/>
-      </w:pPr>
-      <w:r>
-        <w:t xml:space="preserve">Standby VMs (currently</w:t>
-      </w:r>
-      <w:r>
-        <w:t xml:space="preserve"> </w:t>
-      </w:r>
-      <w:r>
-        <w:rPr>
-          <w:rStyle w:val="VerbatimChar"/>
-        </w:rPr>
-        <w:t xml:space="preserve">associated</w:t>
-      </w:r>
-      <w:r>
-        <w:t xml:space="preserve"> </w:t>
-      </w:r>
-      <w:r>
-        <w:t xml:space="preserve">with the destination CRG but not running) transition to</w:t>
-      </w:r>
-      <w:r>
-        <w:t xml:space="preserve"> </w:t>
-      </w:r>
-      <w:r>
-        <w:rPr>
-          <w:rStyle w:val="VerbatimChar"/>
-        </w:rPr>
-        <w:t xml:space="preserve">allocated</w:t>
-      </w:r>
-      <w:r>
-        <w:t xml:space="preserve"> </w:t>
-      </w:r>
-      <w:r>
-        <w:t xml:space="preserve">(active, consuming capacity).</w:t>
-      </w:r>
-    </w:p>
-    <w:p>
-      <w:pPr>
-        <w:numPr>
-          <w:ilvl w:val="0"/>
-          <w:numId w:val="1012"/>
-        </w:numPr>
-        <w:pStyle w:val="Compact"/>
-      </w:pPr>
-      <w:r>
-        <w:t xml:space="preserve">This happens in</w:t>
-      </w:r>
-      <w:r>
-        <w:t xml:space="preserve"> </w:t>
-      </w:r>
-      <w:r>
-        <w:rPr>
-          <w:bCs/>
-          <w:b/>
-        </w:rPr>
-        <w:t xml:space="preserve">priority waves</w:t>
-      </w:r>
-      <w:r>
-        <w:t xml:space="preserve">: Wave 0 (platform control planes first), then Wave 1</w:t>
-      </w:r>
-      <w:r>
-        <w:t xml:space="preserve"> </w:t>
-      </w:r>
-      <w:r>
-        <w:t xml:space="preserve">(highest-priority customers), then subsequent waves in business-priority order.</w:t>
-      </w:r>
-    </w:p>
-    <w:p>
-      <w:pPr>
-        <w:numPr>
-          <w:ilvl w:val="0"/>
-          <w:numId w:val="1012"/>
-        </w:numPr>
-        <w:pStyle w:val="Compact"/>
-      </w:pPr>
-      <w:r>
-        <w:t xml:space="preserve">Each wave goes through up to 7 stages of capacity acquisition:</w:t>
-      </w:r>
-    </w:p>
-    <w:p>
-      <w:pPr>
-        <w:numPr>
-          <w:ilvl w:val="1"/>
-          <w:numId w:val="1013"/>
-        </w:numPr>
-        <w:pStyle w:val="Compact"/>
-      </w:pPr>
-      <w:r>
-        <w:t xml:space="preserve">Stages 1–2: use pre-staged bootstrap headroom and existing reservation — zero Azure wait time.</w:t>
-      </w:r>
-    </w:p>
-    <w:p>
-      <w:pPr>
-        <w:numPr>
-          <w:ilvl w:val="1"/>
-          <w:numId w:val="1013"/>
-        </w:numPr>
-        <w:pStyle w:val="Compact"/>
-      </w:pPr>
-      <w:r>
-        <w:t xml:space="preserve">Stage 3: shut down eligible CVAL workloads (after authorisation) to free their slots.</w:t>
-      </w:r>
-    </w:p>
-    <w:p>
-      <w:pPr>
-        <w:numPr>
-          <w:ilvl w:val="1"/>
-          <w:numId w:val="1013"/>
-        </w:numPr>
-        <w:pStyle w:val="Compact"/>
-      </w:pPr>
-      <w:r>
-        <w:t xml:space="preserve">Stages 4–6: share reservations, draw pooled quota, request additional Azure capacity.</w:t>
-      </w:r>
-    </w:p>
-    <w:p>
-      <w:pPr>
-        <w:numPr>
-          <w:ilvl w:val="1"/>
-          <w:numId w:val="1013"/>
-        </w:numPr>
-        <w:pStyle w:val="Compact"/>
-      </w:pPr>
-      <w:r>
-        <w:t xml:space="preserve">Stage 7: report unrecoverable gaps.</w:t>
-      </w:r>
-    </w:p>
-    <w:p>
-      <w:pPr>
-        <w:pStyle w:val="FirstParagraph"/>
-      </w:pPr>
-      <w:r>
-        <w:t xml:space="preserve">The design ensures P0/P-1 customers begin recovery without waiting on Azure deallocation APIs —</w:t>
-      </w:r>
-      <w:r>
-        <w:t xml:space="preserve"> </w:t>
-      </w:r>
-      <w:r>
-        <w:t xml:space="preserve">which are throttled during regional failure events.</w:t>
-      </w:r>
-    </w:p>
-    <w:p>
-      <w:r>
-        <w:pict>
-          <v:rect style="width:0;height:1.5pt" o:hralign="center" o:hrstd="t" o:hr="t"/>
-        </w:pict>
-      </w:r>
-    </w:p>
-    <w:bookmarkEnd w:id="71"/>
-    <w:bookmarkEnd w:id="72"/>
-    <w:bookmarkStart w:id="78" w:name="scoring-weight-invariant"/>
-    <w:p>
-      <w:pPr>
-        <w:pStyle w:val="Heading2"/>
-      </w:pPr>
-      <w:r>
-        <w:t xml:space="preserve">6. Scoring Weight Invariant</w:t>
-      </w:r>
-    </w:p>
-    <w:bookmarkStart w:id="73" w:name="the-rule"/>
-    <w:p>
-      <w:pPr>
-        <w:pStyle w:val="Heading3"/>
-      </w:pPr>
-      <w:r>
-        <w:t xml:space="preserve">6.1 The Rule</w:t>
-      </w:r>
-    </w:p>
-    <w:p>
-      <w:pPr>
-        <w:pStyle w:val="FirstParagraph"/>
-      </w:pPr>
-      <w:r>
-        <w:rPr>
-          <w:bCs/>
-          <w:b/>
-        </w:rPr>
-        <w:t xml:space="preserve">The five placement scoring weights must always sum to exactly 1.0:</w:t>
-      </w:r>
-    </w:p>
-    <w:p>
-      <w:pPr>
-        <w:pStyle w:val="SourceCode"/>
-      </w:pPr>
-      <w:r>
-        <w:rPr>
-          <w:rStyle w:val="VerbatimChar"/>
-        </w:rPr>
-        <w:t xml:space="preserve">α + β + γ + δ + ε = 1.0</w:t>
-      </w:r>
-      <w:r>
-        <w:br/>
-      </w:r>
-      <w:r>
-        <w:rPr>
-          <w:rStyle w:val="VerbatimChar"/>
-        </w:rPr>
-        <w:t xml:space="preserve">0.30 + 0.20 + 0.25 + 0.15 + 0.10 = 1.00 ✓</w:t>
-      </w:r>
-    </w:p>
-    <w:p>
-      <w:pPr>
-        <w:pStyle w:val="FirstParagraph"/>
-      </w:pPr>
-      <w:r>
-        <w:t xml:space="preserve">This is not a convention. It is a mathematical requirement for the scores to be meaningful.</w:t>
-      </w:r>
-    </w:p>
-    <w:bookmarkEnd w:id="73"/>
-    <w:bookmarkStart w:id="74" w:name="why-1.0-is-required"/>
-    <w:p>
-      <w:pPr>
-        <w:pStyle w:val="Heading3"/>
-      </w:pPr>
-      <w:r>
-        <w:t xml:space="preserve">6.2 Why 1.0 Is Required</w:t>
-      </w:r>
-    </w:p>
-    <w:p>
-      <w:pPr>
-        <w:pStyle w:val="FirstParagraph"/>
-      </w:pPr>
-      <w:r>
-        <w:t xml:space="preserve">Every component is clamped to [0, 1]. When weights sum to exactly 1.0:</w:t>
-      </w:r>
-    </w:p>
-    <w:p>
-      <w:pPr>
-        <w:numPr>
-          <w:ilvl w:val="0"/>
-          <w:numId w:val="1014"/>
-        </w:numPr>
-        <w:pStyle w:val="Compact"/>
-      </w:pPr>
-      <w:r>
-        <w:t xml:space="preserve">The</w:t>
-      </w:r>
-      <w:r>
-        <w:t xml:space="preserve"> </w:t>
-      </w:r>
-      <w:r>
-        <w:rPr>
-          <w:bCs/>
-          <w:b/>
-        </w:rPr>
-        <w:t xml:space="preserve">best possible region</w:t>
-      </w:r>
-      <w:r>
-        <w:t xml:space="preserve"> </w:t>
-      </w:r>
-      <w:r>
-        <w:t xml:space="preserve">(all components = 1.0) scores exactly</w:t>
-      </w:r>
-      <w:r>
-        <w:t xml:space="preserve"> </w:t>
-      </w:r>
-      <w:r>
-        <w:rPr>
-          <w:bCs/>
-          <w:b/>
-        </w:rPr>
-        <w:t xml:space="preserve">1.0</w:t>
-      </w:r>
-      <w:r>
-        <w:t xml:space="preserve">.</w:t>
-      </w:r>
-    </w:p>
-    <w:p>
-      <w:pPr>
-        <w:numPr>
-          <w:ilvl w:val="0"/>
-          <w:numId w:val="1014"/>
-        </w:numPr>
-        <w:pStyle w:val="Compact"/>
-      </w:pPr>
-      <w:r>
-        <w:t xml:space="preserve">The</w:t>
-      </w:r>
-      <w:r>
-        <w:t xml:space="preserve"> </w:t>
-      </w:r>
-      <w:r>
-        <w:rPr>
-          <w:bCs/>
-          <w:b/>
-        </w:rPr>
-        <w:t xml:space="preserve">worst possible region</w:t>
-      </w:r>
-      <w:r>
-        <w:t xml:space="preserve"> </w:t>
-      </w:r>
-      <w:r>
-        <w:t xml:space="preserve">(all components = 0.0) scores exactly</w:t>
-      </w:r>
-      <w:r>
-        <w:t xml:space="preserve"> </w:t>
-      </w:r>
-      <w:r>
-        <w:rPr>
-          <w:bCs/>
-          <w:b/>
-        </w:rPr>
-        <w:t xml:space="preserve">0.0</w:t>
-      </w:r>
-      <w:r>
-        <w:t xml:space="preserve">.</w:t>
-      </w:r>
-    </w:p>
-    <w:p>
-      <w:pPr>
-        <w:numPr>
-          <w:ilvl w:val="0"/>
-          <w:numId w:val="1014"/>
-        </w:numPr>
-        <w:pStyle w:val="Compact"/>
-      </w:pPr>
-      <w:r>
-        <w:t xml:space="preserve">Every real region scores</w:t>
-      </w:r>
-      <w:r>
-        <w:t xml:space="preserve"> </w:t>
-      </w:r>
-      <w:r>
-        <w:rPr>
-          <w:bCs/>
-          <w:b/>
-        </w:rPr>
-        <w:t xml:space="preserve">somewhere between 0 and 1</w:t>
-      </w:r>
-      <w:r>
-        <w:t xml:space="preserve">.</w:t>
-      </w:r>
-    </w:p>
-    <w:p>
-      <w:pPr>
-        <w:numPr>
-          <w:ilvl w:val="0"/>
-          <w:numId w:val="1014"/>
-        </w:numPr>
-        <w:pStyle w:val="Compact"/>
-      </w:pPr>
-      <w:r>
-        <w:t xml:space="preserve">Scores from different regions are</w:t>
-      </w:r>
-      <w:r>
-        <w:t xml:space="preserve"> </w:t>
-      </w:r>
-      <w:r>
-        <w:rPr>
-          <w:bCs/>
-          <w:b/>
-        </w:rPr>
-        <w:t xml:space="preserve">directly comparable</w:t>
-      </w:r>
-      <w:r>
-        <w:t xml:space="preserve">: 0.75 is always better than 0.60, in</w:t>
-      </w:r>
-      <w:r>
-        <w:t xml:space="preserve"> </w:t>
-      </w:r>
-      <w:r>
-        <w:t xml:space="preserve">every run, under every policy version.</w:t>
-      </w:r>
-    </w:p>
-    <w:bookmarkEnd w:id="74"/>
-    <w:bookmarkStart w:id="75" w:name="X4e64c371e360098977ce2c86b94bd959b08a421"/>
-    <w:p>
-      <w:pPr>
-        <w:pStyle w:val="Heading3"/>
-      </w:pPr>
-      <w:r>
-        <w:t xml:space="preserve">6.3 What Breaks When the Weights Don’t Sum to 1.0</w:t>
-      </w:r>
-    </w:p>
-    <w:p>
-      <w:pPr>
-        <w:pStyle w:val="FirstParagraph"/>
-      </w:pPr>
-      <w:r>
-        <w:rPr>
-          <w:bCs/>
-          <w:b/>
-        </w:rPr>
-        <w:t xml:space="preserve">If weights sum to more than 1.0 (e.g., 1.10):</w:t>
-      </w:r>
-    </w:p>
-    <w:p>
-      <w:pPr>
-        <w:pStyle w:val="BodyText"/>
-      </w:pPr>
-      <w:r>
-        <w:t xml:space="preserve">The best possible score inflates above 1.0. A region with all perfect components scores 1.10 instead</w:t>
-      </w:r>
-      <w:r>
-        <w:t xml:space="preserve"> </w:t>
-      </w:r>
-      <w:r>
-        <w:t xml:space="preserve">of 1.0. Any downstream threshold calibrated against a [0, 1] range — for example,</w:t>
-      </w:r>
-      <w:r>
-        <w:t xml:space="preserve"> </w:t>
-      </w:r>
-      <w:r>
-        <w:t xml:space="preserve">“</w:t>
-      </w:r>
-      <w:r>
-        <w:t xml:space="preserve">do not place in</w:t>
-      </w:r>
-      <w:r>
-        <w:t xml:space="preserve"> </w:t>
-      </w:r>
-      <w:r>
-        <w:t xml:space="preserve">any region scoring below 0.60</w:t>
-      </w:r>
-      <w:r>
-        <w:t xml:space="preserve">”</w:t>
-      </w:r>
-      <w:r>
-        <w:t xml:space="preserve"> </w:t>
-      </w:r>
-      <w:r>
-        <w:t xml:space="preserve">— is now calibrated incorrectly. A mediocre region may clear the</w:t>
-      </w:r>
-      <w:r>
-        <w:t xml:space="preserve"> </w:t>
-      </w:r>
-      <w:r>
-        <w:t xml:space="preserve">threshold simply because scores are inflated.</w:t>
-      </w:r>
-    </w:p>
-    <w:p>
-      <w:pPr>
-        <w:pStyle w:val="BodyText"/>
-      </w:pPr>
-      <w:r>
-        <w:rPr>
-          <w:bCs/>
-          <w:b/>
-        </w:rPr>
-        <w:t xml:space="preserve">If weights sum to less than 1.0 (e.g., 0.90):</w:t>
-      </w:r>
-    </w:p>
-    <w:p>
-      <w:pPr>
-        <w:pStyle w:val="BodyText"/>
-      </w:pPr>
-      <w:r>
-        <w:t xml:space="preserve">All scores are uniformly compressed into [0, 0.90]. A region with all perfect components scores 0.90</w:t>
-      </w:r>
-      <w:r>
-        <w:t xml:space="preserve"> </w:t>
-      </w:r>
-      <w:r>
-        <w:t xml:space="preserve">instead of 1.0. A region that should score 0.67 now scores 0.60. Threshold gates calibrated against</w:t>
-      </w:r>
-      <w:r>
-        <w:t xml:space="preserve"> </w:t>
-      </w:r>
-      <w:r>
-        <w:t xml:space="preserve">[0, 1] now behave incorrectly in the other direction — some deployments are incorrectly blocked.</w:t>
-      </w:r>
-    </w:p>
-    <w:p>
-      <w:pPr>
-        <w:pStyle w:val="BodyText"/>
-      </w:pPr>
-      <w:r>
-        <w:t xml:space="preserve">Cross-policy comparisons also break: if one version had weights summing to 1.0 and the next has them</w:t>
-      </w:r>
-      <w:r>
-        <w:t xml:space="preserve"> </w:t>
-      </w:r>
-      <w:r>
-        <w:t xml:space="preserve">summing to 0.90, a score of 0.65 means something different under each version. Historical score</w:t>
-      </w:r>
-      <w:r>
-        <w:t xml:space="preserve"> </w:t>
-      </w:r>
-      <w:r>
-        <w:t xml:space="preserve">trend data becomes uninterpretable.</w:t>
-      </w:r>
-    </w:p>
-    <w:bookmarkEnd w:id="75"/>
-    <w:bookmarkStart w:id="76" w:name="tuning-the-weights-the-pie-rule"/>
-    <w:p>
-      <w:pPr>
-        <w:pStyle w:val="Heading3"/>
-      </w:pPr>
-      <w:r>
-        <w:t xml:space="preserve">6.4 Tuning the Weights — The Pie Rule</w:t>
-      </w:r>
-    </w:p>
-    <w:p>
-      <w:pPr>
-        <w:pStyle w:val="FirstParagraph"/>
-      </w:pPr>
-      <w:r>
-        <w:t xml:space="preserve">Think of the five weights as slices of a pie. The total pie is always exactly 100%. If one slice</w:t>
-      </w:r>
-      <w:r>
-        <w:t xml:space="preserve"> </w:t>
-      </w:r>
-      <w:r>
-        <w:t xml:space="preserve">grows, the others must shrink by the same total amount.</w:t>
-      </w:r>
-    </w:p>
-    <w:p>
-      <w:pPr>
-        <w:pStyle w:val="BodyText"/>
-      </w:pPr>
-      <w:r>
-        <w:rPr>
-          <w:bCs/>
-          <w:b/>
-        </w:rPr>
-        <w:t xml:space="preserve">Example — increasing headroom importance:</w:t>
-      </w:r>
-    </w:p>
-    <w:p>
-      <w:pPr>
-        <w:pStyle w:val="SourceCode"/>
-      </w:pPr>
-      <w:r>
-        <w:rPr>
-          <w:rStyle w:val="VerbatimChar"/>
-        </w:rPr>
-        <w:t xml:space="preserve">Before: α=0.30, β=0.20, γ=0.25, δ=0.15, ε=0.10  → sum = 1.00 ✓</w:t>
-      </w:r>
-      <w:r>
-        <w:br/>
-      </w:r>
-      <w:r>
-        <w:rPr>
-          <w:rStyle w:val="VerbatimChar"/>
-        </w:rPr>
-        <w:t xml:space="preserve">After:  α=0.40, β=0.15, γ=0.25, δ=0.10, ε=0.10  → sum = 1.00 ✓ (took 0.05 from β, 0.05 from δ)</w:t>
-      </w:r>
-      <w:r>
-        <w:br/>
-      </w:r>
-      <w:r>
-        <w:rPr>
-          <w:rStyle w:val="VerbatimChar"/>
-        </w:rPr>
-        <w:t xml:space="preserve">Wrong:  α=0.40, β=0.20, γ=0.25, δ=0.15, ε=0.10  → sum = 1.10 ✗ (forgot to reduce)</w:t>
-      </w:r>
-    </w:p>
-    <w:bookmarkEnd w:id="76"/>
-    <w:bookmarkStart w:id="77" w:name="X3da3bddaac74590e2583a245330c6c3bc498c02"/>
-    <w:p>
-      <w:pPr>
-        <w:pStyle w:val="Heading3"/>
-      </w:pPr>
-      <w:r>
-        <w:t xml:space="preserve">6.5 Validation Requirement — The Policy Load Gate</w:t>
-      </w:r>
-    </w:p>
-    <w:p>
-      <w:pPr>
-        <w:pStyle w:val="FirstParagraph"/>
-      </w:pPr>
-      <w:r>
-        <w:t xml:space="preserve">The Config/Scope-File Service</w:t>
-      </w:r>
-      <w:r>
-        <w:t xml:space="preserve"> </w:t>
-      </w:r>
-      <w:r>
-        <w:rPr>
-          <w:bCs/>
-          <w:b/>
-        </w:rPr>
-        <w:t xml:space="preserve">must</w:t>
-      </w:r>
-      <w:r>
-        <w:t xml:space="preserve"> </w:t>
-      </w:r>
-      <w:r>
-        <w:t xml:space="preserve">validate the weight sum every time a new PlacementPolicy</w:t>
-      </w:r>
-      <w:r>
-        <w:t xml:space="preserve"> </w:t>
-      </w:r>
-      <w:r>
-        <w:t xml:space="preserve">version is loaded. This validation must occur</w:t>
-      </w:r>
-      <w:r>
-        <w:t xml:space="preserve"> </w:t>
-      </w:r>
-      <w:r>
-        <w:rPr>
-          <w:bCs/>
-          <w:b/>
-        </w:rPr>
-        <w:t xml:space="preserve">before</w:t>
-      </w:r>
-      <w:r>
-        <w:t xml:space="preserve"> </w:t>
-      </w:r>
-      <w:r>
-        <w:t xml:space="preserve">the policy version is published to the</w:t>
-      </w:r>
-      <w:r>
-        <w:t xml:space="preserve"> </w:t>
-      </w:r>
-      <w:r>
-        <w:t xml:space="preserve">placement engine. A policy that fails this check must be rejected with a recorded configuration</w:t>
-      </w:r>
-      <w:r>
-        <w:t xml:space="preserve"> </w:t>
-      </w:r>
-      <w:r>
-        <w:t xml:space="preserve">error; the placement engine must never receive a policy with an invalid weight sum.</w:t>
-      </w:r>
-    </w:p>
-    <w:p>
-      <w:pPr>
-        <w:pStyle w:val="BodyText"/>
-      </w:pPr>
-      <w:r>
-        <w:t xml:space="preserve">See Section 6 of the Calculation Logic Reference and Section 8.2 of the Technical Design Document for the</w:t>
-      </w:r>
-      <w:r>
-        <w:t xml:space="preserve"> </w:t>
-      </w:r>
-      <w:r>
-        <w:t xml:space="preserve">formal validation rule specification.</w:t>
-      </w:r>
-    </w:p>
-    <w:p>
-      <w:r>
-        <w:pict>
-          <v:rect style="width:0;height:1.5pt" o:hralign="center" o:hrstd="t" o:hr="t"/>
-        </w:pict>
-      </w:r>
-    </w:p>
-    <w:bookmarkEnd w:id="77"/>
-    <w:bookmarkEnd w:id="78"/>
-    <w:bookmarkStart w:id="79" w:name="how-the-three-domains-connect"/>
-    <w:p>
-      <w:pPr>
-        <w:pStyle w:val="Heading2"/>
-      </w:pPr>
-      <w:r>
-        <w:t xml:space="preserve">7. How the Three Domains Connect</w:t>
-      </w:r>
-    </w:p>
-    <w:p>
-      <w:pPr>
-        <w:pStyle w:val="FirstParagraph"/>
-      </w:pPr>
-      <w:r>
-        <w:t xml:space="preserve">The three domains are not independent. They feed into each other:</w:t>
-      </w:r>
-    </w:p>
-    <w:p>
-      <w:pPr>
-        <w:pStyle w:val="SourceCode"/>
-      </w:pPr>
-      <w:r>
-        <w:rPr>
-          <w:rStyle w:val="VerbatimChar"/>
-        </w:rPr>
-        <w:t xml:space="preserve">Region Selection → Quota Management → Capacity Management</w:t>
-      </w:r>
-      <w:r>
-        <w:br/>
-      </w:r>
-      <w:r>
-        <w:rPr>
-          <w:rStyle w:val="VerbatimChar"/>
-        </w:rPr>
-        <w:t xml:space="preserve">       ↑                  ↑                    ↑</w:t>
-      </w:r>
-      <w:r>
-        <w:br/>
-      </w:r>
-      <w:r>
-        <w:rPr>
-          <w:rStyle w:val="VerbatimChar"/>
-        </w:rPr>
-        <w:t xml:space="preserve">  Uses quota scores   Uses CRG quantities   Uses placement output</w:t>
-      </w:r>
-      <w:r>
-        <w:br/>
-      </w:r>
-      <w:r>
-        <w:rPr>
-          <w:rStyle w:val="VerbatimChar"/>
-        </w:rPr>
-        <w:t xml:space="preserve">  as β component      to size pool limit    to set CRG targets</w:t>
-      </w:r>
-    </w:p>
-    <w:p>
-      <w:pPr>
-        <w:pStyle w:val="FirstParagraph"/>
-      </w:pPr>
-      <w:r>
-        <w:rPr>
-          <w:bCs/>
-          <w:b/>
-        </w:rPr>
-        <w:t xml:space="preserve">Flow for a new customer deployment:</w:t>
-      </w:r>
-    </w:p>
-    <w:p>
-      <w:pPr>
-        <w:numPr>
-          <w:ilvl w:val="0"/>
-          <w:numId w:val="1015"/>
-        </w:numPr>
-      </w:pPr>
-      <w:r>
-        <w:rPr>
-          <w:bCs/>
-          <w:b/>
-        </w:rPr>
-        <w:t xml:space="preserve">Region Selection</w:t>
-      </w:r>
-      <w:r>
-        <w:t xml:space="preserve"> </w:t>
-      </w:r>
-      <w:r>
-        <w:t xml:space="preserve">scores all candidate regions and picks the best Prod anchor. The quota</w:t>
-      </w:r>
-      <w:r>
-        <w:t xml:space="preserve"> </w:t>
-      </w:r>
-      <w:r>
-        <w:t xml:space="preserve">score (β component) uses current quota headroom from Domain 2. The capacity/headroom score</w:t>
-      </w:r>
-      <w:r>
-        <w:t xml:space="preserve"> </w:t>
-      </w:r>
-      <w:r>
-        <w:t xml:space="preserve">(α component) uses current CRG free slots from Domain 3.</w:t>
-      </w:r>
-    </w:p>
-    <w:p>
-      <w:pPr>
-        <w:numPr>
-          <w:ilvl w:val="0"/>
-          <w:numId w:val="1015"/>
-        </w:numPr>
-      </w:pPr>
-      <w:r>
-        <w:rPr>
-          <w:bCs/>
-          <w:b/>
-        </w:rPr>
-        <w:t xml:space="preserve">Quota Management</w:t>
-      </w:r>
-      <w:r>
-        <w:t xml:space="preserve"> </w:t>
-      </w:r>
-      <w:r>
-        <w:t xml:space="preserve">checks that the subscription in the selected region has enough quota limit</w:t>
-      </w:r>
-      <w:r>
-        <w:t xml:space="preserve"> </w:t>
-      </w:r>
-      <w:r>
-        <w:t xml:space="preserve">to accept the new deployment (Scenario 19, gate 7). If not, the deployment is blocked with</w:t>
-      </w:r>
-      <w:r>
-        <w:t xml:space="preserve"> </w:t>
-      </w:r>
-      <w:r>
-        <w:rPr>
-          <w:rStyle w:val="VerbatimChar"/>
-        </w:rPr>
-        <w:t xml:space="preserve">QUOTA_DEFICIT</w:t>
-      </w:r>
-      <w:r>
-        <w:t xml:space="preserve"> </w:t>
-      </w:r>
-      <w:r>
-        <w:t xml:space="preserve">until a quota increase request to Microsoft is approved.</w:t>
-      </w:r>
-    </w:p>
-    <w:p>
-      <w:pPr>
-        <w:numPr>
-          <w:ilvl w:val="0"/>
-          <w:numId w:val="1015"/>
-        </w:numPr>
-      </w:pPr>
-      <w:r>
-        <w:rPr>
-          <w:bCs/>
-          <w:b/>
-        </w:rPr>
-        <w:t xml:space="preserve">Capacity Management</w:t>
-      </w:r>
-      <w:r>
-        <w:t xml:space="preserve"> </w:t>
-      </w:r>
-      <w:r>
-        <w:t xml:space="preserve">checks that a Capacity Reservation exists and has enough quantity for</w:t>
-      </w:r>
-      <w:r>
-        <w:t xml:space="preserve"> </w:t>
-      </w:r>
-      <w:r>
-        <w:t xml:space="preserve">the deployment (Scenario 19, gate 6). If not, the deployment is blocked with</w:t>
-      </w:r>
-      <w:r>
-        <w:t xml:space="preserve"> </w:t>
-      </w:r>
-      <w:r>
-        <w:rPr>
-          <w:rStyle w:val="VerbatimChar"/>
-        </w:rPr>
-        <w:t xml:space="preserve">RESERVATION_DEFICIT</w:t>
-      </w:r>
-      <w:r>
-        <w:t xml:space="preserve"> </w:t>
-      </w:r>
-      <w:r>
-        <w:t xml:space="preserve">until the CRG is expanded.</w:t>
-      </w:r>
-    </w:p>
-    <w:p>
-      <w:pPr>
-        <w:pStyle w:val="FirstParagraph"/>
-      </w:pPr>
-      <w:r>
-        <w:t xml:space="preserve">Only when all three domains return green does the readiness gate emit</w:t>
-      </w:r>
-      <w:r>
-        <w:t xml:space="preserve"> </w:t>
-      </w:r>
-      <w:r>
-        <w:rPr>
-          <w:rStyle w:val="VerbatimChar"/>
-        </w:rPr>
-        <w:t xml:space="preserve">READY</w:t>
-      </w:r>
-      <w:r>
-        <w:t xml:space="preserve"> </w:t>
-      </w:r>
-      <w:r>
-        <w:t xml:space="preserve">and allow the</w:t>
-      </w:r>
-      <w:r>
-        <w:t xml:space="preserve"> </w:t>
-      </w:r>
-      <w:r>
-        <w:t xml:space="preserve">deployment to proceed.</w:t>
-      </w:r>
-    </w:p>
-    <w:p>
-      <w:pPr>
-        <w:pStyle w:val="BodyText"/>
-      </w:pPr>
-      <w:r>
-        <w:rPr>
-          <w:bCs/>
-          <w:b/>
-        </w:rPr>
-        <w:t xml:space="preserve">Flow for a DR event:</w:t>
-      </w:r>
-    </w:p>
-    <w:p>
-      <w:pPr>
-        <w:numPr>
-          <w:ilvl w:val="0"/>
-          <w:numId w:val="1016"/>
-        </w:numPr>
-        <w:pStyle w:val="Compact"/>
-      </w:pPr>
-      <w:r>
-        <w:t xml:space="preserve">The engine transitions to</w:t>
-      </w:r>
-      <w:r>
-        <w:t xml:space="preserve"> </w:t>
-      </w:r>
-      <w:r>
-        <w:rPr>
-          <w:rStyle w:val="VerbatimChar"/>
-        </w:rPr>
-        <w:t xml:space="preserve">DR_EVENT_ACTIVE</w:t>
-      </w:r>
-      <w:r>
-        <w:t xml:space="preserve">.</w:t>
-      </w:r>
-    </w:p>
-    <w:p>
-      <w:pPr>
-        <w:numPr>
-          <w:ilvl w:val="0"/>
-          <w:numId w:val="1016"/>
-        </w:numPr>
-        <w:pStyle w:val="Compact"/>
-      </w:pPr>
-      <w:r>
-        <w:t xml:space="preserve">The DR Orchestrator consults the SourceDestinationDRIndex to identify which standby VMs need</w:t>
-      </w:r>
-      <w:r>
-        <w:t xml:space="preserve"> </w:t>
-      </w:r>
-      <w:r>
-        <w:t xml:space="preserve">to be activated and where.</w:t>
-      </w:r>
-    </w:p>
-    <w:p>
-      <w:pPr>
-        <w:numPr>
-          <w:ilvl w:val="0"/>
-          <w:numId w:val="1016"/>
-        </w:numPr>
-        <w:pStyle w:val="Compact"/>
-      </w:pPr>
-      <w:r>
-        <w:rPr>
-          <w:bCs/>
-          <w:b/>
-        </w:rPr>
-        <w:t xml:space="preserve">Capacity Management</w:t>
-      </w:r>
-      <w:r>
-        <w:t xml:space="preserve"> </w:t>
-      </w:r>
-      <w:r>
-        <w:t xml:space="preserve">begins staged activation (Scenario 18): bootstrap headroom first, then</w:t>
-      </w:r>
-      <w:r>
-        <w:t xml:space="preserve"> </w:t>
-      </w:r>
-      <w:r>
-        <w:t xml:space="preserve">CRG expansion if needed, then CVAL release, then quota draw.</w:t>
-      </w:r>
-    </w:p>
-    <w:p>
-      <w:pPr>
-        <w:numPr>
-          <w:ilvl w:val="0"/>
-          <w:numId w:val="1016"/>
-        </w:numPr>
-        <w:pStyle w:val="Compact"/>
-      </w:pPr>
-      <w:r>
-        <w:rPr>
-          <w:bCs/>
-          <w:b/>
-        </w:rPr>
-        <w:t xml:space="preserve">Quota Management</w:t>
-      </w:r>
-      <w:r>
-        <w:t xml:space="preserve"> </w:t>
-      </w:r>
-      <w:r>
-        <w:t xml:space="preserve">confirms the shared pool has headroom for the DR draw (single-pool model:</w:t>
-      </w:r>
-      <w:r>
-        <w:t xml:space="preserve"> </w:t>
-      </w:r>
-      <w:r>
-        <w:t xml:space="preserve">no cross-group transfer needed — the DR earmark is already inside the pool).</w:t>
-      </w:r>
-    </w:p>
-    <w:p>
-      <w:pPr>
-        <w:numPr>
-          <w:ilvl w:val="0"/>
-          <w:numId w:val="1016"/>
-        </w:numPr>
-        <w:pStyle w:val="Compact"/>
-      </w:pPr>
-      <w:r>
-        <w:rPr>
-          <w:bCs/>
-          <w:b/>
-        </w:rPr>
-        <w:t xml:space="preserve">Region Selection</w:t>
-      </w:r>
-      <w:r>
-        <w:t xml:space="preserve"> </w:t>
-      </w:r>
-      <w:r>
-        <w:t xml:space="preserve">is not re-run — the Customer Seed Record is authoritative. Failback</w:t>
-      </w:r>
-      <w:r>
-        <w:t xml:space="preserve"> </w:t>
-      </w:r>
-      <w:r>
-        <w:t xml:space="preserve">restores the original seed without re-derivation.</w:t>
-      </w:r>
-    </w:p>
-    <w:p>
-      <w:r>
-        <w:pict>
-          <v:rect style="width:0;height:1.5pt" o:hralign="center" o:hrstd="t" o:hr="t"/>
-        </w:pict>
-      </w:r>
-    </w:p>
-    <w:bookmarkEnd w:id="79"/>
-    <w:bookmarkStart w:id="80" w:name="quick-reference-key-numbers"/>
-    <w:p>
-      <w:pPr>
-        <w:pStyle w:val="Heading2"/>
-      </w:pPr>
-      <w:r>
-        <w:t xml:space="preserve">8. Quick Reference — Key Numbers</w:t>
+        <w:t xml:space="preserve">ACRME does not wait for a deficit to appear before acting. It watches utilisation in real time and</w:t>
+      </w:r>
+      <w:r>
+        <w:t xml:space="preserve"> </w:t>
+      </w:r>
+      <w:r>
+        <w:t xml:space="preserve">triggers a capacity increase request when utilisation hits the configured thresholds (Section 5.4.1):</w:t>
       </w:r>
     </w:p>
     <w:tbl>
@@ -11785,6 +10714,4991 @@
               <w:jc w:val="left"/>
             </w:pPr>
             <w:r>
+              <w:t xml:space="preserve">Environment</w:t>
+            </w:r>
+          </w:p>
+        </w:tc>
+        <w:tc>
+          <w:tcPr/>
+          <w:p>
+            <w:pPr>
+              <w:pStyle w:val="Compact"/>
+              <w:jc w:val="left"/>
+            </w:pPr>
+            <w:r>
+              <w:t xml:space="preserve">Default threshold</w:t>
+            </w:r>
+          </w:p>
+        </w:tc>
+        <w:tc>
+          <w:tcPr/>
+          <w:p>
+            <w:pPr>
+              <w:pStyle w:val="Compact"/>
+              <w:jc w:val="left"/>
+            </w:pPr>
+            <w:r>
+              <w:t xml:space="preserve">Meaning</w:t>
+            </w:r>
+          </w:p>
+        </w:tc>
+      </w:tr>
+      <w:tr>
+        <w:tc>
+          <w:tcPr/>
+          <w:p>
+            <w:pPr>
+              <w:pStyle w:val="Compact"/>
+              <w:jc w:val="left"/>
+            </w:pPr>
+            <w:r>
+              <w:t xml:space="preserve">Prod</w:t>
+            </w:r>
+          </w:p>
+        </w:tc>
+        <w:tc>
+          <w:tcPr/>
+          <w:p>
+            <w:pPr>
+              <w:pStyle w:val="Compact"/>
+              <w:jc w:val="left"/>
+            </w:pPr>
+            <w:r>
+              <w:t xml:space="preserve">20% headroom remaining</w:t>
+            </w:r>
+          </w:p>
+        </w:tc>
+        <w:tc>
+          <w:tcPr/>
+          <w:p>
+            <w:pPr>
+              <w:pStyle w:val="Compact"/>
+              <w:jc w:val="left"/>
+            </w:pPr>
+            <w:r>
+              <w:t xml:space="preserve">Trigger when only 20% of reserved Prod capacity is free (80% utilized)</w:t>
+            </w:r>
+          </w:p>
+        </w:tc>
+      </w:tr>
+      <w:tr>
+        <w:tc>
+          <w:tcPr/>
+          <w:p>
+            <w:pPr>
+              <w:pStyle w:val="Compact"/>
+              <w:jc w:val="left"/>
+            </w:pPr>
+            <w:r>
+              <w:t xml:space="preserve">NonProd</w:t>
+            </w:r>
+          </w:p>
+        </w:tc>
+        <w:tc>
+          <w:tcPr/>
+          <w:p>
+            <w:pPr>
+              <w:pStyle w:val="Compact"/>
+              <w:jc w:val="left"/>
+            </w:pPr>
+            <w:r>
+              <w:t xml:space="preserve">20% headroom remaining</w:t>
+            </w:r>
+          </w:p>
+        </w:tc>
+        <w:tc>
+          <w:tcPr/>
+          <w:p>
+            <w:pPr>
+              <w:pStyle w:val="Compact"/>
+              <w:jc w:val="left"/>
+            </w:pPr>
+            <w:r>
+              <w:t xml:space="preserve">Trigger when only 20% of reserved NonProd capacity is free (80% utilized)</w:t>
+            </w:r>
+          </w:p>
+        </w:tc>
+      </w:tr>
+      <w:tr>
+        <w:tc>
+          <w:tcPr/>
+          <w:p>
+            <w:pPr>
+              <w:pStyle w:val="Compact"/>
+              <w:jc w:val="left"/>
+            </w:pPr>
+            <w:r>
+              <w:t xml:space="preserve">DR</w:t>
+            </w:r>
+          </w:p>
+        </w:tc>
+        <w:tc>
+          <w:tcPr/>
+          <w:p>
+            <w:pPr>
+              <w:pStyle w:val="Compact"/>
+              <w:jc w:val="left"/>
+            </w:pPr>
+            <w:r>
+              <w:t xml:space="preserve">35% headroom remaining</w:t>
+            </w:r>
+          </w:p>
+        </w:tc>
+        <w:tc>
+          <w:tcPr/>
+          <w:p>
+            <w:pPr>
+              <w:pStyle w:val="Compact"/>
+              <w:jc w:val="left"/>
+            </w:pPr>
+            <w:r>
+              <w:t xml:space="preserve">Trigger when only 35% of reserved DR capacity is free (65% utilized)</w:t>
+            </w:r>
+          </w:p>
+        </w:tc>
+      </w:tr>
+    </w:tbl>
+    <w:p>
+      <w:pPr>
+        <w:pStyle w:val="BodyText"/>
+      </w:pPr>
+      <w:r>
+        <w:rPr>
+          <w:bCs/>
+          <w:b/>
+        </w:rPr>
+        <w:t xml:space="preserve">Debounce cooldown:</w:t>
+      </w:r>
+      <w:r>
+        <w:t xml:space="preserve"> </w:t>
+      </w:r>
+      <w:r>
+        <w:t xml:space="preserve">after any trigger fires, the engine waits 30 minutes before it can fire again</w:t>
+      </w:r>
+      <w:r>
+        <w:t xml:space="preserve"> </w:t>
+      </w:r>
+      <w:r>
+        <w:t xml:space="preserve">for the same region + CRG type. This prevents repeated requests from a transient spike.</w:t>
+      </w:r>
+    </w:p>
+    <w:p>
+      <w:pPr>
+        <w:pStyle w:val="BodyText"/>
+      </w:pPr>
+      <w:r>
+        <w:rPr>
+          <w:bCs/>
+          <w:b/>
+        </w:rPr>
+        <w:t xml:space="preserve">Why the DR threshold is higher (35% vs 20%):</w:t>
+      </w:r>
+      <w:r>
+        <w:t xml:space="preserve"> </w:t>
+      </w:r>
+      <w:r>
+        <w:t xml:space="preserve">DR reservations are intentionally sized lean — the</w:t>
+      </w:r>
+      <w:r>
+        <w:t xml:space="preserve"> </w:t>
+      </w:r>
+      <w:r>
+        <w:t xml:space="preserve">min-bootstrap model means DR starts small and scales on demand. A higher threshold accepts more risk</w:t>
+      </w:r>
+      <w:r>
+        <w:t xml:space="preserve"> </w:t>
+      </w:r>
+      <w:r>
+        <w:t xml:space="preserve">in exchange for lower cost during steady state.</w:t>
+      </w:r>
+    </w:p>
+    <w:bookmarkEnd w:id="69"/>
+    <w:bookmarkStart w:id="70" w:name="the-forecast-formula-proactive-growth"/>
+    <w:p>
+      <w:pPr>
+        <w:pStyle w:val="Heading3"/>
+      </w:pPr>
+      <w:r>
+        <w:t xml:space="preserve">5.6 The Forecast Formula — Proactive Growth</w:t>
+      </w:r>
+    </w:p>
+    <w:p>
+      <w:pPr>
+        <w:pStyle w:val="FirstParagraph"/>
+      </w:pPr>
+      <w:r>
+        <w:t xml:space="preserve">Alongside the continuous reconciliation floor, ACRME uses an advisory forecast for longer-horizon</w:t>
+      </w:r>
+      <w:r>
+        <w:t xml:space="preserve"> </w:t>
+      </w:r>
+      <w:r>
+        <w:t xml:space="preserve">sizing:</w:t>
+      </w:r>
+    </w:p>
+    <w:p>
+      <w:pPr>
+        <w:pStyle w:val="SourceCode"/>
+      </w:pPr>
+      <w:r>
+        <w:rPr>
+          <w:rStyle w:val="VerbatimChar"/>
+        </w:rPr>
+        <w:t xml:space="preserve">Forecast_Quantity = ceil( Forecast_Peak × (1 + Growth_Buffer) + DR_Buffer )</w:t>
+      </w:r>
+    </w:p>
+    <w:p>
+      <w:pPr>
+        <w:numPr>
+          <w:ilvl w:val="0"/>
+          <w:numId w:val="1011"/>
+        </w:numPr>
+        <w:pStyle w:val="Compact"/>
+      </w:pPr>
+      <w:r>
+        <w:rPr>
+          <w:bCs/>
+          <w:b/>
+        </w:rPr>
+        <w:t xml:space="preserve">Forecast_Peak</w:t>
+      </w:r>
+      <w:r>
+        <w:t xml:space="preserve"> </w:t>
+      </w:r>
+      <w:r>
+        <w:t xml:space="preserve">is the predicted peak VM demand over the chosen horizon (30, 60, or 90 days).</w:t>
+      </w:r>
+    </w:p>
+    <w:p>
+      <w:pPr>
+        <w:numPr>
+          <w:ilvl w:val="0"/>
+          <w:numId w:val="1011"/>
+        </w:numPr>
+        <w:pStyle w:val="Compact"/>
+      </w:pPr>
+      <w:r>
+        <w:rPr>
+          <w:bCs/>
+          <w:b/>
+        </w:rPr>
+        <w:t xml:space="preserve">Growth_Buffer</w:t>
+      </w:r>
+      <w:r>
+        <w:t xml:space="preserve"> </w:t>
+      </w:r>
+      <w:r>
+        <w:t xml:space="preserve">is a policy percentage for forecast uncertainty.</w:t>
+      </w:r>
+    </w:p>
+    <w:p>
+      <w:pPr>
+        <w:numPr>
+          <w:ilvl w:val="0"/>
+          <w:numId w:val="1011"/>
+        </w:numPr>
+        <w:pStyle w:val="Compact"/>
+      </w:pPr>
+      <w:r>
+        <w:rPr>
+          <w:bCs/>
+          <w:b/>
+        </w:rPr>
+        <w:t xml:space="preserve">DR_Buffer</w:t>
+      </w:r>
+      <w:r>
+        <w:t xml:space="preserve"> </w:t>
+      </w:r>
+      <w:r>
+        <w:t xml:space="preserve">is the extra units required by DR recovery policy.</w:t>
+      </w:r>
+    </w:p>
+    <w:p>
+      <w:pPr>
+        <w:pStyle w:val="FirstParagraph"/>
+      </w:pPr>
+      <w:r>
+        <w:t xml:space="preserve">This is advisory — recommendations from the forecast are reviewed before acting. The horizon and</w:t>
+      </w:r>
+      <w:r>
+        <w:t xml:space="preserve"> </w:t>
+      </w:r>
+      <w:r>
+        <w:t xml:space="preserve">buffer values are stored in PlacementPolicy, not hard-coded.</w:t>
+      </w:r>
+    </w:p>
+    <w:p>
+      <w:pPr>
+        <w:pStyle w:val="BodyText"/>
+      </w:pPr>
+      <w:r>
+        <w:rPr>
+          <w:bCs/>
+          <w:b/>
+        </w:rPr>
+        <w:t xml:space="preserve">Lead-time alerting:</w:t>
+      </w:r>
+      <w:r>
+        <w:t xml:space="preserve"> </w:t>
+      </w:r>
+      <w:r>
+        <w:t xml:space="preserve">when forecast demand is projected to reach 80% of the quota limit within 14</w:t>
+      </w:r>
+      <w:r>
+        <w:t xml:space="preserve"> </w:t>
+      </w:r>
+      <w:r>
+        <w:t xml:space="preserve">days, the engine emits</w:t>
+      </w:r>
+      <w:r>
+        <w:t xml:space="preserve"> </w:t>
+      </w:r>
+      <w:r>
+        <w:rPr>
+          <w:rStyle w:val="VerbatimChar"/>
+        </w:rPr>
+        <w:t xml:space="preserve">ForecastApproachingQuotaLimit</w:t>
+      </w:r>
+      <w:r>
+        <w:t xml:space="preserve">. This gives the platform team 14 days to</w:t>
+      </w:r>
+      <w:r>
+        <w:t xml:space="preserve"> </w:t>
+      </w:r>
+      <w:r>
+        <w:t xml:space="preserve">request a quota increase from Microsoft before the deployment pipeline hits a wall.</w:t>
+      </w:r>
+    </w:p>
+    <w:bookmarkEnd w:id="70"/>
+    <w:bookmarkStart w:id="71" w:name="dr-sizing-why-max-not-sum-scenario-17"/>
+    <w:p>
+      <w:pPr>
+        <w:pStyle w:val="Heading3"/>
+      </w:pPr>
+      <w:r>
+        <w:t xml:space="preserve">5.7 DR Sizing — Why Max, Not Sum (Scenario 17)</w:t>
+      </w:r>
+    </w:p>
+    <w:p>
+      <w:pPr>
+        <w:pStyle w:val="FirstParagraph"/>
+      </w:pPr>
+      <w:r>
+        <w:t xml:space="preserve">This is the biggest cost-driver decision in ACRME. Before v2.1, DR standby was sized as a</w:t>
+      </w:r>
+      <w:r>
+        <w:t xml:space="preserve"> </w:t>
+      </w:r>
+      <w:r>
+        <w:rPr>
+          <w:bCs/>
+          <w:b/>
+        </w:rPr>
+        <w:t xml:space="preserve">percentage of production capacity</w:t>
+      </w:r>
+      <w:r>
+        <w:t xml:space="preserve"> </w:t>
+      </w:r>
+      <w:r>
+        <w:t xml:space="preserve">(30–40%). This was found to over-provision by $1.5M–$5M/year</w:t>
+      </w:r>
+      <w:r>
+        <w:t xml:space="preserve"> </w:t>
+      </w:r>
+      <w:r>
+        <w:t xml:space="preserve">at platform scale.</w:t>
+      </w:r>
+    </w:p>
+    <w:p>
+      <w:pPr>
+        <w:pStyle w:val="BodyText"/>
+      </w:pPr>
+      <w:r>
+        <w:t xml:space="preserve">The replacement formula is:</w:t>
+      </w:r>
+    </w:p>
+    <w:p>
+      <w:pPr>
+        <w:pStyle w:val="SourceCode"/>
+      </w:pPr>
+      <w:r>
+        <w:rPr>
+          <w:rStyle w:val="VerbatimChar"/>
+        </w:rPr>
+        <w:t xml:space="preserve">Destination_DR_Requirement(destination_region) =</w:t>
+      </w:r>
+      <w:r>
+        <w:br/>
+      </w:r>
+      <w:r>
+        <w:rPr>
+          <w:rStyle w:val="VerbatimChar"/>
+        </w:rPr>
+        <w:t xml:space="preserve">    MAX over all source regions that send DR customers to this destination (</w:t>
+      </w:r>
+      <w:r>
+        <w:br/>
+      </w:r>
+      <w:r>
+        <w:rPr>
+          <w:rStyle w:val="VerbatimChar"/>
+        </w:rPr>
+        <w:t xml:space="preserve">        the quantity of VMs/vCPUs from that source that must failover here</w:t>
+      </w:r>
+      <w:r>
+        <w:br/>
+      </w:r>
+      <w:r>
+        <w:rPr>
+          <w:rStyle w:val="VerbatimChar"/>
+        </w:rPr>
+        <w:t xml:space="preserve">    )</w:t>
+      </w:r>
+    </w:p>
+    <w:p>
+      <w:pPr>
+        <w:pStyle w:val="FirstParagraph"/>
+      </w:pPr>
+      <w:r>
+        <w:rPr>
+          <w:bCs/>
+          <w:b/>
+        </w:rPr>
+        <w:t xml:space="preserve">Why MAX and not SUM?</w:t>
+      </w:r>
+      <w:r>
+        <w:t xml:space="preserve"> </w:t>
+      </w:r>
+      <w:r>
+        <w:t xml:space="preserve">The design assumes</w:t>
+      </w:r>
+      <w:r>
+        <w:t xml:space="preserve"> </w:t>
+      </w:r>
+      <w:r>
+        <w:rPr>
+          <w:bCs/>
+          <w:b/>
+        </w:rPr>
+        <w:t xml:space="preserve">only one production region fails at a time</w:t>
+      </w:r>
+      <w:r>
+        <w:t xml:space="preserve"> </w:t>
+      </w:r>
+      <w:r>
+        <w:t xml:space="preserve">(the</w:t>
+      </w:r>
+      <w:r>
+        <w:t xml:space="preserve"> </w:t>
+      </w:r>
+      <w:r>
+        <w:t xml:space="preserve">single-failure assumption, DR-001). Because failures are mutually exclusive, the destination never</w:t>
+      </w:r>
+      <w:r>
+        <w:t xml:space="preserve"> </w:t>
+      </w:r>
+      <w:r>
+        <w:t xml:space="preserve">needs to host simultaneous failovers from multiple sources. It only ever absorbs the</w:t>
+      </w:r>
+      <w:r>
+        <w:t xml:space="preserve"> </w:t>
+      </w:r>
+      <w:r>
+        <w:rPr>
+          <w:iCs/>
+          <w:i/>
+        </w:rPr>
+        <w:t xml:space="preserve">largest</w:t>
+      </w:r>
+      <w:r>
+        <w:t xml:space="preserve"> </w:t>
+      </w:r>
+      <w:r>
+        <w:t xml:space="preserve">one.</w:t>
+      </w:r>
+    </w:p>
+    <w:p>
+      <w:pPr>
+        <w:pStyle w:val="BodyText"/>
+      </w:pPr>
+      <w:r>
+        <w:rPr>
+          <w:bCs/>
+          <w:b/>
+        </w:rPr>
+        <w:t xml:space="preserve">Example from Requirements Appendix D:</w:t>
+      </w:r>
+    </w:p>
+    <w:p>
+      <w:pPr>
+        <w:pStyle w:val="SourceCode"/>
+      </w:pPr>
+      <w:r>
+        <w:rPr>
+          <w:rStyle w:val="VerbatimChar"/>
+        </w:rPr>
+        <w:t xml:space="preserve">Sweden Central hosts DR standby for:</w:t>
+      </w:r>
+      <w:r>
+        <w:br/>
+      </w:r>
+      <w:r>
+        <w:rPr>
+          <w:rStyle w:val="VerbatimChar"/>
+        </w:rPr>
+        <w:t xml:space="preserve">  → Switzerland North customers: 120 cores</w:t>
+      </w:r>
+      <w:r>
+        <w:br/>
+      </w:r>
+      <w:r>
+        <w:rPr>
+          <w:rStyle w:val="VerbatimChar"/>
+        </w:rPr>
+        <w:t xml:space="preserve">  → (hypothetically) a third EU region: 80 cores</w:t>
+      </w:r>
+      <w:r>
+        <w:br/>
+      </w:r>
+      <w:r>
+        <w:br/>
+      </w:r>
+      <w:r>
+        <w:rPr>
+          <w:rStyle w:val="VerbatimChar"/>
+        </w:rPr>
+        <w:t xml:space="preserve">SUM sizing (old): 120 + 80 = 200 cores required</w:t>
+      </w:r>
+      <w:r>
+        <w:br/>
+      </w:r>
+      <w:r>
+        <w:rPr>
+          <w:rStyle w:val="VerbatimChar"/>
+        </w:rPr>
+        <w:t xml:space="preserve">MAX sizing (new): max(120, 80) = 120 cores required</w:t>
+      </w:r>
+      <w:r>
+        <w:br/>
+      </w:r>
+      <w:r>
+        <w:rPr>
+          <w:rStyle w:val="VerbatimChar"/>
+        </w:rPr>
+        <w:t xml:space="preserve">Saving: 80 cores (40%) removed with no loss of protection</w:t>
+      </w:r>
+    </w:p>
+    <w:p>
+      <w:pPr>
+        <w:pStyle w:val="FirstParagraph"/>
+      </w:pPr>
+      <w:r>
+        <w:t xml:space="preserve">If the single-failure assumption is ever violated (two regions fail simultaneously), the standby is</w:t>
+      </w:r>
+      <w:r>
+        <w:t xml:space="preserve"> </w:t>
+      </w:r>
+      <w:r>
+        <w:t xml:space="preserve">overcommitted. The Overcommit_Ratio quantifies this exposure and is required input for the POC-011</w:t>
+      </w:r>
+      <w:r>
+        <w:t xml:space="preserve"> </w:t>
+      </w:r>
+      <w:r>
+        <w:t xml:space="preserve">risk sign-off that gates production reliance on max-not-sum.</w:t>
+      </w:r>
+    </w:p>
+    <w:p>
+      <w:pPr>
+        <w:pStyle w:val="BodyText"/>
+      </w:pPr>
+      <w:r>
+        <w:t xml:space="preserve">A</w:t>
+      </w:r>
+      <w:r>
+        <w:t xml:space="preserve"> </w:t>
+      </w:r>
+      <w:r>
+        <w:rPr>
+          <w:bCs/>
+          <w:b/>
+        </w:rPr>
+        <w:t xml:space="preserve">SUM override (C-11)</w:t>
+      </w:r>
+      <w:r>
+        <w:t xml:space="preserve"> </w:t>
+      </w:r>
+      <w:r>
+        <w:t xml:space="preserve">is available per-scope in PlacementPolicy for customers or geographies</w:t>
+      </w:r>
+      <w:r>
+        <w:t xml:space="preserve"> </w:t>
+      </w:r>
+      <w:r>
+        <w:t xml:space="preserve">that contractually require protection against concurrent regional failures.</w:t>
+      </w:r>
+    </w:p>
+    <w:bookmarkEnd w:id="71"/>
+    <w:bookmarkStart w:id="72" w:name="Xb58b311a3f565675b10537ca4ba80a866e4b7c9"/>
+    <w:p>
+      <w:pPr>
+        <w:pStyle w:val="Heading3"/>
+      </w:pPr>
+      <w:r>
+        <w:t xml:space="preserve">5.8 Happy Path — Steady-State Capacity Management</w:t>
+      </w:r>
+    </w:p>
+    <w:p>
+      <w:pPr>
+        <w:pStyle w:val="FirstParagraph"/>
+      </w:pPr>
+      <w:r>
+        <w:t xml:space="preserve">All conditions normal for West US 3, Prod CRG, E16ads_v5:</w:t>
+      </w:r>
+    </w:p>
+    <w:p>
+      <w:pPr>
+        <w:pStyle w:val="SourceCode"/>
+      </w:pPr>
+      <w:r>
+        <w:rPr>
+          <w:rStyle w:val="VerbatimChar"/>
+        </w:rPr>
+        <w:t xml:space="preserve">Allocated VM Count     = 3  (the 3 production VMs are running)</w:t>
+      </w:r>
+      <w:r>
+        <w:br/>
+      </w:r>
+      <w:r>
+        <w:rPr>
+          <w:rStyle w:val="VerbatimChar"/>
+        </w:rPr>
+        <w:t xml:space="preserve">Configured Buffer      = 2  (policy: always keep 2 extra slots ready)</w:t>
+      </w:r>
+      <w:r>
+        <w:br/>
+      </w:r>
+      <w:r>
+        <w:rPr>
+          <w:rStyle w:val="VerbatimChar"/>
+        </w:rPr>
+        <w:t xml:space="preserve">Target Reserved        = 5</w:t>
+      </w:r>
+      <w:r>
+        <w:br/>
+      </w:r>
+      <w:r>
+        <w:br/>
+      </w:r>
+      <w:r>
+        <w:rPr>
+          <w:rStyle w:val="VerbatimChar"/>
+        </w:rPr>
+        <w:t xml:space="preserve">Reserved Quantity      = 5</w:t>
+      </w:r>
+      <w:r>
+        <w:br/>
+      </w:r>
+      <w:r>
+        <w:rPr>
+          <w:rStyle w:val="VerbatimChar"/>
+        </w:rPr>
+        <w:t xml:space="preserve">Reservation Headroom   = 5 − 3 = 2</w:t>
+      </w:r>
+      <w:r>
+        <w:br/>
+      </w:r>
+      <w:r>
+        <w:rPr>
+          <w:rStyle w:val="VerbatimChar"/>
+        </w:rPr>
+        <w:t xml:space="preserve">Reservation Deficit    = max(0, 5 − 5) = 0</w:t>
+      </w:r>
+      <w:r>
+        <w:br/>
+      </w:r>
+      <w:r>
+        <w:br/>
+      </w:r>
+      <w:r>
+        <w:rPr>
+          <w:rStyle w:val="VerbatimChar"/>
+        </w:rPr>
+        <w:t xml:space="preserve">Utilisation = 3 / 5 = 60%</w:t>
+      </w:r>
+      <w:r>
+        <w:br/>
+      </w:r>
+      <w:r>
+        <w:rPr>
+          <w:rStyle w:val="VerbatimChar"/>
+        </w:rPr>
+        <w:t xml:space="preserve">20% threshold not breached (utilisation is above threshold in the wrong direction — this</w:t>
+      </w:r>
+      <w:r>
+        <w:br/>
+      </w:r>
+      <w:r>
+        <w:rPr>
+          <w:rStyle w:val="VerbatimChar"/>
+        </w:rPr>
+        <w:t xml:space="preserve">  would actually be concerning, but the threshold fires when utilisation hits the threshold</w:t>
+      </w:r>
+      <w:r>
+        <w:br/>
+      </w:r>
+      <w:r>
+        <w:rPr>
+          <w:rStyle w:val="VerbatimChar"/>
+        </w:rPr>
+        <w:t xml:space="preserve">  from below, meaning the CRG is filling up)</w:t>
+      </w:r>
+    </w:p>
+    <w:p>
+      <w:pPr>
+        <w:pStyle w:val="FirstParagraph"/>
+      </w:pPr>
+      <w:r>
+        <w:t xml:space="preserve">Wait — clarifying the threshold direction: the auto-increase trigger fires when utilisation of the</w:t>
+      </w:r>
+      <w:r>
+        <w:t xml:space="preserve"> </w:t>
+      </w:r>
+      <w:r>
+        <w:t xml:space="preserve">CRG</w:t>
+      </w:r>
+      <w:r>
+        <w:t xml:space="preserve"> </w:t>
+      </w:r>
+      <w:r>
+        <w:rPr>
+          <w:bCs/>
+          <w:b/>
+        </w:rPr>
+        <w:t xml:space="preserve">exceeds</w:t>
+      </w:r>
+      <w:r>
+        <w:t xml:space="preserve"> </w:t>
+      </w:r>
+      <w:r>
+        <w:t xml:space="preserve">the threshold, i.e., the CRG is getting full. At 60% utilisation on a Prod CRG</w:t>
+      </w:r>
+      <w:r>
+        <w:t xml:space="preserve"> </w:t>
+      </w:r>
+      <w:r>
+        <w:t xml:space="preserve">(threshold 20%), the CRG is already well above threshold — the engine would have already raised a</w:t>
+      </w:r>
+      <w:r>
+        <w:t xml:space="preserve"> </w:t>
+      </w:r>
+      <w:r>
+        <w:t xml:space="preserve">capacity increase request earlier, when utilisation first hit 20%.</w:t>
+      </w:r>
+    </w:p>
+    <w:p>
+      <w:pPr>
+        <w:pStyle w:val="BodyText"/>
+      </w:pPr>
+      <w:r>
+        <w:t xml:space="preserve">Revised happy path:</w:t>
+      </w:r>
+    </w:p>
+    <w:p>
+      <w:pPr>
+        <w:pStyle w:val="SourceCode"/>
+      </w:pPr>
+      <w:r>
+        <w:rPr>
+          <w:rStyle w:val="VerbatimChar"/>
+        </w:rPr>
+        <w:t xml:space="preserve">Allocated VM Count     = 1 of 5 reserved slots used (20% utilisation)</w:t>
+      </w:r>
+      <w:r>
+        <w:br/>
+      </w:r>
+      <w:r>
+        <w:rPr>
+          <w:rStyle w:val="VerbatimChar"/>
+        </w:rPr>
+        <w:t xml:space="preserve">Utilisation = 1 / 5 = 20%</w:t>
+      </w:r>
+      <w:r>
+        <w:br/>
+      </w:r>
+      <w:r>
+        <w:rPr>
+          <w:rStyle w:val="VerbatimChar"/>
+        </w:rPr>
+        <w:t xml:space="preserve">Threshold   = 20%  → trigger fires → CapacityIncreaseRequest raised</w:t>
+      </w:r>
+    </w:p>
+    <w:p>
+      <w:pPr>
+        <w:pStyle w:val="FirstParagraph"/>
+      </w:pPr>
+      <w:r>
+        <w:t xml:space="preserve">The request is raised, debounce cooldown starts (30 min), operator approval obtained (Phase 1),</w:t>
+      </w:r>
+      <w:r>
+        <w:t xml:space="preserve"> </w:t>
+      </w:r>
+      <w:r>
+        <w:t xml:space="preserve">new CRG quantity updated.</w:t>
+      </w:r>
+    </w:p>
+    <w:bookmarkEnd w:id="72"/>
+    <w:bookmarkStart w:id="73" w:name="X44d29a550540cd2ab39dc2745913c1932cf37d7"/>
+    <w:p>
+      <w:pPr>
+        <w:pStyle w:val="Heading3"/>
+      </w:pPr>
+      <w:r>
+        <w:t xml:space="preserve">5.9 Sad Path — Azure Cannot Supply the Requested Capacity</w:t>
+      </w:r>
+    </w:p>
+    <w:p>
+      <w:pPr>
+        <w:pStyle w:val="FirstParagraph"/>
+      </w:pPr>
+      <w:r>
+        <w:t xml:space="preserve">After ACRME raises a capacity increase request and submits it to Azure, Azure responds that it</w:t>
+      </w:r>
+      <w:r>
+        <w:t xml:space="preserve"> </w:t>
+      </w:r>
+      <w:r>
+        <w:t xml:space="preserve">cannot supply the requested SKU/zone at this time:</w:t>
+      </w:r>
+    </w:p>
+    <w:p>
+      <w:pPr>
+        <w:pStyle w:val="SourceCode"/>
+      </w:pPr>
+      <w:r>
+        <w:rPr>
+          <w:rStyle w:val="VerbatimChar"/>
+        </w:rPr>
+        <w:t xml:space="preserve">Azure response: CAPACITY_UNAVAILABLE for E16ads_v5 in West US 3, Zone 2</w:t>
+      </w:r>
+      <w:r>
+        <w:br/>
+      </w:r>
+      <w:r>
+        <w:rPr>
+          <w:rStyle w:val="VerbatimChar"/>
+        </w:rPr>
+        <w:t xml:space="preserve">ACRME action:</w:t>
+      </w:r>
+      <w:r>
+        <w:br/>
+      </w:r>
+      <w:r>
+        <w:rPr>
+          <w:rStyle w:val="VerbatimChar"/>
+        </w:rPr>
+        <w:t xml:space="preserve">  1. Hold current CRG quantity (do not reduce below current level).</w:t>
+      </w:r>
+      <w:r>
+        <w:br/>
+      </w:r>
+      <w:r>
+        <w:rPr>
+          <w:rStyle w:val="VerbatimChar"/>
+        </w:rPr>
+        <w:t xml:space="preserve">  2. Raise alert: "Capacity unavailable — reservation increase failed for West US 3 / E16ads_v5 / Zone 2".</w:t>
+      </w:r>
+      <w:r>
+        <w:br/>
+      </w:r>
+      <w:r>
+        <w:rPr>
+          <w:rStyle w:val="VerbatimChar"/>
+        </w:rPr>
+        <w:t xml:space="preserve">  3. Expose buffer deficit in the observability dashboard.</w:t>
+      </w:r>
+      <w:r>
+        <w:br/>
+      </w:r>
+      <w:r>
+        <w:rPr>
+          <w:rStyle w:val="VerbatimChar"/>
+        </w:rPr>
+        <w:t xml:space="preserve">  4. Do NOT delete or reduce the reservation object (CAP-009/010).</w:t>
+      </w:r>
+      <w:r>
+        <w:br/>
+      </w:r>
+      <w:r>
+        <w:rPr>
+          <w:rStyle w:val="VerbatimChar"/>
+        </w:rPr>
+        <w:t xml:space="preserve">  5. Retry according to the reconciliation cadence (target 6-minute cycle).</w:t>
+      </w:r>
+      <w:r>
+        <w:br/>
+      </w:r>
+      <w:r>
+        <w:rPr>
+          <w:rStyle w:val="VerbatimChar"/>
+        </w:rPr>
+        <w:t xml:space="preserve">  6. Escalate to emergency transfer tiers if the deficit is critical and a DR event is active.</w:t>
+      </w:r>
+    </w:p>
+    <w:p>
+      <w:pPr>
+        <w:pStyle w:val="FirstParagraph"/>
+      </w:pPr>
+      <w:r>
+        <w:t xml:space="preserve">The deployment readiness gate (Scenario 19) returns</w:t>
+      </w:r>
+      <w:r>
+        <w:t xml:space="preserve"> </w:t>
+      </w:r>
+      <w:r>
+        <w:rPr>
+          <w:rStyle w:val="VerbatimChar"/>
+        </w:rPr>
+        <w:t xml:space="preserve">CAPACITY_UNAVAILABLE</w:t>
+      </w:r>
+      <w:r>
+        <w:t xml:space="preserve"> </w:t>
+      </w:r>
+      <w:r>
+        <w:t xml:space="preserve">for any new deployment</w:t>
+      </w:r>
+      <w:r>
+        <w:t xml:space="preserve"> </w:t>
+      </w:r>
+      <w:r>
+        <w:t xml:space="preserve">request that depends on this CRG until the situation resolves.</w:t>
+      </w:r>
+    </w:p>
+    <w:bookmarkEnd w:id="73"/>
+    <w:bookmarkStart w:id="74" w:name="standby-activation-during-dr-scenario-18"/>
+    <w:p>
+      <w:pPr>
+        <w:pStyle w:val="Heading3"/>
+      </w:pPr>
+      <w:r>
+        <w:t xml:space="preserve">5.10 Standby Activation During DR (Scenario 18)</w:t>
+      </w:r>
+    </w:p>
+    <w:p>
+      <w:pPr>
+        <w:pStyle w:val="FirstParagraph"/>
+      </w:pPr>
+      <w:r>
+        <w:t xml:space="preserve">When a DR event is declared and the engine enters</w:t>
+      </w:r>
+      <w:r>
+        <w:t xml:space="preserve"> </w:t>
+      </w:r>
+      <w:r>
+        <w:rPr>
+          <w:rStyle w:val="VerbatimChar"/>
+        </w:rPr>
+        <w:t xml:space="preserve">DR_EVENT_ACTIVE</w:t>
+      </w:r>
+      <w:r>
+        <w:t xml:space="preserve">:</w:t>
+      </w:r>
+    </w:p>
+    <w:p>
+      <w:pPr>
+        <w:numPr>
+          <w:ilvl w:val="0"/>
+          <w:numId w:val="1012"/>
+        </w:numPr>
+        <w:pStyle w:val="Compact"/>
+      </w:pPr>
+      <w:r>
+        <w:t xml:space="preserve">Standby VMs (currently</w:t>
+      </w:r>
+      <w:r>
+        <w:t xml:space="preserve"> </w:t>
+      </w:r>
+      <w:r>
+        <w:rPr>
+          <w:rStyle w:val="VerbatimChar"/>
+        </w:rPr>
+        <w:t xml:space="preserve">associated</w:t>
+      </w:r>
+      <w:r>
+        <w:t xml:space="preserve"> </w:t>
+      </w:r>
+      <w:r>
+        <w:t xml:space="preserve">with the destination CRG but not running) transition to</w:t>
+      </w:r>
+      <w:r>
+        <w:t xml:space="preserve"> </w:t>
+      </w:r>
+      <w:r>
+        <w:rPr>
+          <w:rStyle w:val="VerbatimChar"/>
+        </w:rPr>
+        <w:t xml:space="preserve">allocated</w:t>
+      </w:r>
+      <w:r>
+        <w:t xml:space="preserve"> </w:t>
+      </w:r>
+      <w:r>
+        <w:t xml:space="preserve">(active, consuming capacity).</w:t>
+      </w:r>
+    </w:p>
+    <w:p>
+      <w:pPr>
+        <w:numPr>
+          <w:ilvl w:val="0"/>
+          <w:numId w:val="1012"/>
+        </w:numPr>
+        <w:pStyle w:val="Compact"/>
+      </w:pPr>
+      <w:r>
+        <w:t xml:space="preserve">This happens in</w:t>
+      </w:r>
+      <w:r>
+        <w:t xml:space="preserve"> </w:t>
+      </w:r>
+      <w:r>
+        <w:rPr>
+          <w:bCs/>
+          <w:b/>
+        </w:rPr>
+        <w:t xml:space="preserve">priority waves</w:t>
+      </w:r>
+      <w:r>
+        <w:t xml:space="preserve">: Wave 0 (platform control planes first), then Wave 1</w:t>
+      </w:r>
+      <w:r>
+        <w:t xml:space="preserve"> </w:t>
+      </w:r>
+      <w:r>
+        <w:t xml:space="preserve">(highest-priority customers), then subsequent waves in business-priority order.</w:t>
+      </w:r>
+    </w:p>
+    <w:p>
+      <w:pPr>
+        <w:numPr>
+          <w:ilvl w:val="0"/>
+          <w:numId w:val="1012"/>
+        </w:numPr>
+        <w:pStyle w:val="Compact"/>
+      </w:pPr>
+      <w:r>
+        <w:t xml:space="preserve">Each wave goes through up to 7 stages of capacity acquisition:</w:t>
+      </w:r>
+    </w:p>
+    <w:p>
+      <w:pPr>
+        <w:numPr>
+          <w:ilvl w:val="1"/>
+          <w:numId w:val="1013"/>
+        </w:numPr>
+        <w:pStyle w:val="Compact"/>
+      </w:pPr>
+      <w:r>
+        <w:t xml:space="preserve">Stages 1–2: use pre-staged bootstrap headroom and existing reservation — zero Azure wait time.</w:t>
+      </w:r>
+    </w:p>
+    <w:p>
+      <w:pPr>
+        <w:numPr>
+          <w:ilvl w:val="1"/>
+          <w:numId w:val="1013"/>
+        </w:numPr>
+        <w:pStyle w:val="Compact"/>
+      </w:pPr>
+      <w:r>
+        <w:t xml:space="preserve">Stage 3: shut down eligible CVAL workloads (after authorisation) to free their slots.</w:t>
+      </w:r>
+    </w:p>
+    <w:p>
+      <w:pPr>
+        <w:numPr>
+          <w:ilvl w:val="1"/>
+          <w:numId w:val="1013"/>
+        </w:numPr>
+        <w:pStyle w:val="Compact"/>
+      </w:pPr>
+      <w:r>
+        <w:t xml:space="preserve">Stages 4–6: share reservations, draw pooled quota, request additional Azure capacity.</w:t>
+      </w:r>
+    </w:p>
+    <w:p>
+      <w:pPr>
+        <w:numPr>
+          <w:ilvl w:val="1"/>
+          <w:numId w:val="1013"/>
+        </w:numPr>
+        <w:pStyle w:val="Compact"/>
+      </w:pPr>
+      <w:r>
+        <w:t xml:space="preserve">Stage 7: report unrecoverable gaps.</w:t>
+      </w:r>
+    </w:p>
+    <w:p>
+      <w:pPr>
+        <w:pStyle w:val="FirstParagraph"/>
+      </w:pPr>
+      <w:r>
+        <w:t xml:space="preserve">The design ensures P0/P-1 customers begin recovery without waiting on Azure deallocation APIs —</w:t>
+      </w:r>
+      <w:r>
+        <w:t xml:space="preserve"> </w:t>
+      </w:r>
+      <w:r>
+        <w:t xml:space="preserve">which are throttled during regional failure events.</w:t>
+      </w:r>
+    </w:p>
+    <w:p>
+      <w:r>
+        <w:pict>
+          <v:rect style="width:0;height:1.5pt" o:hralign="center" o:hrstd="t" o:hr="t"/>
+        </w:pict>
+      </w:r>
+    </w:p>
+    <w:bookmarkEnd w:id="74"/>
+    <w:bookmarkEnd w:id="75"/>
+    <w:bookmarkStart w:id="81" w:name="scoring-weight-invariant"/>
+    <w:p>
+      <w:pPr>
+        <w:pStyle w:val="Heading2"/>
+      </w:pPr>
+      <w:r>
+        <w:t xml:space="preserve">6. Scoring Weight Invariant</w:t>
+      </w:r>
+    </w:p>
+    <w:bookmarkStart w:id="76" w:name="the-rule"/>
+    <w:p>
+      <w:pPr>
+        <w:pStyle w:val="Heading3"/>
+      </w:pPr>
+      <w:r>
+        <w:t xml:space="preserve">6.1 The Rule</w:t>
+      </w:r>
+    </w:p>
+    <w:p>
+      <w:pPr>
+        <w:pStyle w:val="FirstParagraph"/>
+      </w:pPr>
+      <w:r>
+        <w:rPr>
+          <w:bCs/>
+          <w:b/>
+        </w:rPr>
+        <w:t xml:space="preserve">The five placement scoring weights must always sum to exactly 1.0:</w:t>
+      </w:r>
+    </w:p>
+    <w:p>
+      <w:pPr>
+        <w:pStyle w:val="SourceCode"/>
+      </w:pPr>
+      <w:r>
+        <w:rPr>
+          <w:rStyle w:val="VerbatimChar"/>
+        </w:rPr>
+        <w:t xml:space="preserve">α + β + γ + δ + ε = 1.0</w:t>
+      </w:r>
+      <w:r>
+        <w:br/>
+      </w:r>
+      <w:r>
+        <w:rPr>
+          <w:rStyle w:val="VerbatimChar"/>
+        </w:rPr>
+        <w:t xml:space="preserve">0.30 + 0.20 + 0.25 + 0.15 + 0.10 = 1.00 ✓</w:t>
+      </w:r>
+    </w:p>
+    <w:p>
+      <w:pPr>
+        <w:pStyle w:val="FirstParagraph"/>
+      </w:pPr>
+      <w:r>
+        <w:t xml:space="preserve">This is not a convention. It is a mathematical requirement for the scores to be meaningful.</w:t>
+      </w:r>
+    </w:p>
+    <w:bookmarkEnd w:id="76"/>
+    <w:bookmarkStart w:id="77" w:name="why-1.0-is-required"/>
+    <w:p>
+      <w:pPr>
+        <w:pStyle w:val="Heading3"/>
+      </w:pPr>
+      <w:r>
+        <w:t xml:space="preserve">6.2 Why 1.0 Is Required</w:t>
+      </w:r>
+    </w:p>
+    <w:p>
+      <w:pPr>
+        <w:pStyle w:val="FirstParagraph"/>
+      </w:pPr>
+      <w:r>
+        <w:t xml:space="preserve">Every component is clamped to [0, 1]. When weights sum to exactly 1.0:</w:t>
+      </w:r>
+    </w:p>
+    <w:p>
+      <w:pPr>
+        <w:numPr>
+          <w:ilvl w:val="0"/>
+          <w:numId w:val="1014"/>
+        </w:numPr>
+        <w:pStyle w:val="Compact"/>
+      </w:pPr>
+      <w:r>
+        <w:t xml:space="preserve">The</w:t>
+      </w:r>
+      <w:r>
+        <w:t xml:space="preserve"> </w:t>
+      </w:r>
+      <w:r>
+        <w:rPr>
+          <w:bCs/>
+          <w:b/>
+        </w:rPr>
+        <w:t xml:space="preserve">best possible region</w:t>
+      </w:r>
+      <w:r>
+        <w:t xml:space="preserve"> </w:t>
+      </w:r>
+      <w:r>
+        <w:t xml:space="preserve">(all components = 1.0) scores exactly</w:t>
+      </w:r>
+      <w:r>
+        <w:t xml:space="preserve"> </w:t>
+      </w:r>
+      <w:r>
+        <w:rPr>
+          <w:bCs/>
+          <w:b/>
+        </w:rPr>
+        <w:t xml:space="preserve">1.0</w:t>
+      </w:r>
+      <w:r>
+        <w:t xml:space="preserve">.</w:t>
+      </w:r>
+    </w:p>
+    <w:p>
+      <w:pPr>
+        <w:numPr>
+          <w:ilvl w:val="0"/>
+          <w:numId w:val="1014"/>
+        </w:numPr>
+        <w:pStyle w:val="Compact"/>
+      </w:pPr>
+      <w:r>
+        <w:t xml:space="preserve">The</w:t>
+      </w:r>
+      <w:r>
+        <w:t xml:space="preserve"> </w:t>
+      </w:r>
+      <w:r>
+        <w:rPr>
+          <w:bCs/>
+          <w:b/>
+        </w:rPr>
+        <w:t xml:space="preserve">worst possible region</w:t>
+      </w:r>
+      <w:r>
+        <w:t xml:space="preserve"> </w:t>
+      </w:r>
+      <w:r>
+        <w:t xml:space="preserve">(all components = 0.0) scores exactly</w:t>
+      </w:r>
+      <w:r>
+        <w:t xml:space="preserve"> </w:t>
+      </w:r>
+      <w:r>
+        <w:rPr>
+          <w:bCs/>
+          <w:b/>
+        </w:rPr>
+        <w:t xml:space="preserve">0.0</w:t>
+      </w:r>
+      <w:r>
+        <w:t xml:space="preserve">.</w:t>
+      </w:r>
+    </w:p>
+    <w:p>
+      <w:pPr>
+        <w:numPr>
+          <w:ilvl w:val="0"/>
+          <w:numId w:val="1014"/>
+        </w:numPr>
+        <w:pStyle w:val="Compact"/>
+      </w:pPr>
+      <w:r>
+        <w:t xml:space="preserve">Every real region scores</w:t>
+      </w:r>
+      <w:r>
+        <w:t xml:space="preserve"> </w:t>
+      </w:r>
+      <w:r>
+        <w:rPr>
+          <w:bCs/>
+          <w:b/>
+        </w:rPr>
+        <w:t xml:space="preserve">somewhere between 0 and 1</w:t>
+      </w:r>
+      <w:r>
+        <w:t xml:space="preserve">.</w:t>
+      </w:r>
+    </w:p>
+    <w:p>
+      <w:pPr>
+        <w:numPr>
+          <w:ilvl w:val="0"/>
+          <w:numId w:val="1014"/>
+        </w:numPr>
+        <w:pStyle w:val="Compact"/>
+      </w:pPr>
+      <w:r>
+        <w:t xml:space="preserve">Scores from different regions are</w:t>
+      </w:r>
+      <w:r>
+        <w:t xml:space="preserve"> </w:t>
+      </w:r>
+      <w:r>
+        <w:rPr>
+          <w:bCs/>
+          <w:b/>
+        </w:rPr>
+        <w:t xml:space="preserve">directly comparable</w:t>
+      </w:r>
+      <w:r>
+        <w:t xml:space="preserve">: 0.75 is always better than 0.60, in</w:t>
+      </w:r>
+      <w:r>
+        <w:t xml:space="preserve"> </w:t>
+      </w:r>
+      <w:r>
+        <w:t xml:space="preserve">every run, under every policy version.</w:t>
+      </w:r>
+    </w:p>
+    <w:bookmarkEnd w:id="77"/>
+    <w:bookmarkStart w:id="78" w:name="X4e64c371e360098977ce2c86b94bd959b08a421"/>
+    <w:p>
+      <w:pPr>
+        <w:pStyle w:val="Heading3"/>
+      </w:pPr>
+      <w:r>
+        <w:t xml:space="preserve">6.3 What Breaks When the Weights Don’t Sum to 1.0</w:t>
+      </w:r>
+    </w:p>
+    <w:p>
+      <w:pPr>
+        <w:pStyle w:val="FirstParagraph"/>
+      </w:pPr>
+      <w:r>
+        <w:rPr>
+          <w:bCs/>
+          <w:b/>
+        </w:rPr>
+        <w:t xml:space="preserve">If weights sum to more than 1.0 (e.g., 1.10):</w:t>
+      </w:r>
+    </w:p>
+    <w:p>
+      <w:pPr>
+        <w:pStyle w:val="BodyText"/>
+      </w:pPr>
+      <w:r>
+        <w:t xml:space="preserve">The best possible score inflates above 1.0. A region with all perfect components scores 1.10 instead</w:t>
+      </w:r>
+      <w:r>
+        <w:t xml:space="preserve"> </w:t>
+      </w:r>
+      <w:r>
+        <w:t xml:space="preserve">of 1.0. Any downstream threshold calibrated against a [0, 1] range — for example,</w:t>
+      </w:r>
+      <w:r>
+        <w:t xml:space="preserve"> </w:t>
+      </w:r>
+      <w:r>
+        <w:t xml:space="preserve">“</w:t>
+      </w:r>
+      <w:r>
+        <w:t xml:space="preserve">do not place in</w:t>
+      </w:r>
+      <w:r>
+        <w:t xml:space="preserve"> </w:t>
+      </w:r>
+      <w:r>
+        <w:t xml:space="preserve">any region scoring below 0.60</w:t>
+      </w:r>
+      <w:r>
+        <w:t xml:space="preserve">”</w:t>
+      </w:r>
+      <w:r>
+        <w:t xml:space="preserve"> </w:t>
+      </w:r>
+      <w:r>
+        <w:t xml:space="preserve">— is now calibrated incorrectly. A mediocre region may clear the</w:t>
+      </w:r>
+      <w:r>
+        <w:t xml:space="preserve"> </w:t>
+      </w:r>
+      <w:r>
+        <w:t xml:space="preserve">threshold simply because scores are inflated.</w:t>
+      </w:r>
+    </w:p>
+    <w:p>
+      <w:pPr>
+        <w:pStyle w:val="BodyText"/>
+      </w:pPr>
+      <w:r>
+        <w:rPr>
+          <w:bCs/>
+          <w:b/>
+        </w:rPr>
+        <w:t xml:space="preserve">If weights sum to less than 1.0 (e.g., 0.90):</w:t>
+      </w:r>
+    </w:p>
+    <w:p>
+      <w:pPr>
+        <w:pStyle w:val="BodyText"/>
+      </w:pPr>
+      <w:r>
+        <w:t xml:space="preserve">All scores are uniformly compressed into [0, 0.90]. A region with all perfect components scores 0.90</w:t>
+      </w:r>
+      <w:r>
+        <w:t xml:space="preserve"> </w:t>
+      </w:r>
+      <w:r>
+        <w:t xml:space="preserve">instead of 1.0. A region that should score 0.67 now scores 0.60. Threshold gates calibrated against</w:t>
+      </w:r>
+      <w:r>
+        <w:t xml:space="preserve"> </w:t>
+      </w:r>
+      <w:r>
+        <w:t xml:space="preserve">[0, 1] now behave incorrectly in the other direction — some deployments are incorrectly blocked.</w:t>
+      </w:r>
+    </w:p>
+    <w:p>
+      <w:pPr>
+        <w:pStyle w:val="BodyText"/>
+      </w:pPr>
+      <w:r>
+        <w:t xml:space="preserve">Cross-policy comparisons also break: if one version had weights summing to 1.0 and the next has them</w:t>
+      </w:r>
+      <w:r>
+        <w:t xml:space="preserve"> </w:t>
+      </w:r>
+      <w:r>
+        <w:t xml:space="preserve">summing to 0.90, a score of 0.65 means something different under each version. Historical score</w:t>
+      </w:r>
+      <w:r>
+        <w:t xml:space="preserve"> </w:t>
+      </w:r>
+      <w:r>
+        <w:t xml:space="preserve">trend data becomes uninterpretable.</w:t>
+      </w:r>
+    </w:p>
+    <w:bookmarkEnd w:id="78"/>
+    <w:bookmarkStart w:id="79" w:name="tuning-the-weights-the-pie-rule"/>
+    <w:p>
+      <w:pPr>
+        <w:pStyle w:val="Heading3"/>
+      </w:pPr>
+      <w:r>
+        <w:t xml:space="preserve">6.4 Tuning the Weights — The Pie Rule</w:t>
+      </w:r>
+    </w:p>
+    <w:p>
+      <w:pPr>
+        <w:pStyle w:val="FirstParagraph"/>
+      </w:pPr>
+      <w:r>
+        <w:t xml:space="preserve">Think of the five weights as slices of a pie. The total pie is always exactly 100%. If one slice</w:t>
+      </w:r>
+      <w:r>
+        <w:t xml:space="preserve"> </w:t>
+      </w:r>
+      <w:r>
+        <w:t xml:space="preserve">grows, the others must shrink by the same total amount.</w:t>
+      </w:r>
+    </w:p>
+    <w:p>
+      <w:pPr>
+        <w:pStyle w:val="BodyText"/>
+      </w:pPr>
+      <w:r>
+        <w:rPr>
+          <w:bCs/>
+          <w:b/>
+        </w:rPr>
+        <w:t xml:space="preserve">Example — increasing headroom importance:</w:t>
+      </w:r>
+    </w:p>
+    <w:p>
+      <w:pPr>
+        <w:pStyle w:val="SourceCode"/>
+      </w:pPr>
+      <w:r>
+        <w:rPr>
+          <w:rStyle w:val="VerbatimChar"/>
+        </w:rPr>
+        <w:t xml:space="preserve">Before: α=0.30, β=0.20, γ=0.25, δ=0.15, ε=0.10  → sum = 1.00 ✓</w:t>
+      </w:r>
+      <w:r>
+        <w:br/>
+      </w:r>
+      <w:r>
+        <w:rPr>
+          <w:rStyle w:val="VerbatimChar"/>
+        </w:rPr>
+        <w:t xml:space="preserve">After:  α=0.40, β=0.15, γ=0.25, δ=0.10, ε=0.10  → sum = 1.00 ✓ (took 0.05 from β, 0.05 from δ)</w:t>
+      </w:r>
+      <w:r>
+        <w:br/>
+      </w:r>
+      <w:r>
+        <w:rPr>
+          <w:rStyle w:val="VerbatimChar"/>
+        </w:rPr>
+        <w:t xml:space="preserve">Wrong:  α=0.40, β=0.20, γ=0.25, δ=0.15, ε=0.10  → sum = 1.10 ✗ (forgot to reduce)</w:t>
+      </w:r>
+    </w:p>
+    <w:bookmarkEnd w:id="79"/>
+    <w:bookmarkStart w:id="80" w:name="X3da3bddaac74590e2583a245330c6c3bc498c02"/>
+    <w:p>
+      <w:pPr>
+        <w:pStyle w:val="Heading3"/>
+      </w:pPr>
+      <w:r>
+        <w:t xml:space="preserve">6.5 Validation Requirement — The Policy Load Gate</w:t>
+      </w:r>
+    </w:p>
+    <w:p>
+      <w:pPr>
+        <w:pStyle w:val="FirstParagraph"/>
+      </w:pPr>
+      <w:r>
+        <w:t xml:space="preserve">The Config/Scope-File Service</w:t>
+      </w:r>
+      <w:r>
+        <w:t xml:space="preserve"> </w:t>
+      </w:r>
+      <w:r>
+        <w:rPr>
+          <w:bCs/>
+          <w:b/>
+        </w:rPr>
+        <w:t xml:space="preserve">must</w:t>
+      </w:r>
+      <w:r>
+        <w:t xml:space="preserve"> </w:t>
+      </w:r>
+      <w:r>
+        <w:t xml:space="preserve">validate the weight sum every time a new PlacementPolicy</w:t>
+      </w:r>
+      <w:r>
+        <w:t xml:space="preserve"> </w:t>
+      </w:r>
+      <w:r>
+        <w:t xml:space="preserve">version is loaded. This validation must occur</w:t>
+      </w:r>
+      <w:r>
+        <w:t xml:space="preserve"> </w:t>
+      </w:r>
+      <w:r>
+        <w:rPr>
+          <w:bCs/>
+          <w:b/>
+        </w:rPr>
+        <w:t xml:space="preserve">before</w:t>
+      </w:r>
+      <w:r>
+        <w:t xml:space="preserve"> </w:t>
+      </w:r>
+      <w:r>
+        <w:t xml:space="preserve">the policy version is published to the</w:t>
+      </w:r>
+      <w:r>
+        <w:t xml:space="preserve"> </w:t>
+      </w:r>
+      <w:r>
+        <w:t xml:space="preserve">placement engine. A policy that fails this check must be rejected with a recorded configuration</w:t>
+      </w:r>
+      <w:r>
+        <w:t xml:space="preserve"> </w:t>
+      </w:r>
+      <w:r>
+        <w:t xml:space="preserve">error; the placement engine must never receive a policy with an invalid weight sum.</w:t>
+      </w:r>
+    </w:p>
+    <w:p>
+      <w:pPr>
+        <w:pStyle w:val="BodyText"/>
+      </w:pPr>
+      <w:r>
+        <w:t xml:space="preserve">See Section 6 of the Calculation Logic Reference and Section 8.2 of the Technical Design Document for the</w:t>
+      </w:r>
+      <w:r>
+        <w:t xml:space="preserve"> </w:t>
+      </w:r>
+      <w:r>
+        <w:t xml:space="preserve">formal validation rule specification.</w:t>
+      </w:r>
+    </w:p>
+    <w:p>
+      <w:r>
+        <w:pict>
+          <v:rect style="width:0;height:1.5pt" o:hralign="center" o:hrstd="t" o:hr="t"/>
+        </w:pict>
+      </w:r>
+    </w:p>
+    <w:bookmarkEnd w:id="80"/>
+    <w:bookmarkEnd w:id="81"/>
+    <w:bookmarkStart w:id="82" w:name="how-the-three-domains-connect"/>
+    <w:p>
+      <w:pPr>
+        <w:pStyle w:val="Heading2"/>
+      </w:pPr>
+      <w:r>
+        <w:t xml:space="preserve">7. How the Three Domains Connect</w:t>
+      </w:r>
+    </w:p>
+    <w:p>
+      <w:pPr>
+        <w:pStyle w:val="FirstParagraph"/>
+      </w:pPr>
+      <w:r>
+        <w:t xml:space="preserve">The three domains are not independent. They feed into each other:</w:t>
+      </w:r>
+    </w:p>
+    <w:p>
+      <w:pPr>
+        <w:pStyle w:val="SourceCode"/>
+      </w:pPr>
+      <w:r>
+        <w:rPr>
+          <w:rStyle w:val="VerbatimChar"/>
+        </w:rPr>
+        <w:t xml:space="preserve">Region Selection → Quota Management → Capacity Management</w:t>
+      </w:r>
+      <w:r>
+        <w:br/>
+      </w:r>
+      <w:r>
+        <w:rPr>
+          <w:rStyle w:val="VerbatimChar"/>
+        </w:rPr>
+        <w:t xml:space="preserve">       ↑                  ↑                    ↑</w:t>
+      </w:r>
+      <w:r>
+        <w:br/>
+      </w:r>
+      <w:r>
+        <w:rPr>
+          <w:rStyle w:val="VerbatimChar"/>
+        </w:rPr>
+        <w:t xml:space="preserve">  Uses quota scores   Uses CRG quantities   Uses placement output</w:t>
+      </w:r>
+      <w:r>
+        <w:br/>
+      </w:r>
+      <w:r>
+        <w:rPr>
+          <w:rStyle w:val="VerbatimChar"/>
+        </w:rPr>
+        <w:t xml:space="preserve">  as β component      to size pool limit    to set CRG targets</w:t>
+      </w:r>
+    </w:p>
+    <w:p>
+      <w:pPr>
+        <w:pStyle w:val="FirstParagraph"/>
+      </w:pPr>
+      <w:r>
+        <w:rPr>
+          <w:bCs/>
+          <w:b/>
+        </w:rPr>
+        <w:t xml:space="preserve">Flow for a new customer deployment:</w:t>
+      </w:r>
+    </w:p>
+    <w:p>
+      <w:pPr>
+        <w:numPr>
+          <w:ilvl w:val="0"/>
+          <w:numId w:val="1015"/>
+        </w:numPr>
+      </w:pPr>
+      <w:r>
+        <w:rPr>
+          <w:bCs/>
+          <w:b/>
+        </w:rPr>
+        <w:t xml:space="preserve">Region Selection</w:t>
+      </w:r>
+      <w:r>
+        <w:t xml:space="preserve"> </w:t>
+      </w:r>
+      <w:r>
+        <w:t xml:space="preserve">scores all candidate regions and picks the best Prod anchor. The quota</w:t>
+      </w:r>
+      <w:r>
+        <w:t xml:space="preserve"> </w:t>
+      </w:r>
+      <w:r>
+        <w:t xml:space="preserve">score (β component) uses current quota headroom from Domain 2. The capacity/headroom score</w:t>
+      </w:r>
+      <w:r>
+        <w:t xml:space="preserve"> </w:t>
+      </w:r>
+      <w:r>
+        <w:t xml:space="preserve">(α component) uses current CRG free slots from Domain 3.</w:t>
+      </w:r>
+    </w:p>
+    <w:p>
+      <w:pPr>
+        <w:numPr>
+          <w:ilvl w:val="0"/>
+          <w:numId w:val="1015"/>
+        </w:numPr>
+      </w:pPr>
+      <w:r>
+        <w:rPr>
+          <w:bCs/>
+          <w:b/>
+        </w:rPr>
+        <w:t xml:space="preserve">Quota Management</w:t>
+      </w:r>
+      <w:r>
+        <w:t xml:space="preserve"> </w:t>
+      </w:r>
+      <w:r>
+        <w:t xml:space="preserve">checks that the subscription in the selected region has enough quota limit</w:t>
+      </w:r>
+      <w:r>
+        <w:t xml:space="preserve"> </w:t>
+      </w:r>
+      <w:r>
+        <w:t xml:space="preserve">to accept the new deployment (Scenario 19, gate 7). If not, the deployment is blocked with</w:t>
+      </w:r>
+      <w:r>
+        <w:t xml:space="preserve"> </w:t>
+      </w:r>
+      <w:r>
+        <w:rPr>
+          <w:rStyle w:val="VerbatimChar"/>
+        </w:rPr>
+        <w:t xml:space="preserve">QUOTA_DEFICIT</w:t>
+      </w:r>
+      <w:r>
+        <w:t xml:space="preserve"> </w:t>
+      </w:r>
+      <w:r>
+        <w:t xml:space="preserve">until a quota increase request to Microsoft is approved.</w:t>
+      </w:r>
+    </w:p>
+    <w:p>
+      <w:pPr>
+        <w:numPr>
+          <w:ilvl w:val="0"/>
+          <w:numId w:val="1015"/>
+        </w:numPr>
+      </w:pPr>
+      <w:r>
+        <w:rPr>
+          <w:bCs/>
+          <w:b/>
+        </w:rPr>
+        <w:t xml:space="preserve">Capacity Management</w:t>
+      </w:r>
+      <w:r>
+        <w:t xml:space="preserve"> </w:t>
+      </w:r>
+      <w:r>
+        <w:t xml:space="preserve">checks that a Capacity Reservation exists and has enough quantity for</w:t>
+      </w:r>
+      <w:r>
+        <w:t xml:space="preserve"> </w:t>
+      </w:r>
+      <w:r>
+        <w:t xml:space="preserve">the deployment (Scenario 19, gate 6). If not, the deployment is blocked with</w:t>
+      </w:r>
+      <w:r>
+        <w:t xml:space="preserve"> </w:t>
+      </w:r>
+      <w:r>
+        <w:rPr>
+          <w:rStyle w:val="VerbatimChar"/>
+        </w:rPr>
+        <w:t xml:space="preserve">RESERVATION_DEFICIT</w:t>
+      </w:r>
+      <w:r>
+        <w:t xml:space="preserve"> </w:t>
+      </w:r>
+      <w:r>
+        <w:t xml:space="preserve">until the CRG is expanded.</w:t>
+      </w:r>
+    </w:p>
+    <w:p>
+      <w:pPr>
+        <w:pStyle w:val="FirstParagraph"/>
+      </w:pPr>
+      <w:r>
+        <w:t xml:space="preserve">Only when all three domains return green does the readiness gate emit</w:t>
+      </w:r>
+      <w:r>
+        <w:t xml:space="preserve"> </w:t>
+      </w:r>
+      <w:r>
+        <w:rPr>
+          <w:rStyle w:val="VerbatimChar"/>
+        </w:rPr>
+        <w:t xml:space="preserve">READY</w:t>
+      </w:r>
+      <w:r>
+        <w:t xml:space="preserve"> </w:t>
+      </w:r>
+      <w:r>
+        <w:t xml:space="preserve">and allow the</w:t>
+      </w:r>
+      <w:r>
+        <w:t xml:space="preserve"> </w:t>
+      </w:r>
+      <w:r>
+        <w:t xml:space="preserve">deployment to proceed.</w:t>
+      </w:r>
+    </w:p>
+    <w:p>
+      <w:pPr>
+        <w:pStyle w:val="BodyText"/>
+      </w:pPr>
+      <w:r>
+        <w:rPr>
+          <w:bCs/>
+          <w:b/>
+        </w:rPr>
+        <w:t xml:space="preserve">Flow for a DR event:</w:t>
+      </w:r>
+    </w:p>
+    <w:p>
+      <w:pPr>
+        <w:numPr>
+          <w:ilvl w:val="0"/>
+          <w:numId w:val="1016"/>
+        </w:numPr>
+        <w:pStyle w:val="Compact"/>
+      </w:pPr>
+      <w:r>
+        <w:t xml:space="preserve">The engine transitions to</w:t>
+      </w:r>
+      <w:r>
+        <w:t xml:space="preserve"> </w:t>
+      </w:r>
+      <w:r>
+        <w:rPr>
+          <w:rStyle w:val="VerbatimChar"/>
+        </w:rPr>
+        <w:t xml:space="preserve">DR_EVENT_ACTIVE</w:t>
+      </w:r>
+      <w:r>
+        <w:t xml:space="preserve">.</w:t>
+      </w:r>
+    </w:p>
+    <w:p>
+      <w:pPr>
+        <w:numPr>
+          <w:ilvl w:val="0"/>
+          <w:numId w:val="1016"/>
+        </w:numPr>
+        <w:pStyle w:val="Compact"/>
+      </w:pPr>
+      <w:r>
+        <w:t xml:space="preserve">The DR Orchestrator consults the SourceDestinationDRIndex to identify which standby VMs need</w:t>
+      </w:r>
+      <w:r>
+        <w:t xml:space="preserve"> </w:t>
+      </w:r>
+      <w:r>
+        <w:t xml:space="preserve">to be activated and where.</w:t>
+      </w:r>
+    </w:p>
+    <w:p>
+      <w:pPr>
+        <w:numPr>
+          <w:ilvl w:val="0"/>
+          <w:numId w:val="1016"/>
+        </w:numPr>
+        <w:pStyle w:val="Compact"/>
+      </w:pPr>
+      <w:r>
+        <w:rPr>
+          <w:bCs/>
+          <w:b/>
+        </w:rPr>
+        <w:t xml:space="preserve">Capacity Management</w:t>
+      </w:r>
+      <w:r>
+        <w:t xml:space="preserve"> </w:t>
+      </w:r>
+      <w:r>
+        <w:t xml:space="preserve">begins staged activation (Scenario 18): bootstrap headroom first, then</w:t>
+      </w:r>
+      <w:r>
+        <w:t xml:space="preserve"> </w:t>
+      </w:r>
+      <w:r>
+        <w:t xml:space="preserve">CRG expansion if needed, then CVAL release, then quota draw.</w:t>
+      </w:r>
+    </w:p>
+    <w:p>
+      <w:pPr>
+        <w:numPr>
+          <w:ilvl w:val="0"/>
+          <w:numId w:val="1016"/>
+        </w:numPr>
+        <w:pStyle w:val="Compact"/>
+      </w:pPr>
+      <w:r>
+        <w:rPr>
+          <w:bCs/>
+          <w:b/>
+        </w:rPr>
+        <w:t xml:space="preserve">Quota Management</w:t>
+      </w:r>
+      <w:r>
+        <w:t xml:space="preserve"> </w:t>
+      </w:r>
+      <w:r>
+        <w:t xml:space="preserve">confirms the shared pool has headroom for the DR draw (single-pool model:</w:t>
+      </w:r>
+      <w:r>
+        <w:t xml:space="preserve"> </w:t>
+      </w:r>
+      <w:r>
+        <w:t xml:space="preserve">no cross-group transfer needed — the DR earmark is already inside the pool).</w:t>
+      </w:r>
+    </w:p>
+    <w:p>
+      <w:pPr>
+        <w:numPr>
+          <w:ilvl w:val="0"/>
+          <w:numId w:val="1016"/>
+        </w:numPr>
+        <w:pStyle w:val="Compact"/>
+      </w:pPr>
+      <w:r>
+        <w:rPr>
+          <w:bCs/>
+          <w:b/>
+        </w:rPr>
+        <w:t xml:space="preserve">Region Selection</w:t>
+      </w:r>
+      <w:r>
+        <w:t xml:space="preserve"> </w:t>
+      </w:r>
+      <w:r>
+        <w:t xml:space="preserve">is not re-run — the Customer Seed Record is authoritative. Failback</w:t>
+      </w:r>
+      <w:r>
+        <w:t xml:space="preserve"> </w:t>
+      </w:r>
+      <w:r>
+        <w:t xml:space="preserve">restores the original seed without re-derivation.</w:t>
+      </w:r>
+    </w:p>
+    <w:p>
+      <w:r>
+        <w:pict>
+          <v:rect style="width:0;height:1.5pt" o:hralign="center" o:hrstd="t" o:hr="t"/>
+        </w:pict>
+      </w:r>
+    </w:p>
+    <w:bookmarkEnd w:id="82"/>
+    <w:bookmarkStart w:id="92" w:name="quick-reference-key-numbers"/>
+    <w:p>
+      <w:pPr>
+        <w:pStyle w:val="Heading2"/>
+      </w:pPr>
+      <w:r>
+        <w:t xml:space="preserve">8. Quick Reference — Key Numbers</w:t>
+      </w:r>
+    </w:p>
+    <w:bookmarkStart w:id="90" w:name="configurable-parameters-reference"/>
+    <w:p>
+      <w:pPr>
+        <w:pStyle w:val="Heading3"/>
+      </w:pPr>
+      <w:r>
+        <w:t xml:space="preserve">8.1 Configurable Parameters Reference</w:t>
+      </w:r>
+    </w:p>
+    <w:p>
+      <w:pPr>
+        <w:pStyle w:val="FirstParagraph"/>
+      </w:pPr>
+      <w:r>
+        <w:t xml:space="preserve">ACRME is designed to be</w:t>
+      </w:r>
+      <w:r>
+        <w:t xml:space="preserve"> </w:t>
+      </w:r>
+      <w:r>
+        <w:rPr>
+          <w:bCs/>
+          <w:b/>
+        </w:rPr>
+        <w:t xml:space="preserve">configuration-driven</w:t>
+      </w:r>
+      <w:r>
+        <w:t xml:space="preserve">. Most key values are</w:t>
+      </w:r>
+      <w:r>
+        <w:t xml:space="preserve"> </w:t>
+      </w:r>
+      <w:r>
+        <w:rPr>
+          <w:bCs/>
+          <w:b/>
+        </w:rPr>
+        <w:t xml:space="preserve">policy defaults stored in</w:t>
+      </w:r>
+      <w:r>
+        <w:rPr>
+          <w:bCs/>
+          <w:b/>
+        </w:rPr>
+        <w:t xml:space="preserve"> </w:t>
+      </w:r>
+      <w:r>
+        <w:rPr>
+          <w:rStyle w:val="VerbatimChar"/>
+          <w:bCs/>
+          <w:b/>
+        </w:rPr>
+        <w:t xml:space="preserve">PlacementPolicy</w:t>
+      </w:r>
+      <w:r>
+        <w:t xml:space="preserve">, not hardcoded constants. This table lists all tunable parameters, their</w:t>
+      </w:r>
+      <w:r>
+        <w:t xml:space="preserve"> </w:t>
+      </w:r>
+      <w:r>
+        <w:t xml:space="preserve">baseline defaults, and how they’re configured.</w:t>
+      </w:r>
+    </w:p>
+    <w:bookmarkStart w:id="83" w:name="region-selection-scoring-weights"/>
+    <w:p>
+      <w:pPr>
+        <w:pStyle w:val="Heading4"/>
+      </w:pPr>
+      <w:r>
+        <w:t xml:space="preserve">Region Selection — Scoring Weights</w:t>
+      </w:r>
+    </w:p>
+    <w:tbl>
+      <w:tblPr>
+        <w:tblStyle w:val="Table"/>
+        <w:tblW w:type="pct" w:w="5000"/>
+        <w:tblLook w:firstRow="1" w:lastRow="0" w:firstColumn="0" w:lastColumn="0" w:noHBand="0" w:noVBand="0" w:val="0020"/>
+      </w:tblPr>
+      <w:tblGrid>
+        <w:gridCol w:w="1584"/>
+        <w:gridCol w:w="1584"/>
+        <w:gridCol w:w="1584"/>
+        <w:gridCol w:w="1584"/>
+        <w:gridCol w:w="1584"/>
+      </w:tblGrid>
+      <w:tr>
+        <w:trPr>
+          <w:tblHeader w:val="true"/>
+        </w:trPr>
+        <w:tc>
+          <w:tcPr/>
+          <w:p>
+            <w:pPr>
+              <w:pStyle w:val="Compact"/>
+              <w:jc w:val="left"/>
+            </w:pPr>
+            <w:r>
+              <w:t xml:space="preserve">Parameter</w:t>
+            </w:r>
+          </w:p>
+        </w:tc>
+        <w:tc>
+          <w:tcPr/>
+          <w:p>
+            <w:pPr>
+              <w:pStyle w:val="Compact"/>
+              <w:jc w:val="left"/>
+            </w:pPr>
+            <w:r>
+              <w:t xml:space="preserve">Baseline Default</w:t>
+            </w:r>
+          </w:p>
+        </w:tc>
+        <w:tc>
+          <w:tcPr/>
+          <w:p>
+            <w:pPr>
+              <w:pStyle w:val="Compact"/>
+              <w:jc w:val="left"/>
+            </w:pPr>
+            <w:r>
+              <w:t xml:space="preserve">Configurable?</w:t>
+            </w:r>
+          </w:p>
+        </w:tc>
+        <w:tc>
+          <w:tcPr/>
+          <w:p>
+            <w:pPr>
+              <w:pStyle w:val="Compact"/>
+              <w:jc w:val="left"/>
+            </w:pPr>
+            <w:r>
+              <w:t xml:space="preserve">Scope</w:t>
+            </w:r>
+          </w:p>
+        </w:tc>
+        <w:tc>
+          <w:tcPr/>
+          <w:p>
+            <w:pPr>
+              <w:pStyle w:val="Compact"/>
+              <w:jc w:val="left"/>
+            </w:pPr>
+            <w:r>
+              <w:t xml:space="preserve">Validation</w:t>
+            </w:r>
+          </w:p>
+        </w:tc>
+      </w:tr>
+      <w:tr>
+        <w:tc>
+          <w:tcPr/>
+          <w:p>
+            <w:pPr>
+              <w:pStyle w:val="Compact"/>
+              <w:jc w:val="left"/>
+            </w:pPr>
+            <w:r>
+              <w:rPr>
+                <w:rStyle w:val="VerbatimChar"/>
+              </w:rPr>
+              <w:t xml:space="preserve">alpha</w:t>
+            </w:r>
+            <w:r>
+              <w:t xml:space="preserve"> </w:t>
+            </w:r>
+            <w:r>
+              <w:t xml:space="preserve">(α) — Capacity headroom</w:t>
+            </w:r>
+          </w:p>
+        </w:tc>
+        <w:tc>
+          <w:tcPr/>
+          <w:p>
+            <w:pPr>
+              <w:pStyle w:val="Compact"/>
+              <w:jc w:val="left"/>
+            </w:pPr>
+            <w:r>
+              <w:t xml:space="preserve">0.30</w:t>
+            </w:r>
+          </w:p>
+        </w:tc>
+        <w:tc>
+          <w:tcPr/>
+          <w:p>
+            <w:pPr>
+              <w:pStyle w:val="Compact"/>
+              <w:jc w:val="left"/>
+            </w:pPr>
+            <w:r>
+              <w:t xml:space="preserve">✅ Yes</w:t>
+            </w:r>
+          </w:p>
+        </w:tc>
+        <w:tc>
+          <w:tcPr/>
+          <w:p>
+            <w:pPr>
+              <w:pStyle w:val="Compact"/>
+              <w:jc w:val="left"/>
+            </w:pPr>
+            <w:r>
+              <w:t xml:space="preserve">Per product/region/env/SKU</w:t>
+            </w:r>
+          </w:p>
+        </w:tc>
+        <w:tc>
+          <w:tcPr/>
+          <w:p>
+            <w:pPr>
+              <w:pStyle w:val="Compact"/>
+              <w:jc w:val="left"/>
+            </w:pPr>
+            <w:r>
+              <w:t xml:space="preserve">Must sum to 1.0 (±0.001)</w:t>
+            </w:r>
+          </w:p>
+        </w:tc>
+      </w:tr>
+      <w:tr>
+        <w:tc>
+          <w:tcPr/>
+          <w:p>
+            <w:pPr>
+              <w:pStyle w:val="Compact"/>
+              <w:jc w:val="left"/>
+            </w:pPr>
+            <w:r>
+              <w:rPr>
+                <w:rStyle w:val="VerbatimChar"/>
+              </w:rPr>
+              <w:t xml:space="preserve">beta</w:t>
+            </w:r>
+            <w:r>
+              <w:t xml:space="preserve"> </w:t>
+            </w:r>
+            <w:r>
+              <w:t xml:space="preserve">(β) — Quota headroom</w:t>
+            </w:r>
+          </w:p>
+        </w:tc>
+        <w:tc>
+          <w:tcPr/>
+          <w:p>
+            <w:pPr>
+              <w:pStyle w:val="Compact"/>
+              <w:jc w:val="left"/>
+            </w:pPr>
+            <w:r>
+              <w:t xml:space="preserve">0.20</w:t>
+            </w:r>
+          </w:p>
+        </w:tc>
+        <w:tc>
+          <w:tcPr/>
+          <w:p>
+            <w:pPr>
+              <w:pStyle w:val="Compact"/>
+              <w:jc w:val="left"/>
+            </w:pPr>
+            <w:r>
+              <w:t xml:space="preserve">✅ Yes</w:t>
+            </w:r>
+          </w:p>
+        </w:tc>
+        <w:tc>
+          <w:tcPr/>
+          <w:p>
+            <w:pPr>
+              <w:pStyle w:val="Compact"/>
+              <w:jc w:val="left"/>
+            </w:pPr>
+            <w:r>
+              <w:t xml:space="preserve">Per product/region/env/SKU</w:t>
+            </w:r>
+          </w:p>
+        </w:tc>
+        <w:tc>
+          <w:tcPr/>
+          <w:p>
+            <w:pPr>
+              <w:pStyle w:val="Compact"/>
+              <w:jc w:val="left"/>
+            </w:pPr>
+            <w:r>
+              <w:t xml:space="preserve">Must sum to 1.0 (±0.001)</w:t>
+            </w:r>
+          </w:p>
+        </w:tc>
+      </w:tr>
+      <w:tr>
+        <w:tc>
+          <w:tcPr/>
+          <w:p>
+            <w:pPr>
+              <w:pStyle w:val="Compact"/>
+              <w:jc w:val="left"/>
+            </w:pPr>
+            <w:r>
+              <w:rPr>
+                <w:rStyle w:val="VerbatimChar"/>
+              </w:rPr>
+              <w:t xml:space="preserve">gamma</w:t>
+            </w:r>
+            <w:r>
+              <w:t xml:space="preserve"> </w:t>
+            </w:r>
+            <w:r>
+              <w:t xml:space="preserve">(γ) — Distribution fairness</w:t>
+            </w:r>
+          </w:p>
+        </w:tc>
+        <w:tc>
+          <w:tcPr/>
+          <w:p>
+            <w:pPr>
+              <w:pStyle w:val="Compact"/>
+              <w:jc w:val="left"/>
+            </w:pPr>
+            <w:r>
+              <w:t xml:space="preserve">0.25</w:t>
+            </w:r>
+          </w:p>
+        </w:tc>
+        <w:tc>
+          <w:tcPr/>
+          <w:p>
+            <w:pPr>
+              <w:pStyle w:val="Compact"/>
+              <w:jc w:val="left"/>
+            </w:pPr>
+            <w:r>
+              <w:t xml:space="preserve">✅ Yes</w:t>
+            </w:r>
+          </w:p>
+        </w:tc>
+        <w:tc>
+          <w:tcPr/>
+          <w:p>
+            <w:pPr>
+              <w:pStyle w:val="Compact"/>
+              <w:jc w:val="left"/>
+            </w:pPr>
+            <w:r>
+              <w:t xml:space="preserve">Per product/region/env/SKU</w:t>
+            </w:r>
+          </w:p>
+        </w:tc>
+        <w:tc>
+          <w:tcPr/>
+          <w:p>
+            <w:pPr>
+              <w:pStyle w:val="Compact"/>
+              <w:jc w:val="left"/>
+            </w:pPr>
+            <w:r>
+              <w:t xml:space="preserve">Must sum to 1.0 (±0.001)</w:t>
+            </w:r>
+          </w:p>
+        </w:tc>
+      </w:tr>
+      <w:tr>
+        <w:tc>
+          <w:tcPr/>
+          <w:p>
+            <w:pPr>
+              <w:pStyle w:val="Compact"/>
+              <w:jc w:val="left"/>
+            </w:pPr>
+            <w:r>
+              <w:rPr>
+                <w:rStyle w:val="VerbatimChar"/>
+              </w:rPr>
+              <w:t xml:space="preserve">delta</w:t>
+            </w:r>
+            <w:r>
+              <w:t xml:space="preserve"> </w:t>
+            </w:r>
+            <w:r>
+              <w:t xml:space="preserve">(δ) — DR readiness</w:t>
+            </w:r>
+          </w:p>
+        </w:tc>
+        <w:tc>
+          <w:tcPr/>
+          <w:p>
+            <w:pPr>
+              <w:pStyle w:val="Compact"/>
+              <w:jc w:val="left"/>
+            </w:pPr>
+            <w:r>
+              <w:t xml:space="preserve">0.15</w:t>
+            </w:r>
+          </w:p>
+        </w:tc>
+        <w:tc>
+          <w:tcPr/>
+          <w:p>
+            <w:pPr>
+              <w:pStyle w:val="Compact"/>
+              <w:jc w:val="left"/>
+            </w:pPr>
+            <w:r>
+              <w:t xml:space="preserve">✅ Yes</w:t>
+            </w:r>
+          </w:p>
+        </w:tc>
+        <w:tc>
+          <w:tcPr/>
+          <w:p>
+            <w:pPr>
+              <w:pStyle w:val="Compact"/>
+              <w:jc w:val="left"/>
+            </w:pPr>
+            <w:r>
+              <w:t xml:space="preserve">Per product/region/env/SKU</w:t>
+            </w:r>
+          </w:p>
+        </w:tc>
+        <w:tc>
+          <w:tcPr/>
+          <w:p>
+            <w:pPr>
+              <w:pStyle w:val="Compact"/>
+              <w:jc w:val="left"/>
+            </w:pPr>
+            <w:r>
+              <w:t xml:space="preserve">Must sum to 1.0 (±0.001)</w:t>
+            </w:r>
+          </w:p>
+        </w:tc>
+      </w:tr>
+      <w:tr>
+        <w:tc>
+          <w:tcPr/>
+          <w:p>
+            <w:pPr>
+              <w:pStyle w:val="Compact"/>
+              <w:jc w:val="left"/>
+            </w:pPr>
+            <w:r>
+              <w:rPr>
+                <w:rStyle w:val="VerbatimChar"/>
+              </w:rPr>
+              <w:t xml:space="preserve">epsilon</w:t>
+            </w:r>
+            <w:r>
+              <w:t xml:space="preserve"> </w:t>
+            </w:r>
+            <w:r>
+              <w:t xml:space="preserve">(ε) — Zone diversity</w:t>
+            </w:r>
+          </w:p>
+        </w:tc>
+        <w:tc>
+          <w:tcPr/>
+          <w:p>
+            <w:pPr>
+              <w:pStyle w:val="Compact"/>
+              <w:jc w:val="left"/>
+            </w:pPr>
+            <w:r>
+              <w:t xml:space="preserve">0.10</w:t>
+            </w:r>
+          </w:p>
+        </w:tc>
+        <w:tc>
+          <w:tcPr/>
+          <w:p>
+            <w:pPr>
+              <w:pStyle w:val="Compact"/>
+              <w:jc w:val="left"/>
+            </w:pPr>
+            <w:r>
+              <w:t xml:space="preserve">✅ Yes</w:t>
+            </w:r>
+          </w:p>
+        </w:tc>
+        <w:tc>
+          <w:tcPr/>
+          <w:p>
+            <w:pPr>
+              <w:pStyle w:val="Compact"/>
+              <w:jc w:val="left"/>
+            </w:pPr>
+            <w:r>
+              <w:t xml:space="preserve">Per product/region/env/SKU</w:t>
+            </w:r>
+          </w:p>
+        </w:tc>
+        <w:tc>
+          <w:tcPr/>
+          <w:p>
+            <w:pPr>
+              <w:pStyle w:val="Compact"/>
+              <w:jc w:val="left"/>
+            </w:pPr>
+            <w:r>
+              <w:t xml:space="preserve">Must sum to 1.0 (±0.001)</w:t>
+            </w:r>
+          </w:p>
+        </w:tc>
+      </w:tr>
+      <w:tr>
+        <w:tc>
+          <w:tcPr/>
+          <w:p>
+            <w:pPr>
+              <w:pStyle w:val="Compact"/>
+              <w:jc w:val="left"/>
+            </w:pPr>
+            <w:r>
+              <w:rPr>
+                <w:bCs/>
+                <w:b/>
+              </w:rPr>
+              <w:t xml:space="preserve">Weight sum</w:t>
+            </w:r>
+          </w:p>
+        </w:tc>
+        <w:tc>
+          <w:tcPr/>
+          <w:p>
+            <w:pPr>
+              <w:pStyle w:val="Compact"/>
+              <w:jc w:val="left"/>
+            </w:pPr>
+            <w:r>
+              <w:rPr>
+                <w:bCs/>
+                <w:b/>
+              </w:rPr>
+              <w:t xml:space="preserve">1.00</w:t>
+            </w:r>
+          </w:p>
+        </w:tc>
+        <w:tc>
+          <w:tcPr/>
+          <w:p>
+            <w:pPr>
+              <w:pStyle w:val="Compact"/>
+              <w:jc w:val="left"/>
+            </w:pPr>
+            <w:r>
+              <w:t xml:space="preserve">❌ No (invariant)</w:t>
+            </w:r>
+          </w:p>
+        </w:tc>
+        <w:tc>
+          <w:tcPr/>
+          <w:p>
+            <w:pPr>
+              <w:pStyle w:val="Compact"/>
+              <w:jc w:val="left"/>
+            </w:pPr>
+            <w:r>
+              <w:t xml:space="preserve">—</w:t>
+            </w:r>
+          </w:p>
+        </w:tc>
+        <w:tc>
+          <w:tcPr/>
+          <w:p>
+            <w:pPr>
+              <w:pStyle w:val="Compact"/>
+              <w:jc w:val="left"/>
+            </w:pPr>
+            <w:r>
+              <w:t xml:space="preserve">Enforced at policy load</w:t>
+            </w:r>
+          </w:p>
+        </w:tc>
+      </w:tr>
+      <w:tr>
+        <w:tc>
+          <w:tcPr/>
+          <w:p>
+            <w:pPr>
+              <w:pStyle w:val="Compact"/>
+              <w:jc w:val="left"/>
+            </w:pPr>
+            <w:r>
+              <w:t xml:space="preserve">Weight sum tolerance</w:t>
+            </w:r>
+          </w:p>
+        </w:tc>
+        <w:tc>
+          <w:tcPr/>
+          <w:p>
+            <w:pPr>
+              <w:pStyle w:val="Compact"/>
+              <w:jc w:val="left"/>
+            </w:pPr>
+            <w:r>
+              <w:t xml:space="preserve">0.001</w:t>
+            </w:r>
+          </w:p>
+        </w:tc>
+        <w:tc>
+          <w:tcPr/>
+          <w:p>
+            <w:pPr>
+              <w:pStyle w:val="Compact"/>
+              <w:jc w:val="left"/>
+            </w:pPr>
+            <w:r>
+              <w:t xml:space="preserve">❌ No (fixed)</w:t>
+            </w:r>
+          </w:p>
+        </w:tc>
+        <w:tc>
+          <w:tcPr/>
+          <w:p>
+            <w:pPr>
+              <w:pStyle w:val="Compact"/>
+              <w:jc w:val="left"/>
+            </w:pPr>
+            <w:r>
+              <w:t xml:space="preserve">—</w:t>
+            </w:r>
+          </w:p>
+        </w:tc>
+        <w:tc>
+          <w:tcPr/>
+          <w:p>
+            <w:pPr>
+              <w:pStyle w:val="Compact"/>
+              <w:jc w:val="left"/>
+            </w:pPr>
+            <w:r>
+              <w:t xml:space="preserve">IEEE 754 rounding allowance</w:t>
+            </w:r>
+          </w:p>
+        </w:tc>
+      </w:tr>
+    </w:tbl>
+    <w:p>
+      <w:pPr>
+        <w:pStyle w:val="BodyText"/>
+      </w:pPr>
+      <w:r>
+        <w:rPr>
+          <w:bCs/>
+          <w:b/>
+        </w:rPr>
+        <w:t xml:space="preserve">How to change:</w:t>
+      </w:r>
+      <w:r>
+        <w:t xml:space="preserve"> </w:t>
+      </w:r>
+      <w:r>
+        <w:t xml:space="preserve">Update</w:t>
+      </w:r>
+      <w:r>
+        <w:t xml:space="preserve"> </w:t>
+      </w:r>
+      <w:r>
+        <w:rPr>
+          <w:rStyle w:val="VerbatimChar"/>
+        </w:rPr>
+        <w:t xml:space="preserve">PlacementPolicy</w:t>
+      </w:r>
+      <w:r>
+        <w:t xml:space="preserve"> </w:t>
+      </w:r>
+      <w:r>
+        <w:t xml:space="preserve">config file → Config/Scope-File Service validates at load time → if valid, policy is published. See Section 3.8 for tuning guidance.</w:t>
+      </w:r>
+    </w:p>
+    <w:bookmarkEnd w:id="83"/>
+    <w:bookmarkStart w:id="84" w:name="Xa77bf194eda09fc5c0bfc560bf2b14480ac8877"/>
+    <w:p>
+      <w:pPr>
+        <w:pStyle w:val="Heading4"/>
+      </w:pPr>
+      <w:r>
+        <w:t xml:space="preserve">Quota Management — Growth Buffers &amp; Headroom Floors</w:t>
+      </w:r>
+    </w:p>
+    <w:tbl>
+      <w:tblPr>
+        <w:tblStyle w:val="Table"/>
+        <w:tblW w:type="pct" w:w="5000"/>
+        <w:tblLook w:firstRow="1" w:lastRow="0" w:firstColumn="0" w:lastColumn="0" w:noHBand="0" w:noVBand="0" w:val="0020"/>
+      </w:tblPr>
+      <w:tblGrid>
+        <w:gridCol w:w="1584"/>
+        <w:gridCol w:w="1584"/>
+        <w:gridCol w:w="1584"/>
+        <w:gridCol w:w="1584"/>
+        <w:gridCol w:w="1584"/>
+      </w:tblGrid>
+      <w:tr>
+        <w:trPr>
+          <w:tblHeader w:val="true"/>
+        </w:trPr>
+        <w:tc>
+          <w:tcPr/>
+          <w:p>
+            <w:pPr>
+              <w:pStyle w:val="Compact"/>
+              <w:jc w:val="left"/>
+            </w:pPr>
+            <w:r>
+              <w:t xml:space="preserve">Parameter</w:t>
+            </w:r>
+          </w:p>
+        </w:tc>
+        <w:tc>
+          <w:tcPr/>
+          <w:p>
+            <w:pPr>
+              <w:pStyle w:val="Compact"/>
+              <w:jc w:val="left"/>
+            </w:pPr>
+            <w:r>
+              <w:t xml:space="preserve">Baseline Default</w:t>
+            </w:r>
+          </w:p>
+        </w:tc>
+        <w:tc>
+          <w:tcPr/>
+          <w:p>
+            <w:pPr>
+              <w:pStyle w:val="Compact"/>
+              <w:jc w:val="left"/>
+            </w:pPr>
+            <w:r>
+              <w:t xml:space="preserve">Configurable?</w:t>
+            </w:r>
+          </w:p>
+        </w:tc>
+        <w:tc>
+          <w:tcPr/>
+          <w:p>
+            <w:pPr>
+              <w:pStyle w:val="Compact"/>
+              <w:jc w:val="left"/>
+            </w:pPr>
+            <w:r>
+              <w:t xml:space="preserve">Scope</w:t>
+            </w:r>
+          </w:p>
+        </w:tc>
+        <w:tc>
+          <w:tcPr/>
+          <w:p>
+            <w:pPr>
+              <w:pStyle w:val="Compact"/>
+              <w:jc w:val="left"/>
+            </w:pPr>
+            <w:r>
+              <w:t xml:space="preserve">What it controls</w:t>
+            </w:r>
+          </w:p>
+        </w:tc>
+      </w:tr>
+      <w:tr>
+        <w:tc>
+          <w:tcPr/>
+          <w:p>
+            <w:pPr>
+              <w:pStyle w:val="Compact"/>
+              <w:jc w:val="left"/>
+            </w:pPr>
+            <w:r>
+              <w:rPr>
+                <w:rStyle w:val="VerbatimChar"/>
+              </w:rPr>
+              <w:t xml:space="preserve">prod_growth_buffer</w:t>
+            </w:r>
+          </w:p>
+        </w:tc>
+        <w:tc>
+          <w:tcPr/>
+          <w:p>
+            <w:pPr>
+              <w:pStyle w:val="Compact"/>
+              <w:jc w:val="left"/>
+            </w:pPr>
+            <w:r>
+              <w:t xml:space="preserve">0.20 (20%)</w:t>
+            </w:r>
+          </w:p>
+        </w:tc>
+        <w:tc>
+          <w:tcPr/>
+          <w:p>
+            <w:pPr>
+              <w:pStyle w:val="Compact"/>
+              <w:jc w:val="left"/>
+            </w:pPr>
+            <w:r>
+              <w:t xml:space="preserve">✅ Yes</w:t>
+            </w:r>
+          </w:p>
+        </w:tc>
+        <w:tc>
+          <w:tcPr/>
+          <w:p>
+            <w:pPr>
+              <w:pStyle w:val="Compact"/>
+              <w:jc w:val="left"/>
+            </w:pPr>
+            <w:r>
+              <w:t xml:space="preserve">Per product/region/SKU</w:t>
+            </w:r>
+          </w:p>
+        </w:tc>
+        <w:tc>
+          <w:tcPr/>
+          <w:p>
+            <w:pPr>
+              <w:pStyle w:val="Compact"/>
+              <w:jc w:val="left"/>
+            </w:pPr>
+            <w:r>
+              <w:t xml:space="preserve">Quota headroom above current Prod usage</w:t>
+            </w:r>
+          </w:p>
+        </w:tc>
+      </w:tr>
+      <w:tr>
+        <w:tc>
+          <w:tcPr/>
+          <w:p>
+            <w:pPr>
+              <w:pStyle w:val="Compact"/>
+              <w:jc w:val="left"/>
+            </w:pPr>
+            <w:r>
+              <w:rPr>
+                <w:rStyle w:val="VerbatimChar"/>
+              </w:rPr>
+              <w:t xml:space="preserve">nonprod_growth_buffer</w:t>
+            </w:r>
+          </w:p>
+        </w:tc>
+        <w:tc>
+          <w:tcPr/>
+          <w:p>
+            <w:pPr>
+              <w:pStyle w:val="Compact"/>
+              <w:jc w:val="left"/>
+            </w:pPr>
+            <w:r>
+              <w:t xml:space="preserve">0.20 (20%)</w:t>
+            </w:r>
+          </w:p>
+        </w:tc>
+        <w:tc>
+          <w:tcPr/>
+          <w:p>
+            <w:pPr>
+              <w:pStyle w:val="Compact"/>
+              <w:jc w:val="left"/>
+            </w:pPr>
+            <w:r>
+              <w:t xml:space="preserve">✅ Yes</w:t>
+            </w:r>
+          </w:p>
+        </w:tc>
+        <w:tc>
+          <w:tcPr/>
+          <w:p>
+            <w:pPr>
+              <w:pStyle w:val="Compact"/>
+              <w:jc w:val="left"/>
+            </w:pPr>
+            <w:r>
+              <w:t xml:space="preserve">Per product/region/SKU</w:t>
+            </w:r>
+          </w:p>
+        </w:tc>
+        <w:tc>
+          <w:tcPr/>
+          <w:p>
+            <w:pPr>
+              <w:pStyle w:val="Compact"/>
+              <w:jc w:val="left"/>
+            </w:pPr>
+            <w:r>
+              <w:t xml:space="preserve">Quota headroom above current NonProd usage</w:t>
+            </w:r>
+          </w:p>
+        </w:tc>
+      </w:tr>
+      <w:tr>
+        <w:tc>
+          <w:tcPr/>
+          <w:p>
+            <w:pPr>
+              <w:pStyle w:val="Compact"/>
+              <w:jc w:val="left"/>
+            </w:pPr>
+            <w:r>
+              <w:rPr>
+                <w:rStyle w:val="VerbatimChar"/>
+              </w:rPr>
+              <w:t xml:space="preserve">emergency_transfer_pct</w:t>
+            </w:r>
+          </w:p>
+        </w:tc>
+        <w:tc>
+          <w:tcPr/>
+          <w:p>
+            <w:pPr>
+              <w:pStyle w:val="Compact"/>
+              <w:jc w:val="left"/>
+            </w:pPr>
+            <w:r>
+              <w:t xml:space="preserve">0.30 (30%)</w:t>
+            </w:r>
+          </w:p>
+        </w:tc>
+        <w:tc>
+          <w:tcPr/>
+          <w:p>
+            <w:pPr>
+              <w:pStyle w:val="Compact"/>
+              <w:jc w:val="left"/>
+            </w:pPr>
+            <w:r>
+              <w:t xml:space="preserve">✅ Yes</w:t>
+            </w:r>
+          </w:p>
+        </w:tc>
+        <w:tc>
+          <w:tcPr/>
+          <w:p>
+            <w:pPr>
+              <w:pStyle w:val="Compact"/>
+              <w:jc w:val="left"/>
+            </w:pPr>
+            <w:r>
+              <w:t xml:space="preserve">Per product/region</w:t>
+            </w:r>
+          </w:p>
+        </w:tc>
+        <w:tc>
+          <w:tcPr/>
+          <w:p>
+            <w:pPr>
+              <w:pStyle w:val="Compact"/>
+              <w:jc w:val="left"/>
+            </w:pPr>
+            <w:r>
+              <w:t xml:space="preserve">% of potential DR demand held as emergency transfer headroom</w:t>
+            </w:r>
+          </w:p>
+        </w:tc>
+      </w:tr>
+      <w:tr>
+        <w:tc>
+          <w:tcPr/>
+          <w:p>
+            <w:pPr>
+              <w:pStyle w:val="Compact"/>
+              <w:jc w:val="left"/>
+            </w:pPr>
+            <w:r>
+              <w:rPr>
+                <w:rStyle w:val="VerbatimChar"/>
+              </w:rPr>
+              <w:t xml:space="preserve">min_prod_quota_headroom_vcpu</w:t>
+            </w:r>
+          </w:p>
+        </w:tc>
+        <w:tc>
+          <w:tcPr/>
+          <w:p>
+            <w:pPr>
+              <w:pStyle w:val="Compact"/>
+              <w:jc w:val="left"/>
+            </w:pPr>
+            <w:r>
+              <w:t xml:space="preserve">20 vCPU</w:t>
+            </w:r>
+          </w:p>
+        </w:tc>
+        <w:tc>
+          <w:tcPr/>
+          <w:p>
+            <w:pPr>
+              <w:pStyle w:val="Compact"/>
+              <w:jc w:val="left"/>
+            </w:pPr>
+            <w:r>
+              <w:t xml:space="preserve">✅ Yes</w:t>
+            </w:r>
+          </w:p>
+        </w:tc>
+        <w:tc>
+          <w:tcPr/>
+          <w:p>
+            <w:pPr>
+              <w:pStyle w:val="Compact"/>
+              <w:jc w:val="left"/>
+            </w:pPr>
+            <w:r>
+              <w:t xml:space="preserve">Per product/region/SKU</w:t>
+            </w:r>
+          </w:p>
+        </w:tc>
+        <w:tc>
+          <w:tcPr/>
+          <w:p>
+            <w:pPr>
+              <w:pStyle w:val="Compact"/>
+              <w:jc w:val="left"/>
+            </w:pPr>
+            <w:r>
+              <w:t xml:space="preserve">Minimum absolute quota headroom floor for Prod</w:t>
+            </w:r>
+          </w:p>
+        </w:tc>
+      </w:tr>
+      <w:tr>
+        <w:tc>
+          <w:tcPr/>
+          <w:p>
+            <w:pPr>
+              <w:pStyle w:val="Compact"/>
+              <w:jc w:val="left"/>
+            </w:pPr>
+            <w:r>
+              <w:rPr>
+                <w:rStyle w:val="VerbatimChar"/>
+              </w:rPr>
+              <w:t xml:space="preserve">min_nonprod_quota_headroom_vcpu</w:t>
+            </w:r>
+          </w:p>
+        </w:tc>
+        <w:tc>
+          <w:tcPr/>
+          <w:p>
+            <w:pPr>
+              <w:pStyle w:val="Compact"/>
+              <w:jc w:val="left"/>
+            </w:pPr>
+            <w:r>
+              <w:t xml:space="preserve">20 vCPU</w:t>
+            </w:r>
+          </w:p>
+        </w:tc>
+        <w:tc>
+          <w:tcPr/>
+          <w:p>
+            <w:pPr>
+              <w:pStyle w:val="Compact"/>
+              <w:jc w:val="left"/>
+            </w:pPr>
+            <w:r>
+              <w:t xml:space="preserve">✅ Yes</w:t>
+            </w:r>
+          </w:p>
+        </w:tc>
+        <w:tc>
+          <w:tcPr/>
+          <w:p>
+            <w:pPr>
+              <w:pStyle w:val="Compact"/>
+              <w:jc w:val="left"/>
+            </w:pPr>
+            <w:r>
+              <w:t xml:space="preserve">Per product/region/SKU</w:t>
+            </w:r>
+          </w:p>
+        </w:tc>
+        <w:tc>
+          <w:tcPr/>
+          <w:p>
+            <w:pPr>
+              <w:pStyle w:val="Compact"/>
+              <w:jc w:val="left"/>
+            </w:pPr>
+            <w:r>
+              <w:t xml:space="preserve">Minimum absolute quota headroom floor for NonProd</w:t>
+            </w:r>
+          </w:p>
+        </w:tc>
+      </w:tr>
+      <w:tr>
+        <w:tc>
+          <w:tcPr/>
+          <w:p>
+            <w:pPr>
+              <w:pStyle w:val="Compact"/>
+              <w:jc w:val="left"/>
+            </w:pPr>
+            <w:r>
+              <w:rPr>
+                <w:rStyle w:val="VerbatimChar"/>
+              </w:rPr>
+              <w:t xml:space="preserve">min_dr_headroom_vcpu</w:t>
+            </w:r>
+          </w:p>
+        </w:tc>
+        <w:tc>
+          <w:tcPr/>
+          <w:p>
+            <w:pPr>
+              <w:pStyle w:val="Compact"/>
+              <w:jc w:val="left"/>
+            </w:pPr>
+            <w:r>
+              <w:t xml:space="preserve">16 vCPU</w:t>
+            </w:r>
+          </w:p>
+        </w:tc>
+        <w:tc>
+          <w:tcPr/>
+          <w:p>
+            <w:pPr>
+              <w:pStyle w:val="Compact"/>
+              <w:jc w:val="left"/>
+            </w:pPr>
+            <w:r>
+              <w:t xml:space="preserve">✅ Yes</w:t>
+            </w:r>
+          </w:p>
+        </w:tc>
+        <w:tc>
+          <w:tcPr/>
+          <w:p>
+            <w:pPr>
+              <w:pStyle w:val="Compact"/>
+              <w:jc w:val="left"/>
+            </w:pPr>
+            <w:r>
+              <w:t xml:space="preserve">Per product/region/SKU</w:t>
+            </w:r>
+          </w:p>
+        </w:tc>
+        <w:tc>
+          <w:tcPr/>
+          <w:p>
+            <w:pPr>
+              <w:pStyle w:val="Compact"/>
+              <w:jc w:val="left"/>
+            </w:pPr>
+            <w:r>
+              <w:t xml:space="preserve">Minimum absolute quota headroom floor for DR</w:t>
+            </w:r>
+          </w:p>
+        </w:tc>
+      </w:tr>
+    </w:tbl>
+    <w:p>
+      <w:pPr>
+        <w:pStyle w:val="BodyText"/>
+      </w:pPr>
+      <w:r>
+        <w:rPr>
+          <w:bCs/>
+          <w:b/>
+        </w:rPr>
+        <w:t xml:space="preserve">How to change:</w:t>
+      </w:r>
+      <w:r>
+        <w:t xml:space="preserve"> </w:t>
+      </w:r>
+      <w:r>
+        <w:t xml:space="preserve">Update</w:t>
+      </w:r>
+      <w:r>
+        <w:t xml:space="preserve"> </w:t>
+      </w:r>
+      <w:r>
+        <w:rPr>
+          <w:rStyle w:val="VerbatimChar"/>
+        </w:rPr>
+        <w:t xml:space="preserve">PlacementPolicy</w:t>
+      </w:r>
+      <w:r>
+        <w:t xml:space="preserve"> </w:t>
+      </w:r>
+      <w:r>
+        <w:t xml:space="preserve">config file → no validation gate required (arbitrary values permitted). Changes take effect on next policy load.</w:t>
+      </w:r>
+    </w:p>
+    <w:bookmarkEnd w:id="84"/>
+    <w:bookmarkStart w:id="85" w:name="X148e20b46f283beddd5f06cf6dc77580552f21e"/>
+    <w:p>
+      <w:pPr>
+        <w:pStyle w:val="Heading4"/>
+      </w:pPr>
+      <w:r>
+        <w:t xml:space="preserve">Capacity Management — Auto-Increase Thresholds &amp; Reconciliation</w:t>
+      </w:r>
+    </w:p>
+    <w:tbl>
+      <w:tblPr>
+        <w:tblStyle w:val="Table"/>
+        <w:tblW w:type="pct" w:w="5000"/>
+        <w:tblLook w:firstRow="1" w:lastRow="0" w:firstColumn="0" w:lastColumn="0" w:noHBand="0" w:noVBand="0" w:val="0020"/>
+      </w:tblPr>
+      <w:tblGrid>
+        <w:gridCol w:w="1584"/>
+        <w:gridCol w:w="1584"/>
+        <w:gridCol w:w="1584"/>
+        <w:gridCol w:w="1584"/>
+        <w:gridCol w:w="1584"/>
+      </w:tblGrid>
+      <w:tr>
+        <w:trPr>
+          <w:tblHeader w:val="true"/>
+        </w:trPr>
+        <w:tc>
+          <w:tcPr/>
+          <w:p>
+            <w:pPr>
+              <w:pStyle w:val="Compact"/>
+              <w:jc w:val="left"/>
+            </w:pPr>
+            <w:r>
+              <w:t xml:space="preserve">Parameter</w:t>
+            </w:r>
+          </w:p>
+        </w:tc>
+        <w:tc>
+          <w:tcPr/>
+          <w:p>
+            <w:pPr>
+              <w:pStyle w:val="Compact"/>
+              <w:jc w:val="left"/>
+            </w:pPr>
+            <w:r>
+              <w:t xml:space="preserve">Baseline Default</w:t>
+            </w:r>
+          </w:p>
+        </w:tc>
+        <w:tc>
+          <w:tcPr/>
+          <w:p>
+            <w:pPr>
+              <w:pStyle w:val="Compact"/>
+              <w:jc w:val="left"/>
+            </w:pPr>
+            <w:r>
+              <w:t xml:space="preserve">Configurable?</w:t>
+            </w:r>
+          </w:p>
+        </w:tc>
+        <w:tc>
+          <w:tcPr/>
+          <w:p>
+            <w:pPr>
+              <w:pStyle w:val="Compact"/>
+              <w:jc w:val="left"/>
+            </w:pPr>
+            <w:r>
+              <w:t xml:space="preserve">Scope</w:t>
+            </w:r>
+          </w:p>
+        </w:tc>
+        <w:tc>
+          <w:tcPr/>
+          <w:p>
+            <w:pPr>
+              <w:pStyle w:val="Compact"/>
+              <w:jc w:val="left"/>
+            </w:pPr>
+            <w:r>
+              <w:t xml:space="preserve">What it controls</w:t>
+            </w:r>
+          </w:p>
+        </w:tc>
+      </w:tr>
+      <w:tr>
+        <w:tc>
+          <w:tcPr/>
+          <w:p>
+            <w:pPr>
+              <w:pStyle w:val="Compact"/>
+              <w:jc w:val="left"/>
+            </w:pPr>
+            <w:r>
+              <w:rPr>
+                <w:rStyle w:val="VerbatimChar"/>
+              </w:rPr>
+              <w:t xml:space="preserve">prod_autoincrease_threshold</w:t>
+            </w:r>
+          </w:p>
+        </w:tc>
+        <w:tc>
+          <w:tcPr/>
+          <w:p>
+            <w:pPr>
+              <w:pStyle w:val="Compact"/>
+              <w:jc w:val="left"/>
+            </w:pPr>
+            <w:r>
+              <w:t xml:space="preserve">0.20 (20%)</w:t>
+            </w:r>
+          </w:p>
+        </w:tc>
+        <w:tc>
+          <w:tcPr/>
+          <w:p>
+            <w:pPr>
+              <w:pStyle w:val="Compact"/>
+              <w:jc w:val="left"/>
+            </w:pPr>
+            <w:r>
+              <w:t xml:space="preserve">✅ Yes</w:t>
+            </w:r>
+          </w:p>
+        </w:tc>
+        <w:tc>
+          <w:tcPr/>
+          <w:p>
+            <w:pPr>
+              <w:pStyle w:val="Compact"/>
+              <w:jc w:val="left"/>
+            </w:pPr>
+            <w:r>
+              <w:t xml:space="preserve">Per product/region/SKU</w:t>
+            </w:r>
+          </w:p>
+        </w:tc>
+        <w:tc>
+          <w:tcPr/>
+          <w:p>
+            <w:pPr>
+              <w:pStyle w:val="Compact"/>
+              <w:jc w:val="left"/>
+            </w:pPr>
+            <w:r>
+              <w:t xml:space="preserve">Trigger capacity increase when Prod headroom drops below 20% (80% utilized)</w:t>
+            </w:r>
+          </w:p>
+        </w:tc>
+      </w:tr>
+      <w:tr>
+        <w:tc>
+          <w:tcPr/>
+          <w:p>
+            <w:pPr>
+              <w:pStyle w:val="Compact"/>
+              <w:jc w:val="left"/>
+            </w:pPr>
+            <w:r>
+              <w:rPr>
+                <w:rStyle w:val="VerbatimChar"/>
+              </w:rPr>
+              <w:t xml:space="preserve">nonprod_autoincrease_threshold</w:t>
+            </w:r>
+          </w:p>
+        </w:tc>
+        <w:tc>
+          <w:tcPr/>
+          <w:p>
+            <w:pPr>
+              <w:pStyle w:val="Compact"/>
+              <w:jc w:val="left"/>
+            </w:pPr>
+            <w:r>
+              <w:t xml:space="preserve">0.20 (20%)</w:t>
+            </w:r>
+          </w:p>
+        </w:tc>
+        <w:tc>
+          <w:tcPr/>
+          <w:p>
+            <w:pPr>
+              <w:pStyle w:val="Compact"/>
+              <w:jc w:val="left"/>
+            </w:pPr>
+            <w:r>
+              <w:t xml:space="preserve">✅ Yes</w:t>
+            </w:r>
+          </w:p>
+        </w:tc>
+        <w:tc>
+          <w:tcPr/>
+          <w:p>
+            <w:pPr>
+              <w:pStyle w:val="Compact"/>
+              <w:jc w:val="left"/>
+            </w:pPr>
+            <w:r>
+              <w:t xml:space="preserve">Per product/region/SKU</w:t>
+            </w:r>
+          </w:p>
+        </w:tc>
+        <w:tc>
+          <w:tcPr/>
+          <w:p>
+            <w:pPr>
+              <w:pStyle w:val="Compact"/>
+              <w:jc w:val="left"/>
+            </w:pPr>
+            <w:r>
+              <w:t xml:space="preserve">Trigger capacity increase when NonProd headroom drops below 20%</w:t>
+            </w:r>
+          </w:p>
+        </w:tc>
+      </w:tr>
+      <w:tr>
+        <w:tc>
+          <w:tcPr/>
+          <w:p>
+            <w:pPr>
+              <w:pStyle w:val="Compact"/>
+              <w:jc w:val="left"/>
+            </w:pPr>
+            <w:r>
+              <w:rPr>
+                <w:rStyle w:val="VerbatimChar"/>
+              </w:rPr>
+              <w:t xml:space="preserve">dr_autoincrease_threshold</w:t>
+            </w:r>
+          </w:p>
+        </w:tc>
+        <w:tc>
+          <w:tcPr/>
+          <w:p>
+            <w:pPr>
+              <w:pStyle w:val="Compact"/>
+              <w:jc w:val="left"/>
+            </w:pPr>
+            <w:r>
+              <w:t xml:space="preserve">0.35 (35%)</w:t>
+            </w:r>
+          </w:p>
+        </w:tc>
+        <w:tc>
+          <w:tcPr/>
+          <w:p>
+            <w:pPr>
+              <w:pStyle w:val="Compact"/>
+              <w:jc w:val="left"/>
+            </w:pPr>
+            <w:r>
+              <w:t xml:space="preserve">✅ Yes</w:t>
+            </w:r>
+          </w:p>
+        </w:tc>
+        <w:tc>
+          <w:tcPr/>
+          <w:p>
+            <w:pPr>
+              <w:pStyle w:val="Compact"/>
+              <w:jc w:val="left"/>
+            </w:pPr>
+            <w:r>
+              <w:t xml:space="preserve">Per product/region/SKU</w:t>
+            </w:r>
+          </w:p>
+        </w:tc>
+        <w:tc>
+          <w:tcPr/>
+          <w:p>
+            <w:pPr>
+              <w:pStyle w:val="Compact"/>
+              <w:jc w:val="left"/>
+            </w:pPr>
+            <w:r>
+              <w:t xml:space="preserve">Trigger capacity increase when DR headroom drops below 35% (65% utilized)</w:t>
+            </w:r>
+          </w:p>
+        </w:tc>
+      </w:tr>
+      <w:tr>
+        <w:tc>
+          <w:tcPr/>
+          <w:p>
+            <w:pPr>
+              <w:pStyle w:val="Compact"/>
+              <w:jc w:val="left"/>
+            </w:pPr>
+            <w:r>
+              <w:rPr>
+                <w:rStyle w:val="VerbatimChar"/>
+              </w:rPr>
+              <w:t xml:space="preserve">autoincrease_debounce_cooldown</w:t>
+            </w:r>
+          </w:p>
+        </w:tc>
+        <w:tc>
+          <w:tcPr/>
+          <w:p>
+            <w:pPr>
+              <w:pStyle w:val="Compact"/>
+              <w:jc w:val="left"/>
+            </w:pPr>
+            <w:r>
+              <w:t xml:space="preserve">30 min</w:t>
+            </w:r>
+          </w:p>
+        </w:tc>
+        <w:tc>
+          <w:tcPr/>
+          <w:p>
+            <w:pPr>
+              <w:pStyle w:val="Compact"/>
+              <w:jc w:val="left"/>
+            </w:pPr>
+            <w:r>
+              <w:t xml:space="preserve">✅ Yes</w:t>
+            </w:r>
+          </w:p>
+        </w:tc>
+        <w:tc>
+          <w:tcPr/>
+          <w:p>
+            <w:pPr>
+              <w:pStyle w:val="Compact"/>
+              <w:jc w:val="left"/>
+            </w:pPr>
+            <w:r>
+              <w:t xml:space="preserve">Per region + CRG type</w:t>
+            </w:r>
+          </w:p>
+        </w:tc>
+        <w:tc>
+          <w:tcPr/>
+          <w:p>
+            <w:pPr>
+              <w:pStyle w:val="Compact"/>
+              <w:jc w:val="left"/>
+            </w:pPr>
+            <w:r>
+              <w:t xml:space="preserve">Minimum time between auto-increase triggers for same region + CRG</w:t>
+            </w:r>
+          </w:p>
+        </w:tc>
+      </w:tr>
+      <w:tr>
+        <w:tc>
+          <w:tcPr/>
+          <w:p>
+            <w:pPr>
+              <w:pStyle w:val="Compact"/>
+              <w:jc w:val="left"/>
+            </w:pPr>
+            <w:r>
+              <w:rPr>
+                <w:rStyle w:val="VerbatimChar"/>
+              </w:rPr>
+              <w:t xml:space="preserve">reconciliation_interval_seconds</w:t>
+            </w:r>
+          </w:p>
+        </w:tc>
+        <w:tc>
+          <w:tcPr/>
+          <w:p>
+            <w:pPr>
+              <w:pStyle w:val="Compact"/>
+              <w:jc w:val="left"/>
+            </w:pPr>
+            <w:r>
+              <w:t xml:space="preserve">360 sec (6 min)</w:t>
+            </w:r>
+          </w:p>
+        </w:tc>
+        <w:tc>
+          <w:tcPr/>
+          <w:p>
+            <w:pPr>
+              <w:pStyle w:val="Compact"/>
+              <w:jc w:val="left"/>
+            </w:pPr>
+            <w:r>
+              <w:t xml:space="preserve">✅ Yes</w:t>
+            </w:r>
+          </w:p>
+        </w:tc>
+        <w:tc>
+          <w:tcPr/>
+          <w:p>
+            <w:pPr>
+              <w:pStyle w:val="Compact"/>
+              <w:jc w:val="left"/>
+            </w:pPr>
+            <w:r>
+              <w:t xml:space="preserve">Global</w:t>
+            </w:r>
+          </w:p>
+        </w:tc>
+        <w:tc>
+          <w:tcPr/>
+          <w:p>
+            <w:pPr>
+              <w:pStyle w:val="Compact"/>
+              <w:jc w:val="left"/>
+            </w:pPr>
+            <w:r>
+              <w:t xml:space="preserve">How often the engine checks allocated vs reserved capacity</w:t>
+            </w:r>
+          </w:p>
+        </w:tc>
+      </w:tr>
+      <w:tr>
+        <w:tc>
+          <w:tcPr/>
+          <w:p>
+            <w:pPr>
+              <w:pStyle w:val="Compact"/>
+              <w:jc w:val="left"/>
+            </w:pPr>
+            <w:r>
+              <w:rPr>
+                <w:rStyle w:val="VerbatimChar"/>
+              </w:rPr>
+              <w:t xml:space="preserve">configured_buffer</w:t>
+            </w:r>
+            <w:r>
+              <w:t xml:space="preserve"> </w:t>
+            </w:r>
+            <w:r>
+              <w:t xml:space="preserve">(Prod)</w:t>
+            </w:r>
+          </w:p>
+        </w:tc>
+        <w:tc>
+          <w:tcPr/>
+          <w:p>
+            <w:pPr>
+              <w:pStyle w:val="Compact"/>
+              <w:jc w:val="left"/>
+            </w:pPr>
+            <w:r>
+              <w:t xml:space="preserve">TBD (e.g., 1 slot)</w:t>
+            </w:r>
+          </w:p>
+        </w:tc>
+        <w:tc>
+          <w:tcPr/>
+          <w:p>
+            <w:pPr>
+              <w:pStyle w:val="Compact"/>
+              <w:jc w:val="left"/>
+            </w:pPr>
+            <w:r>
+              <w:t xml:space="preserve">✅ Yes</w:t>
+            </w:r>
+          </w:p>
+        </w:tc>
+        <w:tc>
+          <w:tcPr/>
+          <w:p>
+            <w:pPr>
+              <w:pStyle w:val="Compact"/>
+              <w:jc w:val="left"/>
+            </w:pPr>
+            <w:r>
+              <w:t xml:space="preserve">Per product/region/env/SKU</w:t>
+            </w:r>
+          </w:p>
+        </w:tc>
+        <w:tc>
+          <w:tcPr/>
+          <w:p>
+            <w:pPr>
+              <w:pStyle w:val="Compact"/>
+              <w:jc w:val="left"/>
+            </w:pPr>
+            <w:r>
+              <w:t xml:space="preserve">Reconciliation floor buffer above allocated VMs</w:t>
+            </w:r>
+          </w:p>
+        </w:tc>
+      </w:tr>
+      <w:tr>
+        <w:tc>
+          <w:tcPr/>
+          <w:p>
+            <w:pPr>
+              <w:pStyle w:val="Compact"/>
+              <w:jc w:val="left"/>
+            </w:pPr>
+            <w:r>
+              <w:rPr>
+                <w:rStyle w:val="VerbatimChar"/>
+              </w:rPr>
+              <w:t xml:space="preserve">configured_buffer</w:t>
+            </w:r>
+            <w:r>
+              <w:t xml:space="preserve"> </w:t>
+            </w:r>
+            <w:r>
+              <w:t xml:space="preserve">(NonProd)</w:t>
+            </w:r>
+          </w:p>
+        </w:tc>
+        <w:tc>
+          <w:tcPr/>
+          <w:p>
+            <w:pPr>
+              <w:pStyle w:val="Compact"/>
+              <w:jc w:val="left"/>
+            </w:pPr>
+            <w:r>
+              <w:t xml:space="preserve">TBD</w:t>
+            </w:r>
+          </w:p>
+        </w:tc>
+        <w:tc>
+          <w:tcPr/>
+          <w:p>
+            <w:pPr>
+              <w:pStyle w:val="Compact"/>
+              <w:jc w:val="left"/>
+            </w:pPr>
+            <w:r>
+              <w:t xml:space="preserve">✅ Yes</w:t>
+            </w:r>
+          </w:p>
+        </w:tc>
+        <w:tc>
+          <w:tcPr/>
+          <w:p>
+            <w:pPr>
+              <w:pStyle w:val="Compact"/>
+              <w:jc w:val="left"/>
+            </w:pPr>
+            <w:r>
+              <w:t xml:space="preserve">Per product/region/env/SKU</w:t>
+            </w:r>
+          </w:p>
+        </w:tc>
+        <w:tc>
+          <w:tcPr/>
+          <w:p>
+            <w:pPr>
+              <w:pStyle w:val="Compact"/>
+              <w:jc w:val="left"/>
+            </w:pPr>
+            <w:r>
+              <w:t xml:space="preserve">Reconciliation floor buffer above allocated VMs</w:t>
+            </w:r>
+          </w:p>
+        </w:tc>
+      </w:tr>
+      <w:tr>
+        <w:tc>
+          <w:tcPr/>
+          <w:p>
+            <w:pPr>
+              <w:pStyle w:val="Compact"/>
+              <w:jc w:val="left"/>
+            </w:pPr>
+            <w:r>
+              <w:rPr>
+                <w:rStyle w:val="VerbatimChar"/>
+              </w:rPr>
+              <w:t xml:space="preserve">configured_buffer</w:t>
+            </w:r>
+            <w:r>
+              <w:t xml:space="preserve"> </w:t>
+            </w:r>
+            <w:r>
+              <w:t xml:space="preserve">(DR)</w:t>
+            </w:r>
+          </w:p>
+        </w:tc>
+        <w:tc>
+          <w:tcPr/>
+          <w:p>
+            <w:pPr>
+              <w:pStyle w:val="Compact"/>
+              <w:jc w:val="left"/>
+            </w:pPr>
+            <w:r>
+              <w:t xml:space="preserve">TBD</w:t>
+            </w:r>
+          </w:p>
+        </w:tc>
+        <w:tc>
+          <w:tcPr/>
+          <w:p>
+            <w:pPr>
+              <w:pStyle w:val="Compact"/>
+              <w:jc w:val="left"/>
+            </w:pPr>
+            <w:r>
+              <w:t xml:space="preserve">✅ Yes</w:t>
+            </w:r>
+          </w:p>
+        </w:tc>
+        <w:tc>
+          <w:tcPr/>
+          <w:p>
+            <w:pPr>
+              <w:pStyle w:val="Compact"/>
+              <w:jc w:val="left"/>
+            </w:pPr>
+            <w:r>
+              <w:t xml:space="preserve">Per product/region/env/SKU</w:t>
+            </w:r>
+          </w:p>
+        </w:tc>
+        <w:tc>
+          <w:tcPr/>
+          <w:p>
+            <w:pPr>
+              <w:pStyle w:val="Compact"/>
+              <w:jc w:val="left"/>
+            </w:pPr>
+            <w:r>
+              <w:t xml:space="preserve">Reconciliation floor buffer above allocated VMs</w:t>
+            </w:r>
+          </w:p>
+        </w:tc>
+      </w:tr>
+    </w:tbl>
+    <w:p>
+      <w:pPr>
+        <w:pStyle w:val="BodyText"/>
+      </w:pPr>
+      <w:r>
+        <w:rPr>
+          <w:bCs/>
+          <w:b/>
+        </w:rPr>
+        <w:t xml:space="preserve">How to change:</w:t>
+      </w:r>
+      <w:r>
+        <w:t xml:space="preserve"> </w:t>
+      </w:r>
+      <w:r>
+        <w:t xml:space="preserve">Update</w:t>
+      </w:r>
+      <w:r>
+        <w:t xml:space="preserve"> </w:t>
+      </w:r>
+      <w:r>
+        <w:rPr>
+          <w:rStyle w:val="VerbatimChar"/>
+        </w:rPr>
+        <w:t xml:space="preserve">PlacementPolicy</w:t>
+      </w:r>
+      <w:r>
+        <w:t xml:space="preserve"> </w:t>
+      </w:r>
+      <w:r>
+        <w:t xml:space="preserve">config file → no validation gate required. Changes take effect on next policy load. See Section 5.4 for auto-increase threshold tuning guidance.</w:t>
+      </w:r>
+    </w:p>
+    <w:bookmarkEnd w:id="85"/>
+    <w:bookmarkStart w:id="86" w:name="capacity-management-forecast-alerts"/>
+    <w:p>
+      <w:pPr>
+        <w:pStyle w:val="Heading4"/>
+      </w:pPr>
+      <w:r>
+        <w:t xml:space="preserve">Capacity Management — Forecast &amp; Alerts</w:t>
+      </w:r>
+    </w:p>
+    <w:tbl>
+      <w:tblPr>
+        <w:tblStyle w:val="Table"/>
+        <w:tblW w:type="pct" w:w="5000"/>
+        <w:tblLook w:firstRow="1" w:lastRow="0" w:firstColumn="0" w:lastColumn="0" w:noHBand="0" w:noVBand="0" w:val="0020"/>
+      </w:tblPr>
+      <w:tblGrid>
+        <w:gridCol w:w="1584"/>
+        <w:gridCol w:w="1584"/>
+        <w:gridCol w:w="1584"/>
+        <w:gridCol w:w="1584"/>
+        <w:gridCol w:w="1584"/>
+      </w:tblGrid>
+      <w:tr>
+        <w:trPr>
+          <w:tblHeader w:val="true"/>
+        </w:trPr>
+        <w:tc>
+          <w:tcPr/>
+          <w:p>
+            <w:pPr>
+              <w:pStyle w:val="Compact"/>
+              <w:jc w:val="left"/>
+            </w:pPr>
+            <w:r>
+              <w:t xml:space="preserve">Parameter</w:t>
+            </w:r>
+          </w:p>
+        </w:tc>
+        <w:tc>
+          <w:tcPr/>
+          <w:p>
+            <w:pPr>
+              <w:pStyle w:val="Compact"/>
+              <w:jc w:val="left"/>
+            </w:pPr>
+            <w:r>
+              <w:t xml:space="preserve">Baseline Default</w:t>
+            </w:r>
+          </w:p>
+        </w:tc>
+        <w:tc>
+          <w:tcPr/>
+          <w:p>
+            <w:pPr>
+              <w:pStyle w:val="Compact"/>
+              <w:jc w:val="left"/>
+            </w:pPr>
+            <w:r>
+              <w:t xml:space="preserve">Configurable?</w:t>
+            </w:r>
+          </w:p>
+        </w:tc>
+        <w:tc>
+          <w:tcPr/>
+          <w:p>
+            <w:pPr>
+              <w:pStyle w:val="Compact"/>
+              <w:jc w:val="left"/>
+            </w:pPr>
+            <w:r>
+              <w:t xml:space="preserve">Scope</w:t>
+            </w:r>
+          </w:p>
+        </w:tc>
+        <w:tc>
+          <w:tcPr/>
+          <w:p>
+            <w:pPr>
+              <w:pStyle w:val="Compact"/>
+              <w:jc w:val="left"/>
+            </w:pPr>
+            <w:r>
+              <w:t xml:space="preserve">What it controls</w:t>
+            </w:r>
+          </w:p>
+        </w:tc>
+      </w:tr>
+      <w:tr>
+        <w:tc>
+          <w:tcPr/>
+          <w:p>
+            <w:pPr>
+              <w:pStyle w:val="Compact"/>
+              <w:jc w:val="left"/>
+            </w:pPr>
+            <w:r>
+              <w:rPr>
+                <w:rStyle w:val="VerbatimChar"/>
+              </w:rPr>
+              <w:t xml:space="preserve">forecast_horizon</w:t>
+            </w:r>
+          </w:p>
+        </w:tc>
+        <w:tc>
+          <w:tcPr/>
+          <w:p>
+            <w:pPr>
+              <w:pStyle w:val="Compact"/>
+              <w:jc w:val="left"/>
+            </w:pPr>
+            <w:r>
+              <w:t xml:space="preserve">{30, 60, 90} days</w:t>
+            </w:r>
+          </w:p>
+        </w:tc>
+        <w:tc>
+          <w:tcPr/>
+          <w:p>
+            <w:pPr>
+              <w:pStyle w:val="Compact"/>
+              <w:jc w:val="left"/>
+            </w:pPr>
+            <w:r>
+              <w:t xml:space="preserve">✅ Yes</w:t>
+            </w:r>
+          </w:p>
+        </w:tc>
+        <w:tc>
+          <w:tcPr/>
+          <w:p>
+            <w:pPr>
+              <w:pStyle w:val="Compact"/>
+              <w:jc w:val="left"/>
+            </w:pPr>
+            <w:r>
+              <w:t xml:space="preserve">Per forecast request</w:t>
+            </w:r>
+          </w:p>
+        </w:tc>
+        <w:tc>
+          <w:tcPr/>
+          <w:p>
+            <w:pPr>
+              <w:pStyle w:val="Compact"/>
+              <w:jc w:val="left"/>
+            </w:pPr>
+            <w:r>
+              <w:t xml:space="preserve">Prediction window for peak VM demand</w:t>
+            </w:r>
+          </w:p>
+        </w:tc>
+      </w:tr>
+      <w:tr>
+        <w:tc>
+          <w:tcPr/>
+          <w:p>
+            <w:pPr>
+              <w:pStyle w:val="Compact"/>
+              <w:jc w:val="left"/>
+            </w:pPr>
+            <w:r>
+              <w:rPr>
+                <w:rStyle w:val="VerbatimChar"/>
+              </w:rPr>
+              <w:t xml:space="preserve">forecast_quota_alert_threshold</w:t>
+            </w:r>
+          </w:p>
+        </w:tc>
+        <w:tc>
+          <w:tcPr/>
+          <w:p>
+            <w:pPr>
+              <w:pStyle w:val="Compact"/>
+              <w:jc w:val="left"/>
+            </w:pPr>
+            <w:r>
+              <w:t xml:space="preserve">0.80 (80%)</w:t>
+            </w:r>
+          </w:p>
+        </w:tc>
+        <w:tc>
+          <w:tcPr/>
+          <w:p>
+            <w:pPr>
+              <w:pStyle w:val="Compact"/>
+              <w:jc w:val="left"/>
+            </w:pPr>
+            <w:r>
+              <w:t xml:space="preserve">✅ Yes</w:t>
+            </w:r>
+          </w:p>
+        </w:tc>
+        <w:tc>
+          <w:tcPr/>
+          <w:p>
+            <w:pPr>
+              <w:pStyle w:val="Compact"/>
+              <w:jc w:val="left"/>
+            </w:pPr>
+            <w:r>
+              <w:t xml:space="preserve">Global</w:t>
+            </w:r>
+          </w:p>
+        </w:tc>
+        <w:tc>
+          <w:tcPr/>
+          <w:p>
+            <w:pPr>
+              <w:pStyle w:val="Compact"/>
+              <w:jc w:val="left"/>
+            </w:pPr>
+            <w:r>
+              <w:t xml:space="preserve">Quota utilization % that triggers ForecastApproachingQuotaLimit alert</w:t>
+            </w:r>
+          </w:p>
+        </w:tc>
+      </w:tr>
+      <w:tr>
+        <w:tc>
+          <w:tcPr/>
+          <w:p>
+            <w:pPr>
+              <w:pStyle w:val="Compact"/>
+              <w:jc w:val="left"/>
+            </w:pPr>
+            <w:r>
+              <w:rPr>
+                <w:rStyle w:val="VerbatimChar"/>
+              </w:rPr>
+              <w:t xml:space="preserve">forecast_quota_alert_lead_time</w:t>
+            </w:r>
+          </w:p>
+        </w:tc>
+        <w:tc>
+          <w:tcPr/>
+          <w:p>
+            <w:pPr>
+              <w:pStyle w:val="Compact"/>
+              <w:jc w:val="left"/>
+            </w:pPr>
+            <w:r>
+              <w:t xml:space="preserve">14 days</w:t>
+            </w:r>
+          </w:p>
+        </w:tc>
+        <w:tc>
+          <w:tcPr/>
+          <w:p>
+            <w:pPr>
+              <w:pStyle w:val="Compact"/>
+              <w:jc w:val="left"/>
+            </w:pPr>
+            <w:r>
+              <w:t xml:space="preserve">✅ Yes</w:t>
+            </w:r>
+          </w:p>
+        </w:tc>
+        <w:tc>
+          <w:tcPr/>
+          <w:p>
+            <w:pPr>
+              <w:pStyle w:val="Compact"/>
+              <w:jc w:val="left"/>
+            </w:pPr>
+            <w:r>
+              <w:t xml:space="preserve">Global</w:t>
+            </w:r>
+          </w:p>
+        </w:tc>
+        <w:tc>
+          <w:tcPr/>
+          <w:p>
+            <w:pPr>
+              <w:pStyle w:val="Compact"/>
+              <w:jc w:val="left"/>
+            </w:pPr>
+            <w:r>
+              <w:t xml:space="preserve">Minimum lead time for quota alert before predicted breach</w:t>
+            </w:r>
+          </w:p>
+        </w:tc>
+      </w:tr>
+    </w:tbl>
+    <w:p>
+      <w:pPr>
+        <w:pStyle w:val="BodyText"/>
+      </w:pPr>
+      <w:r>
+        <w:rPr>
+          <w:bCs/>
+          <w:b/>
+        </w:rPr>
+        <w:t xml:space="preserve">How to change:</w:t>
+      </w:r>
+      <w:r>
+        <w:t xml:space="preserve"> </w:t>
+      </w:r>
+      <w:r>
+        <w:t xml:space="preserve">Update</w:t>
+      </w:r>
+      <w:r>
+        <w:t xml:space="preserve"> </w:t>
+      </w:r>
+      <w:r>
+        <w:rPr>
+          <w:rStyle w:val="VerbatimChar"/>
+        </w:rPr>
+        <w:t xml:space="preserve">PlacementPolicy</w:t>
+      </w:r>
+      <w:r>
+        <w:t xml:space="preserve"> </w:t>
+      </w:r>
+      <w:r>
+        <w:t xml:space="preserve">config file or forecast service config → changes take effect on next policy load or forecast run.</w:t>
+      </w:r>
+    </w:p>
+    <w:bookmarkEnd w:id="86"/>
+    <w:bookmarkStart w:id="87" w:name="dr-management-bootstrap-targets"/>
+    <w:p>
+      <w:pPr>
+        <w:pStyle w:val="Heading4"/>
+      </w:pPr>
+      <w:r>
+        <w:t xml:space="preserve">DR Management — Bootstrap Targets</w:t>
+      </w:r>
+    </w:p>
+    <w:tbl>
+      <w:tblPr>
+        <w:tblStyle w:val="Table"/>
+        <w:tblW w:type="pct" w:w="5000"/>
+        <w:tblLook w:firstRow="1" w:lastRow="0" w:firstColumn="0" w:lastColumn="0" w:noHBand="0" w:noVBand="0" w:val="0020"/>
+      </w:tblPr>
+      <w:tblGrid>
+        <w:gridCol w:w="1584"/>
+        <w:gridCol w:w="1584"/>
+        <w:gridCol w:w="1584"/>
+        <w:gridCol w:w="1584"/>
+        <w:gridCol w:w="1584"/>
+      </w:tblGrid>
+      <w:tr>
+        <w:trPr>
+          <w:tblHeader w:val="true"/>
+        </w:trPr>
+        <w:tc>
+          <w:tcPr/>
+          <w:p>
+            <w:pPr>
+              <w:pStyle w:val="Compact"/>
+              <w:jc w:val="left"/>
+            </w:pPr>
+            <w:r>
+              <w:t xml:space="preserve">Parameter</w:t>
+            </w:r>
+          </w:p>
+        </w:tc>
+        <w:tc>
+          <w:tcPr/>
+          <w:p>
+            <w:pPr>
+              <w:pStyle w:val="Compact"/>
+              <w:jc w:val="left"/>
+            </w:pPr>
+            <w:r>
+              <w:t xml:space="preserve">Baseline Default</w:t>
+            </w:r>
+          </w:p>
+        </w:tc>
+        <w:tc>
+          <w:tcPr/>
+          <w:p>
+            <w:pPr>
+              <w:pStyle w:val="Compact"/>
+              <w:jc w:val="left"/>
+            </w:pPr>
+            <w:r>
+              <w:t xml:space="preserve">Configurable?</w:t>
+            </w:r>
+          </w:p>
+        </w:tc>
+        <w:tc>
+          <w:tcPr/>
+          <w:p>
+            <w:pPr>
+              <w:pStyle w:val="Compact"/>
+              <w:jc w:val="left"/>
+            </w:pPr>
+            <w:r>
+              <w:t xml:space="preserve">Scope</w:t>
+            </w:r>
+          </w:p>
+        </w:tc>
+        <w:tc>
+          <w:tcPr/>
+          <w:p>
+            <w:pPr>
+              <w:pStyle w:val="Compact"/>
+              <w:jc w:val="left"/>
+            </w:pPr>
+            <w:r>
+              <w:t xml:space="preserve">What it controls</w:t>
+            </w:r>
+          </w:p>
+        </w:tc>
+      </w:tr>
+      <w:tr>
+        <w:tc>
+          <w:tcPr/>
+          <w:p>
+            <w:pPr>
+              <w:pStyle w:val="Compact"/>
+              <w:jc w:val="left"/>
+            </w:pPr>
+            <w:r>
+              <w:rPr>
+                <w:rStyle w:val="VerbatimChar"/>
+              </w:rPr>
+              <w:t xml:space="preserve">dr_bootstrap_target</w:t>
+            </w:r>
+            <w:r>
+              <w:t xml:space="preserve"> </w:t>
+            </w:r>
+            <w:r>
+              <w:t xml:space="preserve">(per workload)</w:t>
+            </w:r>
+          </w:p>
+        </w:tc>
+        <w:tc>
+          <w:tcPr/>
+          <w:p>
+            <w:pPr>
+              <w:pStyle w:val="Compact"/>
+              <w:jc w:val="left"/>
+            </w:pPr>
+            <w:r>
+              <w:t xml:space="preserve">TBD (lean, ~5–20%)</w:t>
+            </w:r>
+          </w:p>
+        </w:tc>
+        <w:tc>
+          <w:tcPr/>
+          <w:p>
+            <w:pPr>
+              <w:pStyle w:val="Compact"/>
+              <w:jc w:val="left"/>
+            </w:pPr>
+            <w:r>
+              <w:t xml:space="preserve">✅ Yes</w:t>
+            </w:r>
+          </w:p>
+        </w:tc>
+        <w:tc>
+          <w:tcPr/>
+          <w:p>
+            <w:pPr>
+              <w:pStyle w:val="Compact"/>
+              <w:jc w:val="left"/>
+            </w:pPr>
+            <w:r>
+              <w:t xml:space="preserve">Per workload/product/region/zone/VM family/subscription</w:t>
+            </w:r>
+          </w:p>
+        </w:tc>
+        <w:tc>
+          <w:tcPr/>
+          <w:p>
+            <w:pPr>
+              <w:pStyle w:val="Compact"/>
+              <w:jc w:val="left"/>
+            </w:pPr>
+            <w:r>
+              <w:t xml:space="preserve">Minimum DR capacity to pre-stage (ENV-005)</w:t>
+            </w:r>
+          </w:p>
+        </w:tc>
+      </w:tr>
+      <w:tr>
+        <w:tc>
+          <w:tcPr/>
+          <w:p>
+            <w:pPr>
+              <w:pStyle w:val="Compact"/>
+              <w:jc w:val="left"/>
+            </w:pPr>
+            <w:r>
+              <w:rPr>
+                <w:rStyle w:val="VerbatimChar"/>
+              </w:rPr>
+              <w:t xml:space="preserve">dr_ratio_target</w:t>
+            </w:r>
+            <w:r>
+              <w:t xml:space="preserve"> </w:t>
+            </w:r>
+            <w:r>
+              <w:t xml:space="preserve">(coverage ratio)</w:t>
+            </w:r>
+          </w:p>
+        </w:tc>
+        <w:tc>
+          <w:tcPr/>
+          <w:p>
+            <w:pPr>
+              <w:pStyle w:val="Compact"/>
+              <w:jc w:val="left"/>
+            </w:pPr>
+            <w:r>
+              <w:t xml:space="preserve">TBD (varies per customer SLA)</w:t>
+            </w:r>
+          </w:p>
+        </w:tc>
+        <w:tc>
+          <w:tcPr/>
+          <w:p>
+            <w:pPr>
+              <w:pStyle w:val="Compact"/>
+              <w:jc w:val="left"/>
+            </w:pPr>
+            <w:r>
+              <w:t xml:space="preserve">✅ Yes</w:t>
+            </w:r>
+          </w:p>
+        </w:tc>
+        <w:tc>
+          <w:tcPr/>
+          <w:p>
+            <w:pPr>
+              <w:pStyle w:val="Compact"/>
+              <w:jc w:val="left"/>
+            </w:pPr>
+            <w:r>
+              <w:t xml:space="preserve">Per customer/product</w:t>
+            </w:r>
+          </w:p>
+        </w:tc>
+        <w:tc>
+          <w:tcPr/>
+          <w:p>
+            <w:pPr>
+              <w:pStyle w:val="Compact"/>
+              <w:jc w:val="left"/>
+            </w:pPr>
+            <w:r>
+              <w:t xml:space="preserve">Target DR coverage ratio for scoring δ component</w:t>
+            </w:r>
+          </w:p>
+        </w:tc>
+      </w:tr>
+    </w:tbl>
+    <w:p>
+      <w:pPr>
+        <w:pStyle w:val="BodyText"/>
+      </w:pPr>
+      <w:r>
+        <w:rPr>
+          <w:bCs/>
+          <w:b/>
+        </w:rPr>
+        <w:t xml:space="preserve">How to change:</w:t>
+      </w:r>
+      <w:r>
+        <w:t xml:space="preserve"> </w:t>
+      </w:r>
+      <w:r>
+        <w:t xml:space="preserve">Update</w:t>
+      </w:r>
+      <w:r>
+        <w:t xml:space="preserve"> </w:t>
+      </w:r>
+      <w:r>
+        <w:rPr>
+          <w:rStyle w:val="VerbatimChar"/>
+        </w:rPr>
+        <w:t xml:space="preserve">PlacementPolicy</w:t>
+      </w:r>
+      <w:r>
+        <w:t xml:space="preserve"> </w:t>
+      </w:r>
+      <w:r>
+        <w:t xml:space="preserve">config file → no validation gate required. DR bootstrap cannot be implicitly zero (ENV-006) — zero requires explicit approved policy exception.</w:t>
+      </w:r>
+    </w:p>
+    <w:bookmarkEnd w:id="87"/>
+    <w:bookmarkStart w:id="88" w:name="fixed-system-constants-not-configurable"/>
+    <w:p>
+      <w:pPr>
+        <w:pStyle w:val="Heading4"/>
+      </w:pPr>
+      <w:r>
+        <w:t xml:space="preserve">Fixed / System Constants (Not Configurable)</w:t>
+      </w:r>
+    </w:p>
+    <w:tbl>
+      <w:tblPr>
+        <w:tblStyle w:val="Table"/>
+        <w:tblW w:type="pct" w:w="5000"/>
+        <w:tblLook w:firstRow="1" w:lastRow="0" w:firstColumn="0" w:lastColumn="0" w:noHBand="0" w:noVBand="0" w:val="0020"/>
+      </w:tblPr>
+      <w:tblGrid>
+        <w:gridCol w:w="2640"/>
+        <w:gridCol w:w="2640"/>
+        <w:gridCol w:w="2640"/>
+      </w:tblGrid>
+      <w:tr>
+        <w:trPr>
+          <w:tblHeader w:val="true"/>
+        </w:trPr>
+        <w:tc>
+          <w:tcPr/>
+          <w:p>
+            <w:pPr>
+              <w:pStyle w:val="Compact"/>
+              <w:jc w:val="left"/>
+            </w:pPr>
+            <w:r>
+              <w:t xml:space="preserve">Parameter</w:t>
+            </w:r>
+          </w:p>
+        </w:tc>
+        <w:tc>
+          <w:tcPr/>
+          <w:p>
+            <w:pPr>
+              <w:pStyle w:val="Compact"/>
+              <w:jc w:val="left"/>
+            </w:pPr>
+            <w:r>
+              <w:t xml:space="preserve">Value</w:t>
+            </w:r>
+          </w:p>
+        </w:tc>
+        <w:tc>
+          <w:tcPr/>
+          <w:p>
+            <w:pPr>
+              <w:pStyle w:val="Compact"/>
+              <w:jc w:val="left"/>
+            </w:pPr>
+            <w:r>
+              <w:t xml:space="preserve">Why it’s fixed</w:t>
+            </w:r>
+          </w:p>
+        </w:tc>
+      </w:tr>
+      <w:tr>
+        <w:tc>
+          <w:tcPr/>
+          <w:p>
+            <w:pPr>
+              <w:pStyle w:val="Compact"/>
+              <w:jc w:val="left"/>
+            </w:pPr>
+            <w:r>
+              <w:t xml:space="preserve">Weight sum invariant</w:t>
+            </w:r>
+          </w:p>
+        </w:tc>
+        <w:tc>
+          <w:tcPr/>
+          <w:p>
+            <w:pPr>
+              <w:pStyle w:val="Compact"/>
+              <w:jc w:val="left"/>
+            </w:pPr>
+            <w:r>
+              <w:t xml:space="preserve">1.00</w:t>
+            </w:r>
+          </w:p>
+        </w:tc>
+        <w:tc>
+          <w:tcPr/>
+          <w:p>
+            <w:pPr>
+              <w:pStyle w:val="Compact"/>
+              <w:jc w:val="left"/>
+            </w:pPr>
+            <w:r>
+              <w:t xml:space="preserve">Mathematical requirement for score normalization</w:t>
+            </w:r>
+          </w:p>
+        </w:tc>
+      </w:tr>
+      <w:tr>
+        <w:tc>
+          <w:tcPr/>
+          <w:p>
+            <w:pPr>
+              <w:pStyle w:val="Compact"/>
+              <w:jc w:val="left"/>
+            </w:pPr>
+            <w:r>
+              <w:t xml:space="preserve">Weight sum tolerance</w:t>
+            </w:r>
+          </w:p>
+        </w:tc>
+        <w:tc>
+          <w:tcPr/>
+          <w:p>
+            <w:pPr>
+              <w:pStyle w:val="Compact"/>
+              <w:jc w:val="left"/>
+            </w:pPr>
+            <w:r>
+              <w:t xml:space="preserve">0.001</w:t>
+            </w:r>
+          </w:p>
+        </w:tc>
+        <w:tc>
+          <w:tcPr/>
+          <w:p>
+            <w:pPr>
+              <w:pStyle w:val="Compact"/>
+              <w:jc w:val="left"/>
+            </w:pPr>
+            <w:r>
+              <w:t xml:space="preserve">IEEE 754 floating-point precision allowance</w:t>
+            </w:r>
+          </w:p>
+        </w:tc>
+      </w:tr>
+      <w:tr>
+        <w:tc>
+          <w:tcPr/>
+          <w:p>
+            <w:pPr>
+              <w:pStyle w:val="Compact"/>
+              <w:jc w:val="left"/>
+            </w:pPr>
+            <w:r>
+              <w:t xml:space="preserve">Component clamp range</w:t>
+            </w:r>
+          </w:p>
+        </w:tc>
+        <w:tc>
+          <w:tcPr/>
+          <w:p>
+            <w:pPr>
+              <w:pStyle w:val="Compact"/>
+              <w:jc w:val="left"/>
+            </w:pPr>
+            <w:r>
+              <w:t xml:space="preserve">[0, 1]</w:t>
+            </w:r>
+          </w:p>
+        </w:tc>
+        <w:tc>
+          <w:tcPr/>
+          <w:p>
+            <w:pPr>
+              <w:pStyle w:val="Compact"/>
+              <w:jc w:val="left"/>
+            </w:pPr>
+            <w:r>
+              <w:t xml:space="preserve">Normalization requirement for weighted scoring</w:t>
+            </w:r>
+          </w:p>
+        </w:tc>
+      </w:tr>
+      <w:tr>
+        <w:tc>
+          <w:tcPr/>
+          <w:p>
+            <w:pPr>
+              <w:pStyle w:val="Compact"/>
+              <w:jc w:val="left"/>
+            </w:pPr>
+            <w:r>
+              <w:t xml:space="preserve">Placement score range</w:t>
+            </w:r>
+          </w:p>
+        </w:tc>
+        <w:tc>
+          <w:tcPr/>
+          <w:p>
+            <w:pPr>
+              <w:pStyle w:val="Compact"/>
+              <w:jc w:val="left"/>
+            </w:pPr>
+            <w:r>
+              <w:t xml:space="preserve">[0.0, 1.0]</w:t>
+            </w:r>
+          </w:p>
+        </w:tc>
+        <w:tc>
+          <w:tcPr/>
+          <w:p>
+            <w:pPr>
+              <w:pStyle w:val="Compact"/>
+              <w:jc w:val="left"/>
+            </w:pPr>
+            <w:r>
+              <w:t xml:space="preserve">Direct consequence of weight sum = 1.0 and clamp [0, 1]</w:t>
+            </w:r>
+          </w:p>
+        </w:tc>
+      </w:tr>
+      <w:tr>
+        <w:tc>
+          <w:tcPr/>
+          <w:p>
+            <w:pPr>
+              <w:pStyle w:val="Compact"/>
+              <w:jc w:val="left"/>
+            </w:pPr>
+            <w:r>
+              <w:t xml:space="preserve">Debounce cooldown minimum</w:t>
+            </w:r>
+          </w:p>
+        </w:tc>
+        <w:tc>
+          <w:tcPr/>
+          <w:p>
+            <w:pPr>
+              <w:pStyle w:val="Compact"/>
+              <w:jc w:val="left"/>
+            </w:pPr>
+            <w:r>
+              <w:t xml:space="preserve">30 min</w:t>
+            </w:r>
+          </w:p>
+        </w:tc>
+        <w:tc>
+          <w:tcPr/>
+          <w:p>
+            <w:pPr>
+              <w:pStyle w:val="Compact"/>
+              <w:jc w:val="left"/>
+            </w:pPr>
+            <w:r>
+              <w:t xml:space="preserve">Operational safety to prevent request thrashing</w:t>
+            </w:r>
+          </w:p>
+        </w:tc>
+      </w:tr>
+    </w:tbl>
+    <w:bookmarkEnd w:id="88"/>
+    <w:bookmarkStart w:id="89" w:name="configuration-change-process"/>
+    <w:p>
+      <w:pPr>
+        <w:pStyle w:val="Heading4"/>
+      </w:pPr>
+      <w:r>
+        <w:t xml:space="preserve">Configuration Change Process</w:t>
+      </w:r>
+    </w:p>
+    <w:p>
+      <w:pPr>
+        <w:pStyle w:val="FirstParagraph"/>
+      </w:pPr>
+      <w:r>
+        <w:rPr>
+          <w:bCs/>
+          <w:b/>
+        </w:rPr>
+        <w:t xml:space="preserve">All configurable parameters follow the same update process:</w:t>
+      </w:r>
+    </w:p>
+    <w:p>
+      <w:pPr>
+        <w:numPr>
+          <w:ilvl w:val="0"/>
+          <w:numId w:val="1017"/>
+        </w:numPr>
+        <w:pStyle w:val="Compact"/>
+      </w:pPr>
+      <w:r>
+        <w:rPr>
+          <w:bCs/>
+          <w:b/>
+        </w:rPr>
+        <w:t xml:space="preserve">Update the</w:t>
+      </w:r>
+      <w:r>
+        <w:rPr>
+          <w:bCs/>
+          <w:b/>
+        </w:rPr>
+        <w:t xml:space="preserve"> </w:t>
+      </w:r>
+      <w:r>
+        <w:rPr>
+          <w:rStyle w:val="VerbatimChar"/>
+          <w:bCs/>
+          <w:b/>
+        </w:rPr>
+        <w:t xml:space="preserve">PlacementPolicy</w:t>
+      </w:r>
+      <w:r>
+        <w:rPr>
+          <w:bCs/>
+          <w:b/>
+        </w:rPr>
+        <w:t xml:space="preserve"> </w:t>
+      </w:r>
+      <w:r>
+        <w:rPr>
+          <w:bCs/>
+          <w:b/>
+        </w:rPr>
+        <w:t xml:space="preserve">configuration file</w:t>
+      </w:r>
+      <w:r>
+        <w:t xml:space="preserve"> </w:t>
+      </w:r>
+      <w:r>
+        <w:t xml:space="preserve">(JSON/YAML, stored in version control)</w:t>
+      </w:r>
+    </w:p>
+    <w:p>
+      <w:pPr>
+        <w:numPr>
+          <w:ilvl w:val="0"/>
+          <w:numId w:val="1017"/>
+        </w:numPr>
+        <w:pStyle w:val="Compact"/>
+      </w:pPr>
+      <w:r>
+        <w:rPr>
+          <w:bCs/>
+          <w:b/>
+        </w:rPr>
+        <w:t xml:space="preserve">Config/Scope-File Service validates</w:t>
+      </w:r>
+      <w:r>
+        <w:t xml:space="preserve"> </w:t>
+      </w:r>
+      <w:r>
+        <w:t xml:space="preserve">(for weight-sum gate only; other params have no validation)</w:t>
+      </w:r>
+    </w:p>
+    <w:p>
+      <w:pPr>
+        <w:numPr>
+          <w:ilvl w:val="0"/>
+          <w:numId w:val="1017"/>
+        </w:numPr>
+        <w:pStyle w:val="Compact"/>
+      </w:pPr>
+      <w:r>
+        <w:rPr>
+          <w:bCs/>
+          <w:b/>
+        </w:rPr>
+        <w:t xml:space="preserve">If valid, policy version is published</w:t>
+      </w:r>
+      <w:r>
+        <w:t xml:space="preserve"> </w:t>
+      </w:r>
+      <w:r>
+        <w:t xml:space="preserve">to the Placement Engine</w:t>
+      </w:r>
+    </w:p>
+    <w:p>
+      <w:pPr>
+        <w:numPr>
+          <w:ilvl w:val="0"/>
+          <w:numId w:val="1017"/>
+        </w:numPr>
+        <w:pStyle w:val="Compact"/>
+      </w:pPr>
+      <w:r>
+        <w:rPr>
+          <w:bCs/>
+          <w:b/>
+        </w:rPr>
+        <w:t xml:space="preserve">Engine records</w:t>
+      </w:r>
+      <w:r>
+        <w:rPr>
+          <w:bCs/>
+          <w:b/>
+        </w:rPr>
+        <w:t xml:space="preserve"> </w:t>
+      </w:r>
+      <w:r>
+        <w:rPr>
+          <w:rStyle w:val="VerbatimChar"/>
+          <w:bCs/>
+          <w:b/>
+        </w:rPr>
+        <w:t xml:space="preserve">policy_version</w:t>
+      </w:r>
+      <w:r>
+        <w:t xml:space="preserve"> </w:t>
+      </w:r>
+      <w:r>
+        <w:t xml:space="preserve">in every placement decision (audit trail)</w:t>
+      </w:r>
+    </w:p>
+    <w:p>
+      <w:pPr>
+        <w:numPr>
+          <w:ilvl w:val="0"/>
+          <w:numId w:val="1017"/>
+        </w:numPr>
+        <w:pStyle w:val="Compact"/>
+      </w:pPr>
+      <w:r>
+        <w:rPr>
+          <w:bCs/>
+          <w:b/>
+        </w:rPr>
+        <w:t xml:space="preserve">Changes take effect</w:t>
+      </w:r>
+      <w:r>
+        <w:t xml:space="preserve"> </w:t>
+      </w:r>
+      <w:r>
+        <w:t xml:space="preserve">on the next placement/reconciliation/forecast cycle</w:t>
+      </w:r>
+    </w:p>
+    <w:p>
+      <w:pPr>
+        <w:pStyle w:val="FirstParagraph"/>
+      </w:pPr>
+      <w:r>
+        <w:rPr>
+          <w:bCs/>
+          <w:b/>
+        </w:rPr>
+        <w:t xml:space="preserve">No code deployment is required</w:t>
+      </w:r>
+      <w:r>
+        <w:t xml:space="preserve"> </w:t>
+      </w:r>
+      <w:r>
+        <w:t xml:space="preserve">to change any configurable parameter. Only a policy configuration</w:t>
+      </w:r>
+      <w:r>
+        <w:t xml:space="preserve"> </w:t>
+      </w:r>
+      <w:r>
+        <w:t xml:space="preserve">file update and service restart/reload.</w:t>
+      </w:r>
+    </w:p>
+    <w:p>
+      <w:pPr>
+        <w:pStyle w:val="BodyText"/>
+      </w:pPr>
+      <w:r>
+        <w:rPr>
+          <w:bCs/>
+          <w:b/>
+        </w:rPr>
+        <w:t xml:space="preserve">Monitoring after change:</w:t>
+      </w:r>
+      <w:r>
+        <w:t xml:space="preserve"> </w:t>
+      </w:r>
+      <w:r>
+        <w:t xml:space="preserve">- Track the metrics in Section 3.8.6 (weight changes) or Section 5.4.1 (threshold changes)</w:t>
+      </w:r>
+      <w:r>
+        <w:t xml:space="preserve"> </w:t>
+      </w:r>
+      <w:r>
+        <w:t xml:space="preserve">- Compare placement/capacity decisions before and after the change</w:t>
+      </w:r>
+      <w:r>
+        <w:t xml:space="preserve"> </w:t>
+      </w:r>
+      <w:r>
+        <w:t xml:space="preserve">- Monitor auto-increase trigger frequency, capacity utilization, quota request rates</w:t>
+      </w:r>
+    </w:p>
+    <w:p>
+      <w:pPr>
+        <w:pStyle w:val="BodyText"/>
+      </w:pPr>
+      <w:r>
+        <w:rPr>
+          <w:bCs/>
+          <w:b/>
+        </w:rPr>
+        <w:t xml:space="preserve">Rollback:</w:t>
+      </w:r>
+      <w:r>
+        <w:t xml:space="preserve"> </w:t>
+      </w:r>
+      <w:r>
+        <w:t xml:space="preserve">Revert the</w:t>
+      </w:r>
+      <w:r>
+        <w:t xml:space="preserve"> </w:t>
+      </w:r>
+      <w:r>
+        <w:rPr>
+          <w:rStyle w:val="VerbatimChar"/>
+        </w:rPr>
+        <w:t xml:space="preserve">PlacementPolicy</w:t>
+      </w:r>
+      <w:r>
+        <w:t xml:space="preserve"> </w:t>
+      </w:r>
+      <w:r>
+        <w:t xml:space="preserve">config file to the previous version and republish.</w:t>
+      </w:r>
+    </w:p>
+    <w:bookmarkEnd w:id="89"/>
+    <w:bookmarkEnd w:id="90"/>
+    <w:bookmarkStart w:id="91" w:name="quick-reference-all-key-numbers"/>
+    <w:p>
+      <w:pPr>
+        <w:pStyle w:val="Heading3"/>
+      </w:pPr>
+      <w:r>
+        <w:t xml:space="preserve">8.2 Quick Reference — All Key Numbers</w:t>
+      </w:r>
+    </w:p>
+    <w:p>
+      <w:pPr>
+        <w:pStyle w:val="FirstParagraph"/>
+      </w:pPr>
+      <w:r>
+        <w:t xml:space="preserve">This table combines all key values (configurable and fixed) for quick lookup:</w:t>
+      </w:r>
+    </w:p>
+    <w:tbl>
+      <w:tblPr>
+        <w:tblStyle w:val="Table"/>
+        <w:tblW w:type="pct" w:w="5000"/>
+        <w:tblLook w:firstRow="1" w:lastRow="0" w:firstColumn="0" w:lastColumn="0" w:noHBand="0" w:noVBand="0" w:val="0020"/>
+      </w:tblPr>
+      <w:tblGrid>
+        <w:gridCol w:w="2640"/>
+        <w:gridCol w:w="2640"/>
+        <w:gridCol w:w="2640"/>
+      </w:tblGrid>
+      <w:tr>
+        <w:trPr>
+          <w:tblHeader w:val="true"/>
+        </w:trPr>
+        <w:tc>
+          <w:tcPr/>
+          <w:p>
+            <w:pPr>
+              <w:pStyle w:val="Compact"/>
+              <w:jc w:val="left"/>
+            </w:pPr>
+            <w:r>
               <w:t xml:space="preserve">Parameter</w:t>
             </w:r>
           </w:p>
@@ -12337,7 +16251,7 @@
               <w:jc w:val="left"/>
             </w:pPr>
             <w:r>
-              <w:t xml:space="preserve">20% utilisation</w:t>
+              <w:t xml:space="preserve">20% headroom remaining</w:t>
             </w:r>
           </w:p>
         </w:tc>
@@ -12375,7 +16289,7 @@
               <w:jc w:val="left"/>
             </w:pPr>
             <w:r>
-              <w:t xml:space="preserve">20% utilisation</w:t>
+              <w:t xml:space="preserve">20% headroom remaining</w:t>
             </w:r>
           </w:p>
         </w:tc>
@@ -12413,7 +16327,7 @@
               <w:jc w:val="left"/>
             </w:pPr>
             <w:r>
-              <w:t xml:space="preserve">35% utilisation</w:t>
+              <w:t xml:space="preserve">35% headroom remaining</w:t>
             </w:r>
           </w:p>
         </w:tc>
@@ -12553,7 +16467,7 @@
               <w:jc w:val="left"/>
             </w:pPr>
             <w:r>
-              <w:t xml:space="preserve">Reconciliation loop target</w:t>
+              <w:t xml:space="preserve">Reconciliation loop interval</w:t>
             </w:r>
           </w:p>
         </w:tc>
@@ -12849,8 +16763,9 @@
         <w:t xml:space="preserve">are available.</w:t>
       </w:r>
     </w:p>
-    <w:bookmarkEnd w:id="80"/>
-    <w:bookmarkEnd w:id="81"/>
+    <w:bookmarkEnd w:id="91"/>
+    <w:bookmarkEnd w:id="92"/>
+    <w:bookmarkEnd w:id="93"/>
     <w:sectPr/>
   </w:body>
 </w:document>
@@ -13275,6 +17190,36 @@
     </w:lvlOverride>
   </w:num>
   <w:num w:numId="1016">
+    <w:abstractNumId w:val="99411"/>
+    <w:lvlOverride w:ilvl="0">
+      <w:startOverride w:val="1"/>
+    </w:lvlOverride>
+    <w:lvlOverride w:ilvl="1">
+      <w:startOverride w:val="1"/>
+    </w:lvlOverride>
+    <w:lvlOverride w:ilvl="2">
+      <w:startOverride w:val="1"/>
+    </w:lvlOverride>
+    <w:lvlOverride w:ilvl="3">
+      <w:startOverride w:val="1"/>
+    </w:lvlOverride>
+    <w:lvlOverride w:ilvl="4">
+      <w:startOverride w:val="1"/>
+    </w:lvlOverride>
+    <w:lvlOverride w:ilvl="5">
+      <w:startOverride w:val="1"/>
+    </w:lvlOverride>
+    <w:lvlOverride w:ilvl="6">
+      <w:startOverride w:val="1"/>
+    </w:lvlOverride>
+    <w:lvlOverride w:ilvl="7">
+      <w:startOverride w:val="1"/>
+    </w:lvlOverride>
+    <w:lvlOverride w:ilvl="8">
+      <w:startOverride w:val="1"/>
+    </w:lvlOverride>
+  </w:num>
+  <w:num w:numId="1017">
     <w:abstractNumId w:val="99411"/>
     <w:lvlOverride w:ilvl="0">
       <w:startOverride w:val="1"/>
